--- a/MACHOWSKI_JAKUBOWSKI_RYBARCZYK_NOWICKI_xpStoryCards.docx
+++ b/MACHOWSKI_JAKUBOWSKI_RYBARCZYK_NOWICKI_xpStoryCards.docx
@@ -2,6 +2,177 @@
 <file path=word/document.xml><?xml version="1.0" encoding="utf-8"?>
 <w:document xmlns:o="urn:schemas-microsoft-com:office:office" xmlns:r="http://schemas.openxmlformats.org/officeDocument/2006/relationships" xmlns:v="urn:schemas-microsoft-com:vml" xmlns:w="http://schemas.openxmlformats.org/wordprocessingml/2006/main" xmlns:w10="urn:schemas-microsoft-com:office:word" xmlns:wp="http://schemas.openxmlformats.org/drawingml/2006/wordprocessingDrawing" xmlns:wps="http://schemas.microsoft.com/office/word/2010/wordprocessingShape" xmlns:wpg="http://schemas.microsoft.com/office/word/2010/wordprocessingGroup" xmlns:mc="http://schemas.openxmlformats.org/markup-compatibility/2006" xmlns:wp14="http://schemas.microsoft.com/office/word/2010/wordprocessingDrawing" xmlns:w14="http://schemas.microsoft.com/office/word/2010/wordml" xmlns:w15="http://schemas.microsoft.com/office/word/2012/wordml" mc:Ignorable="w14 wp14 w15">
   <w:body>
+    <w:p>
+      <w:pPr>
+        <w:pStyle w:val="Normal"/>
+        <w:spacing w:lineRule="auto" w:line="360" w:before="240" w:after="0"/>
+        <w:jc w:val="center"/>
+        <w:rPr>
+          <w:rFonts w:ascii="Calibri" w:hAnsi="Calibri" w:eastAsia="Calibri" w:cs="Calibri"/>
+          <w:i/>
+          <w:i/>
+          <w:iCs/>
+          <w:sz w:val="40"/>
+          <w:szCs w:val="40"/>
+        </w:rPr>
+      </w:pPr>
+      <w:r>
+        <w:rPr>
+          <w:rFonts w:eastAsia="Calibri" w:cs="Calibri" w:ascii="Calibri" w:hAnsi="Calibri"/>
+          <w:i/>
+          <w:iCs/>
+          <w:sz w:val="40"/>
+          <w:szCs w:val="40"/>
+        </w:rPr>
+        <w:drawing>
+          <wp:inline distT="0" distB="0" distL="0" distR="0">
+            <wp:extent cx="5466080" cy="4857750"/>
+            <wp:effectExtent l="0" t="0" r="0" b="0"/>
+            <wp:docPr id="1" name="Obraz1" descr=""/>
+            <wp:cNvGraphicFramePr>
+              <a:graphicFrameLocks xmlns:a="http://schemas.openxmlformats.org/drawingml/2006/main" noChangeAspect="1"/>
+            </wp:cNvGraphicFramePr>
+            <a:graphic xmlns:a="http://schemas.openxmlformats.org/drawingml/2006/main">
+              <a:graphicData uri="http://schemas.openxmlformats.org/drawingml/2006/picture">
+                <pic:pic xmlns:pic="http://schemas.openxmlformats.org/drawingml/2006/picture">
+                  <pic:nvPicPr>
+                    <pic:cNvPr id="1" name="Obraz1" descr=""/>
+                    <pic:cNvPicPr>
+                      <a:picLocks noChangeAspect="1" noChangeArrowheads="1"/>
+                    </pic:cNvPicPr>
+                  </pic:nvPicPr>
+                  <pic:blipFill>
+                    <a:blip r:embed="rId2"/>
+                    <a:stretch>
+                      <a:fillRect/>
+                    </a:stretch>
+                  </pic:blipFill>
+                  <pic:spPr bwMode="auto">
+                    <a:xfrm>
+                      <a:off x="0" y="0"/>
+                      <a:ext cx="5466080" cy="4857750"/>
+                    </a:xfrm>
+                    <a:prstGeom prst="rect">
+                      <a:avLst/>
+                    </a:prstGeom>
+                  </pic:spPr>
+                </pic:pic>
+              </a:graphicData>
+            </a:graphic>
+          </wp:inline>
+        </w:drawing>
+      </w:r>
+    </w:p>
+    <w:p>
+      <w:pPr>
+        <w:pStyle w:val="Normal"/>
+        <w:spacing w:lineRule="auto" w:line="360" w:before="240" w:after="0"/>
+        <w:jc w:val="center"/>
+        <w:rPr>
+          <w:rFonts w:ascii="Calibri" w:hAnsi="Calibri" w:eastAsia="Calibri" w:cs="Calibri"/>
+          <w:i/>
+          <w:i/>
+          <w:iCs/>
+          <w:sz w:val="40"/>
+          <w:szCs w:val="40"/>
+        </w:rPr>
+      </w:pPr>
+      <w:r>
+        <w:rPr>
+          <w:rFonts w:eastAsia="Calibri" w:cs="Calibri" w:ascii="Calibri" w:hAnsi="Calibri"/>
+          <w:i/>
+          <w:iCs/>
+          <w:sz w:val="40"/>
+          <w:szCs w:val="40"/>
+        </w:rPr>
+        <w:t>TIDA 2025/2026</w:t>
+      </w:r>
+    </w:p>
+    <w:p>
+      <w:pPr>
+        <w:pStyle w:val="Normal"/>
+        <w:spacing w:lineRule="auto" w:line="360" w:before="0" w:after="0"/>
+        <w:jc w:val="center"/>
+        <w:rPr>
+          <w:rFonts w:ascii="Calibri" w:hAnsi="Calibri" w:eastAsia="Calibri" w:cs="Calibri"/>
+          <w:b/>
+          <w:bCs/>
+          <w:sz w:val="48"/>
+          <w:szCs w:val="48"/>
+        </w:rPr>
+      </w:pPr>
+      <w:r>
+        <w:rPr>
+          <w:rFonts w:eastAsia="Calibri" w:cs="Calibri" w:ascii="Calibri" w:hAnsi="Calibri"/>
+          <w:b/>
+          <w:bCs/>
+          <w:sz w:val="48"/>
+          <w:szCs w:val="48"/>
+        </w:rPr>
+        <w:t xml:space="preserve"> </w:t>
+      </w:r>
+      <w:r>
+        <w:rPr>
+          <w:rFonts w:eastAsia="Calibri" w:cs="Calibri" w:ascii="Calibri" w:hAnsi="Calibri"/>
+          <w:b/>
+          <w:bCs/>
+          <w:sz w:val="48"/>
+          <w:szCs w:val="48"/>
+        </w:rPr>
+        <w:t>XP Story Cards</w:t>
+      </w:r>
+    </w:p>
+    <w:p>
+      <w:pPr>
+        <w:pStyle w:val="Normal"/>
+        <w:spacing w:lineRule="auto" w:line="360" w:before="0" w:after="0"/>
+        <w:jc w:val="center"/>
+        <w:rPr>
+          <w:rFonts w:ascii="Calibri" w:hAnsi="Calibri" w:eastAsia="Calibri" w:cs="Calibri"/>
+          <w:i/>
+          <w:i/>
+          <w:iCs/>
+          <w:sz w:val="36"/>
+          <w:szCs w:val="36"/>
+        </w:rPr>
+      </w:pPr>
+      <w:r>
+        <w:rPr>
+          <w:rFonts w:eastAsia="Calibri" w:cs="Calibri" w:ascii="Calibri" w:hAnsi="Calibri"/>
+          <w:b/>
+          <w:bCs/>
+          <w:i/>
+          <w:iCs/>
+          <w:sz w:val="36"/>
+          <w:szCs w:val="36"/>
+        </w:rPr>
+        <w:t xml:space="preserve">Przygotował: Julian Machowski, </w:t>
+      </w:r>
+      <w:r>
+        <w:rPr>
+          <w:rFonts w:eastAsia="Calibri" w:cs="Calibri" w:ascii="Calibri" w:hAnsi="Calibri"/>
+          <w:b/>
+          <w:bCs/>
+          <w:i/>
+          <w:iCs/>
+          <w:sz w:val="36"/>
+          <w:szCs w:val="36"/>
+        </w:rPr>
+        <w:t>Gracjan Jakubowski, Mateusz Rybarczyk, Alan Nowicki  4</w:t>
+      </w:r>
+      <w:r>
+        <w:rPr>
+          <w:rFonts w:eastAsia="Calibri" w:cs="Calibri" w:ascii="Calibri" w:hAnsi="Calibri"/>
+          <w:b/>
+          <w:bCs/>
+          <w:i/>
+          <w:iCs/>
+          <w:sz w:val="36"/>
+          <w:szCs w:val="36"/>
+        </w:rPr>
+        <w:t>TP</w:t>
+      </w:r>
+    </w:p>
     <w:p>
       <w:pPr>
         <w:pStyle w:val="BodyText"/>
@@ -13,22 +184,63 @@
         </w:rPr>
       </w:pPr>
       <w:r>
-        <w:rPr>
-          <w:rFonts w:ascii="Cascadia Mono SemiBold" w:hAnsi="Cascadia Mono SemiBold"/>
-          <w:b/>
-          <w:bCs/>
-          <w:sz w:val="28"/>
-          <w:szCs w:val="28"/>
-        </w:rPr>
-        <w:t xml:space="preserve">4TP </w:t>
+        <w:rPr/>
       </w:r>
-      <w:r>
+    </w:p>
+    <w:p>
+      <w:pPr>
+        <w:pStyle w:val="BodyText"/>
+        <w:jc w:val="center"/>
         <w:rPr>
           <w:rFonts w:ascii="Cascadia Mono SemiBold" w:hAnsi="Cascadia Mono SemiBold"/>
           <w:b/>
           <w:bCs/>
         </w:rPr>
-        <w:t>Julian Machowski, Gracjan Jakubowski, Mateusz Rybarczyk, Alan Nowicki</w:t>
+      </w:pPr>
+      <w:r>
+        <w:rPr/>
+      </w:r>
+    </w:p>
+    <w:p>
+      <w:pPr>
+        <w:pStyle w:val="BodyText"/>
+        <w:jc w:val="center"/>
+        <w:rPr>
+          <w:rFonts w:ascii="Cascadia Mono SemiBold" w:hAnsi="Cascadia Mono SemiBold"/>
+          <w:b/>
+          <w:bCs/>
+        </w:rPr>
+      </w:pPr>
+      <w:r>
+        <w:rPr/>
+      </w:r>
+    </w:p>
+    <w:p>
+      <w:pPr>
+        <w:pStyle w:val="BodyText"/>
+        <w:jc w:val="center"/>
+        <w:rPr>
+          <w:rFonts w:ascii="Cascadia Mono SemiBold" w:hAnsi="Cascadia Mono SemiBold"/>
+          <w:b/>
+          <w:bCs/>
+        </w:rPr>
+      </w:pPr>
+      <w:r>
+        <w:rPr/>
+      </w:r>
+    </w:p>
+    <w:p>
+      <w:pPr>
+        <w:pStyle w:val="BodyText"/>
+        <w:jc w:val="center"/>
+        <w:rPr>
+          <w:rFonts w:ascii="Cascadia Mono SemiBold" w:hAnsi="Cascadia Mono SemiBold"/>
+          <w:b/>
+          <w:bCs/>
+        </w:rPr>
+      </w:pPr>
+      <w:r>
+        <w:rPr/>
       </w:r>
     </w:p>
     <w:tbl>
@@ -3701,10 +3913,12 @@
       </w:r>
     </w:p>
     <w:sectPr>
-      <w:headerReference w:type="default" r:id="rId2"/>
-      <w:footerReference w:type="even" r:id="rId3"/>
-      <w:footerReference w:type="default" r:id="rId4"/>
-      <w:footerReference w:type="first" r:id="rId5"/>
+      <w:headerReference w:type="even" r:id="rId3"/>
+      <w:headerReference w:type="default" r:id="rId4"/>
+      <w:headerReference w:type="first" r:id="rId5"/>
+      <w:footerReference w:type="even" r:id="rId6"/>
+      <w:footerReference w:type="default" r:id="rId7"/>
+      <w:footerReference w:type="first" r:id="rId8"/>
       <w:type w:val="nextPage"/>
       <w:pgSz w:w="11906" w:h="16838"/>
       <w:pgMar w:left="1134" w:right="1134" w:gutter="0" w:header="1134" w:top="1693" w:footer="708" w:bottom="1134"/>
@@ -3762,7 +3976,7 @@
         </w:r>
         <w:r>
           <w:rPr/>
-          <w:t>5</w:t>
+          <w:t>6</w:t>
         </w:r>
         <w:r>
           <w:rPr/>
@@ -3814,7 +4028,7 @@
         </w:r>
         <w:r>
           <w:rPr/>
-          <w:t>5</w:t>
+          <w:t>6</w:t>
         </w:r>
         <w:r>
           <w:rPr/>
@@ -3836,6 +4050,34 @@
 </file>
 
 <file path=word/header1.xml><?xml version="1.0" encoding="utf-8"?>
+<w:hdr xmlns:o="urn:schemas-microsoft-com:office:office" xmlns:r="http://schemas.openxmlformats.org/officeDocument/2006/relationships" xmlns:v="urn:schemas-microsoft-com:vml" xmlns:w="http://schemas.openxmlformats.org/wordprocessingml/2006/main" xmlns:w10="urn:schemas-microsoft-com:office:word" xmlns:wp="http://schemas.openxmlformats.org/drawingml/2006/wordprocessingDrawing" xmlns:wps="http://schemas.microsoft.com/office/word/2010/wordprocessingShape" xmlns:wpg="http://schemas.microsoft.com/office/word/2010/wordprocessingGroup" xmlns:mc="http://schemas.openxmlformats.org/markup-compatibility/2006" xmlns:wp14="http://schemas.microsoft.com/office/word/2010/wordprocessingDrawing" xmlns:w14="http://schemas.microsoft.com/office/word/2010/wordml" xmlns:w15="http://schemas.microsoft.com/office/word/2012/wordml" mc:Ignorable="w14 wp14 w15">
+  <w:p>
+    <w:pPr>
+      <w:pStyle w:val="Header"/>
+      <w:rPr/>
+    </w:pPr>
+    <w:r>
+      <w:rPr/>
+    </w:r>
+  </w:p>
+</w:hdr>
+</file>
+
+<file path=word/header2.xml><?xml version="1.0" encoding="utf-8"?>
+<w:hdr xmlns:o="urn:schemas-microsoft-com:office:office" xmlns:r="http://schemas.openxmlformats.org/officeDocument/2006/relationships" xmlns:v="urn:schemas-microsoft-com:vml" xmlns:w="http://schemas.openxmlformats.org/wordprocessingml/2006/main" xmlns:w10="urn:schemas-microsoft-com:office:word" xmlns:wp="http://schemas.openxmlformats.org/drawingml/2006/wordprocessingDrawing" xmlns:wps="http://schemas.microsoft.com/office/word/2010/wordprocessingShape" xmlns:wpg="http://schemas.microsoft.com/office/word/2010/wordprocessingGroup" xmlns:mc="http://schemas.openxmlformats.org/markup-compatibility/2006" xmlns:wp14="http://schemas.microsoft.com/office/word/2010/wordprocessingDrawing" xmlns:w14="http://schemas.microsoft.com/office/word/2010/wordml" xmlns:w15="http://schemas.microsoft.com/office/word/2012/wordml" mc:Ignorable="w14 wp14 w15">
+  <w:p>
+    <w:pPr>
+      <w:pStyle w:val="Header"/>
+      <w:rPr/>
+    </w:pPr>
+    <w:r>
+      <w:rPr/>
+    </w:r>
+  </w:p>
+</w:hdr>
+</file>
+
+<file path=word/header3.xml><?xml version="1.0" encoding="utf-8"?>
 <w:hdr xmlns:o="urn:schemas-microsoft-com:office:office" xmlns:r="http://schemas.openxmlformats.org/officeDocument/2006/relationships" xmlns:v="urn:schemas-microsoft-com:vml" xmlns:w="http://schemas.openxmlformats.org/wordprocessingml/2006/main" xmlns:w10="urn:schemas-microsoft-com:office:word" xmlns:wp="http://schemas.openxmlformats.org/drawingml/2006/wordprocessingDrawing" xmlns:wps="http://schemas.microsoft.com/office/word/2010/wordprocessingShape" xmlns:wpg="http://schemas.microsoft.com/office/word/2010/wordprocessingGroup" xmlns:mc="http://schemas.openxmlformats.org/markup-compatibility/2006" xmlns:wp14="http://schemas.microsoft.com/office/word/2010/wordprocessingDrawing" xmlns:w14="http://schemas.microsoft.com/office/word/2010/wordml" xmlns:w15="http://schemas.microsoft.com/office/word/2012/wordml" mc:Ignorable="w14 wp14 w15">
   <w:p>
     <w:pPr>

--- a/MACHOWSKI_JAKUBOWSKI_RYBARCZYK_NOWICKI_xpStoryCards.docx
+++ b/MACHOWSKI_JAKUBOWSKI_RYBARCZYK_NOWICKI_xpStoryCards.docx
@@ -1,15 +1,13 @@
 
 <file path=word/document.xml><?xml version="1.0" encoding="utf-8"?>
-<w:document xmlns:o="urn:schemas-microsoft-com:office:office" xmlns:r="http://schemas.openxmlformats.org/officeDocument/2006/relationships" xmlns:v="urn:schemas-microsoft-com:vml" xmlns:w="http://schemas.openxmlformats.org/wordprocessingml/2006/main" xmlns:w10="urn:schemas-microsoft-com:office:word" xmlns:wp="http://schemas.openxmlformats.org/drawingml/2006/wordprocessingDrawing" xmlns:wps="http://schemas.microsoft.com/office/word/2010/wordprocessingShape" xmlns:wpg="http://schemas.microsoft.com/office/word/2010/wordprocessingGroup" xmlns:mc="http://schemas.openxmlformats.org/markup-compatibility/2006" xmlns:wp14="http://schemas.microsoft.com/office/word/2010/wordprocessingDrawing" xmlns:w14="http://schemas.microsoft.com/office/word/2010/wordml" xmlns:w15="http://schemas.microsoft.com/office/word/2012/wordml" mc:Ignorable="w14 wp14 w15">
+<w:document xmlns:wpc="http://schemas.microsoft.com/office/word/2010/wordprocessingCanvas" xmlns:cx="http://schemas.microsoft.com/office/drawing/2014/chartex" xmlns:cx1="http://schemas.microsoft.com/office/drawing/2015/9/8/chartex" xmlns:cx2="http://schemas.microsoft.com/office/drawing/2015/10/21/chartex" xmlns:cx3="http://schemas.microsoft.com/office/drawing/2016/5/9/chartex" xmlns:cx4="http://schemas.microsoft.com/office/drawing/2016/5/10/chartex" xmlns:cx5="http://schemas.microsoft.com/office/drawing/2016/5/11/chartex" xmlns:cx6="http://schemas.microsoft.com/office/drawing/2016/5/12/chartex" xmlns:cx7="http://schemas.microsoft.com/office/drawing/2016/5/13/chartex" xmlns:cx8="http://schemas.microsoft.com/office/drawing/2016/5/14/chartex" xmlns:mc="http://schemas.openxmlformats.org/markup-compatibility/2006" xmlns:aink="http://schemas.microsoft.com/office/drawing/2016/ink" xmlns:am3d="http://schemas.microsoft.com/office/drawing/2017/model3d" xmlns:o="urn:schemas-microsoft-com:office:office" xmlns:oel="http://schemas.microsoft.com/office/2019/extlst" xmlns:r="http://schemas.openxmlformats.org/officeDocument/2006/relationships" xmlns:m="http://schemas.openxmlformats.org/officeDocument/2006/math" xmlns:v="urn:schemas-microsoft-com:vml" xmlns:wp14="http://schemas.microsoft.com/office/word/2010/wordprocessingDrawing" xmlns:wp="http://schemas.openxmlformats.org/drawingml/2006/wordprocessingDrawing" xmlns:w10="urn:schemas-microsoft-com:office:word" xmlns:w="http://schemas.openxmlformats.org/wordprocessingml/2006/main" xmlns:w14="http://schemas.microsoft.com/office/word/2010/wordml" xmlns:w15="http://schemas.microsoft.com/office/word/2012/wordml" xmlns:w16cex="http://schemas.microsoft.com/office/word/2018/wordml/cex" xmlns:w16cid="http://schemas.microsoft.com/office/word/2016/wordml/cid" xmlns:w16="http://schemas.microsoft.com/office/word/2018/wordml" xmlns:w16sdtdh="http://schemas.microsoft.com/office/word/2020/wordml/sdtdatahash" xmlns:w16se="http://schemas.microsoft.com/office/word/2015/wordml/symex" xmlns:wpg="http://schemas.microsoft.com/office/word/2010/wordprocessingGroup" xmlns:wpi="http://schemas.microsoft.com/office/word/2010/wordprocessingInk" xmlns:wne="http://schemas.microsoft.com/office/word/2006/wordml" xmlns:wps="http://schemas.microsoft.com/office/word/2010/wordprocessingShape" mc:Ignorable="w14 w15 w16se w16cid w16 w16cex w16sdtdh wp14">
   <w:body>
     <w:p>
       <w:pPr>
-        <w:pStyle w:val="Normal"/>
-        <w:spacing w:lineRule="auto" w:line="360" w:before="240" w:after="0"/>
+        <w:spacing w:before="240" w:line="360" w:lineRule="auto"/>
         <w:jc w:val="center"/>
         <w:rPr>
-          <w:rFonts w:ascii="Calibri" w:hAnsi="Calibri" w:eastAsia="Calibri" w:cs="Calibri"/>
-          <w:i/>
+          <w:rFonts w:ascii="Calibri" w:eastAsia="Calibri" w:hAnsi="Calibri" w:cs="Calibri"/>
           <w:i/>
           <w:iCs/>
           <w:sz w:val="40"/>
@@ -18,17 +16,18 @@
       </w:pPr>
       <w:r>
         <w:rPr>
-          <w:rFonts w:eastAsia="Calibri" w:cs="Calibri" w:ascii="Calibri" w:hAnsi="Calibri"/>
+          <w:rFonts w:ascii="Calibri" w:eastAsia="Calibri" w:hAnsi="Calibri" w:cs="Calibri"/>
           <w:i/>
           <w:iCs/>
+          <w:noProof/>
           <w:sz w:val="40"/>
           <w:szCs w:val="40"/>
         </w:rPr>
         <w:drawing>
-          <wp:inline distT="0" distB="0" distL="0" distR="0">
+          <wp:inline distT="0" distB="0" distL="0" distR="0" wp14:anchorId="795BD6BF" wp14:editId="534A68D4">
             <wp:extent cx="5466080" cy="4857750"/>
             <wp:effectExtent l="0" t="0" r="0" b="0"/>
-            <wp:docPr id="1" name="Obraz1" descr=""/>
+            <wp:docPr id="1" name="Obraz1"/>
             <wp:cNvGraphicFramePr>
               <a:graphicFrameLocks xmlns:a="http://schemas.openxmlformats.org/drawingml/2006/main" noChangeAspect="1"/>
             </wp:cNvGraphicFramePr>
@@ -36,13 +35,13 @@
               <a:graphicData uri="http://schemas.openxmlformats.org/drawingml/2006/picture">
                 <pic:pic xmlns:pic="http://schemas.openxmlformats.org/drawingml/2006/picture">
                   <pic:nvPicPr>
-                    <pic:cNvPr id="1" name="Obraz1" descr=""/>
+                    <pic:cNvPr id="1" name="Obraz1"/>
                     <pic:cNvPicPr>
                       <a:picLocks noChangeAspect="1" noChangeArrowheads="1"/>
                     </pic:cNvPicPr>
                   </pic:nvPicPr>
                   <pic:blipFill>
-                    <a:blip r:embed="rId2"/>
+                    <a:blip r:embed="rId7"/>
                     <a:stretch>
                       <a:fillRect/>
                     </a:stretch>
@@ -65,12 +64,10 @@
     </w:p>
     <w:p>
       <w:pPr>
-        <w:pStyle w:val="Normal"/>
-        <w:spacing w:lineRule="auto" w:line="360" w:before="240" w:after="0"/>
+        <w:spacing w:before="240" w:line="360" w:lineRule="auto"/>
         <w:jc w:val="center"/>
         <w:rPr>
-          <w:rFonts w:ascii="Calibri" w:hAnsi="Calibri" w:eastAsia="Calibri" w:cs="Calibri"/>
-          <w:i/>
+          <w:rFonts w:ascii="Calibri" w:eastAsia="Calibri" w:hAnsi="Calibri" w:cs="Calibri"/>
           <w:i/>
           <w:iCs/>
           <w:sz w:val="40"/>
@@ -79,7 +76,7 @@
       </w:pPr>
       <w:r>
         <w:rPr>
-          <w:rFonts w:eastAsia="Calibri" w:cs="Calibri" w:ascii="Calibri" w:hAnsi="Calibri"/>
+          <w:rFonts w:ascii="Calibri" w:eastAsia="Calibri" w:hAnsi="Calibri" w:cs="Calibri"/>
           <w:i/>
           <w:iCs/>
           <w:sz w:val="40"/>
@@ -90,11 +87,10 @@
     </w:p>
     <w:p>
       <w:pPr>
-        <w:pStyle w:val="Normal"/>
-        <w:spacing w:lineRule="auto" w:line="360" w:before="0" w:after="0"/>
+        <w:spacing w:line="360" w:lineRule="auto"/>
         <w:jc w:val="center"/>
         <w:rPr>
-          <w:rFonts w:ascii="Calibri" w:hAnsi="Calibri" w:eastAsia="Calibri" w:cs="Calibri"/>
+          <w:rFonts w:ascii="Calibri" w:eastAsia="Calibri" w:hAnsi="Calibri" w:cs="Calibri"/>
           <w:b/>
           <w:bCs/>
           <w:sz w:val="48"/>
@@ -103,33 +99,21 @@
       </w:pPr>
       <w:r>
         <w:rPr>
-          <w:rFonts w:eastAsia="Calibri" w:cs="Calibri" w:ascii="Calibri" w:hAnsi="Calibri"/>
+          <w:rFonts w:ascii="Calibri" w:eastAsia="Calibri" w:hAnsi="Calibri" w:cs="Calibri"/>
           <w:b/>
           <w:bCs/>
           <w:sz w:val="48"/>
           <w:szCs w:val="48"/>
         </w:rPr>
-        <w:t xml:space="preserve"> </w:t>
-      </w:r>
-      <w:r>
-        <w:rPr>
-          <w:rFonts w:eastAsia="Calibri" w:cs="Calibri" w:ascii="Calibri" w:hAnsi="Calibri"/>
-          <w:b/>
-          <w:bCs/>
-          <w:sz w:val="48"/>
-          <w:szCs w:val="48"/>
-        </w:rPr>
-        <w:t>XP Story Cards</w:t>
+        <w:t xml:space="preserve"> XP Story Cards</w:t>
       </w:r>
     </w:p>
     <w:p>
       <w:pPr>
-        <w:pStyle w:val="Normal"/>
-        <w:spacing w:lineRule="auto" w:line="360" w:before="0" w:after="0"/>
+        <w:spacing w:line="360" w:lineRule="auto"/>
         <w:jc w:val="center"/>
         <w:rPr>
-          <w:rFonts w:ascii="Calibri" w:hAnsi="Calibri" w:eastAsia="Calibri" w:cs="Calibri"/>
-          <w:i/>
+          <w:rFonts w:ascii="Calibri" w:eastAsia="Calibri" w:hAnsi="Calibri" w:cs="Calibri"/>
           <w:i/>
           <w:iCs/>
           <w:sz w:val="36"/>
@@ -138,7 +122,7 @@
       </w:pPr>
       <w:r>
         <w:rPr>
-          <w:rFonts w:eastAsia="Calibri" w:cs="Calibri" w:ascii="Calibri" w:hAnsi="Calibri"/>
+          <w:rFonts w:ascii="Calibri" w:eastAsia="Calibri" w:hAnsi="Calibri" w:cs="Calibri"/>
           <w:b/>
           <w:bCs/>
           <w:i/>
@@ -146,36 +130,12 @@
           <w:sz w:val="36"/>
           <w:szCs w:val="36"/>
         </w:rPr>
-        <w:t xml:space="preserve">Przygotował: Julian Machowski, </w:t>
-      </w:r>
-      <w:r>
-        <w:rPr>
-          <w:rFonts w:eastAsia="Calibri" w:cs="Calibri" w:ascii="Calibri" w:hAnsi="Calibri"/>
-          <w:b/>
-          <w:bCs/>
-          <w:i/>
-          <w:iCs/>
-          <w:sz w:val="36"/>
-          <w:szCs w:val="36"/>
-        </w:rPr>
-        <w:t>Gracjan Jakubowski, Mateusz Rybarczyk, Alan Nowicki  4</w:t>
-      </w:r>
-      <w:r>
-        <w:rPr>
-          <w:rFonts w:eastAsia="Calibri" w:cs="Calibri" w:ascii="Calibri" w:hAnsi="Calibri"/>
-          <w:b/>
-          <w:bCs/>
-          <w:i/>
-          <w:iCs/>
-          <w:sz w:val="36"/>
-          <w:szCs w:val="36"/>
-        </w:rPr>
-        <w:t>TP</w:t>
+        <w:t>Przygotował: Julian Machowski, Gracjan Jakubowski, Mateusz Rybarczyk, Alan Nowicki  4TP</w:t>
       </w:r>
     </w:p>
     <w:p>
       <w:pPr>
-        <w:pStyle w:val="BodyText"/>
+        <w:pStyle w:val="Tekstpodstawowy"/>
         <w:jc w:val="center"/>
         <w:rPr>
           <w:rFonts w:ascii="Cascadia Mono SemiBold" w:hAnsi="Cascadia Mono SemiBold"/>
@@ -183,13 +143,10 @@
           <w:bCs/>
         </w:rPr>
       </w:pPr>
-      <w:r>
-        <w:rPr/>
-      </w:r>
     </w:p>
     <w:p>
       <w:pPr>
-        <w:pStyle w:val="BodyText"/>
+        <w:pStyle w:val="Tekstpodstawowy"/>
         <w:jc w:val="center"/>
         <w:rPr>
           <w:rFonts w:ascii="Cascadia Mono SemiBold" w:hAnsi="Cascadia Mono SemiBold"/>
@@ -197,13 +154,10 @@
           <w:bCs/>
         </w:rPr>
       </w:pPr>
-      <w:r>
-        <w:rPr/>
-      </w:r>
     </w:p>
     <w:p>
       <w:pPr>
-        <w:pStyle w:val="BodyText"/>
+        <w:pStyle w:val="Tekstpodstawowy"/>
         <w:jc w:val="center"/>
         <w:rPr>
           <w:rFonts w:ascii="Cascadia Mono SemiBold" w:hAnsi="Cascadia Mono SemiBold"/>
@@ -211,13 +165,10 @@
           <w:bCs/>
         </w:rPr>
       </w:pPr>
-      <w:r>
-        <w:rPr/>
-      </w:r>
     </w:p>
     <w:p>
       <w:pPr>
-        <w:pStyle w:val="BodyText"/>
+        <w:pStyle w:val="Tekstpodstawowy"/>
         <w:jc w:val="center"/>
         <w:rPr>
           <w:rFonts w:ascii="Cascadia Mono SemiBold" w:hAnsi="Cascadia Mono SemiBold"/>
@@ -225,13 +176,10 @@
           <w:bCs/>
         </w:rPr>
       </w:pPr>
-      <w:r>
-        <w:rPr/>
-      </w:r>
     </w:p>
     <w:p>
       <w:pPr>
-        <w:pStyle w:val="BodyText"/>
+        <w:pStyle w:val="Tekstpodstawowy"/>
         <w:jc w:val="center"/>
         <w:rPr>
           <w:rFonts w:ascii="Cascadia Mono SemiBold" w:hAnsi="Cascadia Mono SemiBold"/>
@@ -239,61 +187,46 @@
           <w:bCs/>
         </w:rPr>
       </w:pPr>
-      <w:r>
-        <w:rPr/>
-      </w:r>
     </w:p>
     <w:tbl>
       <w:tblPr>
         <w:tblStyle w:val="Tabela-Siatka"/>
         <w:tblW w:w="9628" w:type="dxa"/>
-        <w:jc w:val="left"/>
-        <w:tblInd w:w="0" w:type="dxa"/>
         <w:tblLayout w:type="fixed"/>
-        <w:tblCellMar>
-          <w:top w:w="0" w:type="dxa"/>
-          <w:left w:w="108" w:type="dxa"/>
-          <w:bottom w:w="0" w:type="dxa"/>
-          <w:right w:w="108" w:type="dxa"/>
-        </w:tblCellMar>
-        <w:tblLook w:val="04a0" w:noHBand="0" w:noVBand="1" w:firstColumn="1" w:lastRow="0" w:lastColumn="0" w:firstRow="1"/>
+        <w:tblLook w:val="04A0" w:firstRow="1" w:lastRow="0" w:firstColumn="1" w:lastColumn="0" w:noHBand="0" w:noVBand="1"/>
       </w:tblPr>
       <w:tblGrid>
-        <w:gridCol w:w="4814"/>
+        <w:gridCol w:w="4815"/>
         <w:gridCol w:w="4813"/>
       </w:tblGrid>
       <w:tr>
         <w:trPr>
-          <w:trHeight w:val="567" w:hRule="atLeast"/>
+          <w:trHeight w:val="567"/>
         </w:trPr>
         <w:tc>
           <w:tcPr>
             <w:tcW w:w="9627" w:type="dxa"/>
             <w:gridSpan w:val="2"/>
-            <w:tcBorders/>
-            <w:shd w:color="auto" w:fill="215E99" w:themeFill="text2" w:themeFillTint="bf" w:val="clear"/>
+            <w:shd w:val="clear" w:color="auto" w:fill="215E99" w:themeFill="text2" w:themeFillTint="BF"/>
             <w:vAlign w:val="center"/>
           </w:tcPr>
           <w:p>
             <w:pPr>
-              <w:pStyle w:val="Normal"/>
-              <w:widowControl/>
-              <w:spacing w:before="0" w:after="0"/>
               <w:jc w:val="center"/>
               <w:rPr>
-                <w:color w:themeColor="background1" w:themeShade="f2" w:val="F2F2F2"/>
+                <w:color w:val="F2F2F2" w:themeColor="background1" w:themeShade="F2"/>
                 <w:sz w:val="32"/>
                 <w:szCs w:val="32"/>
               </w:rPr>
             </w:pPr>
             <w:r>
               <w:rPr>
-                <w:rFonts w:cs="Cascadia Mono SemiBold" w:ascii="Cascadia Mono SemiBold" w:hAnsi="Cascadia Mono SemiBold"/>
-                <w:color w:themeColor="background1" w:themeShade="f2" w:val="F2F2F2"/>
+                <w:rFonts w:ascii="Cascadia Mono SemiBold" w:hAnsi="Cascadia Mono SemiBold" w:cs="Cascadia Mono SemiBold"/>
+                <w:color w:val="F2F2F2" w:themeColor="background1" w:themeShade="F2"/>
                 <w:sz w:val="32"/>
                 <w:szCs w:val="32"/>
-                <w:lang w:val="pl-PL"/>
-              </w:rPr>
+              </w:rPr>
+              <w:lastRenderedPageBreak/>
               <w:t>REPOZYTORIUM GITHUB – Historia klienta</w:t>
             </w:r>
           </w:p>
@@ -301,41 +234,32 @@
       </w:tr>
       <w:tr>
         <w:trPr>
-          <w:trHeight w:val="850" w:hRule="atLeast"/>
+          <w:trHeight w:val="850"/>
         </w:trPr>
         <w:tc>
           <w:tcPr>
             <w:tcW w:w="9627" w:type="dxa"/>
             <w:gridSpan w:val="2"/>
-            <w:tcBorders/>
-          </w:tcPr>
-          <w:p>
-            <w:pPr>
-              <w:pStyle w:val="Normal"/>
-              <w:widowControl/>
-              <w:spacing w:before="0" w:after="0"/>
-              <w:jc w:val="left"/>
-              <w:rPr>
-                <w:rFonts w:ascii="Cascadia Mono" w:hAnsi="Cascadia Mono" w:cs="Cascadia Mono"/>
-                <w:sz w:val="20"/>
-                <w:szCs w:val="20"/>
-              </w:rPr>
-            </w:pPr>
-            <w:r>
-              <w:rPr>
-                <w:rFonts w:cs="Cascadia Mono" w:ascii="Cascadia Mono" w:hAnsi="Cascadia Mono"/>
-                <w:sz w:val="20"/>
-                <w:szCs w:val="20"/>
-                <w:lang w:val="pl-PL"/>
+          </w:tcPr>
+          <w:p>
+            <w:pPr>
+              <w:rPr>
+                <w:rFonts w:ascii="Cascadia Mono" w:hAnsi="Cascadia Mono" w:cs="Cascadia Mono"/>
+                <w:sz w:val="20"/>
+                <w:szCs w:val="20"/>
+              </w:rPr>
+            </w:pPr>
+            <w:r>
+              <w:rPr>
+                <w:rFonts w:ascii="Cascadia Mono" w:hAnsi="Cascadia Mono" w:cs="Cascadia Mono"/>
+                <w:sz w:val="20"/>
+                <w:szCs w:val="20"/>
               </w:rPr>
               <w:t>Perspektywa</w:t>
             </w:r>
           </w:p>
           <w:p>
             <w:pPr>
-              <w:pStyle w:val="Normal"/>
-              <w:widowControl/>
-              <w:spacing w:before="0" w:after="0"/>
               <w:jc w:val="both"/>
               <w:rPr>
                 <w:rFonts w:ascii="Arial" w:hAnsi="Arial" w:cs="Arial"/>
@@ -345,10 +269,9 @@
             </w:pPr>
             <w:r>
               <w:rPr>
-                <w:rFonts w:cs="Arial" w:ascii="Arial" w:hAnsi="Arial"/>
-                <w:sz w:val="22"/>
-                <w:szCs w:val="22"/>
-                <w:lang w:val="pl-PL"/>
+                <w:rFonts w:ascii="Arial" w:hAnsi="Arial" w:cs="Arial"/>
+                <w:sz w:val="22"/>
+                <w:szCs w:val="22"/>
               </w:rPr>
               <w:t>Jako członek zespołu projektowego chcę mieć wspólne repozytorium kodu na GitHubie, aby wszyscy mogli współpracować nad projektem w kontrolowany i przejrzysty sposób.</w:t>
             </w:r>
@@ -357,19 +280,15 @@
       </w:tr>
       <w:tr>
         <w:trPr>
-          <w:trHeight w:val="850" w:hRule="atLeast"/>
+          <w:trHeight w:val="850"/>
         </w:trPr>
         <w:tc>
           <w:tcPr>
             <w:tcW w:w="9627" w:type="dxa"/>
             <w:gridSpan w:val="2"/>
-            <w:tcBorders/>
-          </w:tcPr>
-          <w:p>
-            <w:pPr>
-              <w:pStyle w:val="Normal"/>
-              <w:widowControl/>
-              <w:spacing w:before="0" w:after="0"/>
+          </w:tcPr>
+          <w:p>
+            <w:pPr>
               <w:jc w:val="both"/>
               <w:rPr>
                 <w:rFonts w:ascii="Cascadia Mono" w:hAnsi="Cascadia Mono" w:cs="Cascadia Mono"/>
@@ -379,19 +298,15 @@
             </w:pPr>
             <w:r>
               <w:rPr>
-                <w:rFonts w:cs="Cascadia Mono" w:ascii="Cascadia Mono" w:hAnsi="Cascadia Mono"/>
-                <w:sz w:val="20"/>
-                <w:szCs w:val="20"/>
-                <w:lang w:val="pl-PL"/>
+                <w:rFonts w:ascii="Cascadia Mono" w:hAnsi="Cascadia Mono" w:cs="Cascadia Mono"/>
+                <w:sz w:val="20"/>
+                <w:szCs w:val="20"/>
               </w:rPr>
               <w:t>Powód zapotrzebowania</w:t>
             </w:r>
           </w:p>
           <w:p>
             <w:pPr>
-              <w:pStyle w:val="Normal"/>
-              <w:widowControl/>
-              <w:spacing w:before="0" w:after="0"/>
               <w:jc w:val="both"/>
               <w:rPr>
                 <w:rFonts w:ascii="Arial" w:hAnsi="Arial" w:cs="Arial"/>
@@ -399,65 +314,69 @@
             </w:pPr>
             <w:r>
               <w:rPr>
-                <w:rFonts w:cs="Arial" w:ascii="Arial" w:hAnsi="Arial"/>
-                <w:sz w:val="22"/>
-                <w:szCs w:val="22"/>
-                <w:lang w:val="pl-PL"/>
-              </w:rPr>
-              <w:t>Bez centralnego repozytorium niemożliwa jest równoległa praca wielu osób nad kodem. Repozytorium przede wszystkim zapewnia wersjowanie, historię zmian i wiele innych funkcji.</w:t>
+                <w:rFonts w:ascii="Arial" w:hAnsi="Arial" w:cs="Arial"/>
+                <w:sz w:val="22"/>
+                <w:szCs w:val="22"/>
+              </w:rPr>
+              <w:t xml:space="preserve">Bez centralnego repozytorium niemożliwa jest równoległa praca wielu osób nad kodem. Repozytorium przede wszystkim zapewnia </w:t>
+            </w:r>
+            <w:proofErr w:type="spellStart"/>
+            <w:r>
+              <w:rPr>
+                <w:rFonts w:ascii="Arial" w:hAnsi="Arial" w:cs="Arial"/>
+                <w:sz w:val="22"/>
+                <w:szCs w:val="22"/>
+              </w:rPr>
+              <w:t>wersjowanie</w:t>
+            </w:r>
+            <w:proofErr w:type="spellEnd"/>
+            <w:r>
+              <w:rPr>
+                <w:rFonts w:ascii="Arial" w:hAnsi="Arial" w:cs="Arial"/>
+                <w:sz w:val="22"/>
+                <w:szCs w:val="22"/>
+              </w:rPr>
+              <w:t>, historię zmian i wiele innych funkcji.</w:t>
             </w:r>
           </w:p>
         </w:tc>
       </w:tr>
       <w:tr>
         <w:trPr>
-          <w:trHeight w:val="680" w:hRule="atLeast"/>
+          <w:trHeight w:val="680"/>
         </w:trPr>
         <w:tc>
           <w:tcPr>
             <w:tcW w:w="4814" w:type="dxa"/>
-            <w:tcBorders/>
-          </w:tcPr>
-          <w:p>
-            <w:pPr>
-              <w:pStyle w:val="Normal"/>
-              <w:widowControl/>
-              <w:spacing w:before="0" w:after="0"/>
-              <w:jc w:val="left"/>
-              <w:rPr>
-                <w:rFonts w:ascii="Cascadia Mono" w:hAnsi="Cascadia Mono" w:cs="Cascadia Mono"/>
-                <w:sz w:val="20"/>
-                <w:szCs w:val="20"/>
-              </w:rPr>
-            </w:pPr>
-            <w:r>
-              <w:rPr>
-                <w:rFonts w:cs="Cascadia Mono" w:ascii="Cascadia Mono" w:hAnsi="Cascadia Mono"/>
-                <w:sz w:val="20"/>
-                <w:szCs w:val="20"/>
-                <w:lang w:val="pl-PL"/>
+          </w:tcPr>
+          <w:p>
+            <w:pPr>
+              <w:rPr>
+                <w:rFonts w:ascii="Cascadia Mono" w:hAnsi="Cascadia Mono" w:cs="Cascadia Mono"/>
+                <w:sz w:val="20"/>
+                <w:szCs w:val="20"/>
+              </w:rPr>
+            </w:pPr>
+            <w:r>
+              <w:rPr>
+                <w:rFonts w:ascii="Cascadia Mono" w:hAnsi="Cascadia Mono" w:cs="Cascadia Mono"/>
+                <w:sz w:val="20"/>
+                <w:szCs w:val="20"/>
               </w:rPr>
               <w:t>Autor</w:t>
             </w:r>
           </w:p>
           <w:p>
             <w:pPr>
-              <w:pStyle w:val="Normal"/>
-              <w:widowControl/>
-              <w:spacing w:before="0" w:after="0"/>
-              <w:jc w:val="left"/>
-              <w:rPr>
-                <w:rFonts w:ascii="Arial" w:hAnsi="Arial" w:cs="Arial"/>
-              </w:rPr>
-            </w:pPr>
-            <w:r>
-              <w:rPr>
-                <w:rFonts w:cs="Arial" w:ascii="Arial" w:hAnsi="Arial"/>
+              <w:rPr>
+                <w:rFonts w:ascii="Arial" w:hAnsi="Arial" w:cs="Arial"/>
+              </w:rPr>
+            </w:pPr>
+            <w:r>
+              <w:rPr>
+                <w:rFonts w:ascii="Arial" w:hAnsi="Arial" w:cs="Arial"/>
                 <w:b/>
                 <w:bCs/>
-                <w:sz w:val="24"/>
-                <w:szCs w:val="24"/>
-                <w:lang w:val="pl-PL"/>
               </w:rPr>
               <w:t>Zespół projektowy</w:t>
             </w:r>
@@ -466,48 +385,35 @@
         <w:tc>
           <w:tcPr>
             <w:tcW w:w="4813" w:type="dxa"/>
-            <w:tcBorders/>
-          </w:tcPr>
-          <w:p>
-            <w:pPr>
-              <w:pStyle w:val="Normal"/>
-              <w:widowControl/>
-              <w:spacing w:before="0" w:after="0"/>
-              <w:jc w:val="left"/>
-              <w:rPr>
-                <w:rFonts w:ascii="Cascadia Mono" w:hAnsi="Cascadia Mono" w:cs="Cascadia Mono"/>
-                <w:sz w:val="20"/>
-                <w:szCs w:val="20"/>
-              </w:rPr>
-            </w:pPr>
-            <w:r>
-              <w:rPr>
-                <w:rFonts w:cs="Cascadia Mono" w:ascii="Cascadia Mono" w:hAnsi="Cascadia Mono"/>
-                <w:sz w:val="20"/>
-                <w:szCs w:val="20"/>
-                <w:lang w:val="pl-PL"/>
+          </w:tcPr>
+          <w:p>
+            <w:pPr>
+              <w:rPr>
+                <w:rFonts w:ascii="Cascadia Mono" w:hAnsi="Cascadia Mono" w:cs="Cascadia Mono"/>
+                <w:sz w:val="20"/>
+                <w:szCs w:val="20"/>
+              </w:rPr>
+            </w:pPr>
+            <w:r>
+              <w:rPr>
+                <w:rFonts w:ascii="Cascadia Mono" w:hAnsi="Cascadia Mono" w:cs="Cascadia Mono"/>
+                <w:sz w:val="20"/>
+                <w:szCs w:val="20"/>
               </w:rPr>
               <w:t>Data</w:t>
             </w:r>
           </w:p>
           <w:p>
             <w:pPr>
-              <w:pStyle w:val="Normal"/>
-              <w:widowControl/>
-              <w:spacing w:before="0" w:after="0"/>
-              <w:jc w:val="left"/>
-              <w:rPr>
-                <w:rFonts w:ascii="Arial" w:hAnsi="Arial" w:cs="Arial"/>
-              </w:rPr>
-            </w:pPr>
-            <w:r>
-              <w:rPr>
-                <w:rFonts w:cs="Arial" w:ascii="Arial" w:hAnsi="Arial"/>
+              <w:rPr>
+                <w:rFonts w:ascii="Arial" w:hAnsi="Arial" w:cs="Arial"/>
+              </w:rPr>
+            </w:pPr>
+            <w:r>
+              <w:rPr>
+                <w:rFonts w:ascii="Arial" w:hAnsi="Arial" w:cs="Arial"/>
                 <w:b/>
                 <w:bCs/>
-                <w:sz w:val="24"/>
-                <w:szCs w:val="24"/>
-                <w:lang w:val="pl-PL"/>
               </w:rPr>
               <w:t>12.03.2026 r.</w:t>
             </w:r>
@@ -516,54 +422,41 @@
       </w:tr>
       <w:tr>
         <w:trPr>
-          <w:trHeight w:val="680" w:hRule="atLeast"/>
+          <w:trHeight w:val="680"/>
         </w:trPr>
         <w:tc>
           <w:tcPr>
             <w:tcW w:w="4814" w:type="dxa"/>
-            <w:tcBorders/>
-            <w:shd w:color="auto" w:fill="F1A983" w:themeFill="accent2" w:themeFillTint="99" w:val="clear"/>
-          </w:tcPr>
-          <w:p>
-            <w:pPr>
-              <w:pStyle w:val="Normal"/>
-              <w:widowControl/>
-              <w:spacing w:before="0" w:after="0"/>
-              <w:jc w:val="left"/>
-              <w:rPr>
-                <w:rFonts w:ascii="Cascadia Mono" w:hAnsi="Cascadia Mono" w:cs="Cascadia Mono"/>
-                <w:sz w:val="20"/>
-                <w:szCs w:val="20"/>
-              </w:rPr>
-            </w:pPr>
-            <w:r>
-              <w:rPr>
-                <w:rFonts w:cs="Cascadia Mono" w:ascii="Cascadia Mono" w:hAnsi="Cascadia Mono"/>
-                <w:sz w:val="20"/>
-                <w:szCs w:val="20"/>
-                <w:lang w:val="pl-PL"/>
+            <w:shd w:val="clear" w:color="auto" w:fill="F1A983" w:themeFill="accent2" w:themeFillTint="99"/>
+          </w:tcPr>
+          <w:p>
+            <w:pPr>
+              <w:rPr>
+                <w:rFonts w:ascii="Cascadia Mono" w:hAnsi="Cascadia Mono" w:cs="Cascadia Mono"/>
+                <w:sz w:val="20"/>
+                <w:szCs w:val="20"/>
+              </w:rPr>
+            </w:pPr>
+            <w:r>
+              <w:rPr>
+                <w:rFonts w:ascii="Cascadia Mono" w:hAnsi="Cascadia Mono" w:cs="Cascadia Mono"/>
+                <w:sz w:val="20"/>
+                <w:szCs w:val="20"/>
               </w:rPr>
               <w:t>Priorytet</w:t>
             </w:r>
           </w:p>
           <w:p>
             <w:pPr>
-              <w:pStyle w:val="Normal"/>
-              <w:widowControl/>
-              <w:spacing w:before="0" w:after="0"/>
-              <w:jc w:val="left"/>
-              <w:rPr>
-                <w:rFonts w:ascii="Arial" w:hAnsi="Arial" w:cs="Arial"/>
-              </w:rPr>
-            </w:pPr>
-            <w:r>
-              <w:rPr>
-                <w:rFonts w:cs="Arial" w:ascii="Arial" w:hAnsi="Arial"/>
+              <w:rPr>
+                <w:rFonts w:ascii="Arial" w:hAnsi="Arial" w:cs="Arial"/>
+              </w:rPr>
+            </w:pPr>
+            <w:r>
+              <w:rPr>
+                <w:rFonts w:ascii="Arial" w:hAnsi="Arial" w:cs="Arial"/>
                 <w:b/>
                 <w:bCs/>
-                <w:sz w:val="24"/>
-                <w:szCs w:val="24"/>
-                <w:lang w:val="pl-PL"/>
               </w:rPr>
               <w:t>Wysoki</w:t>
             </w:r>
@@ -572,48 +465,35 @@
         <w:tc>
           <w:tcPr>
             <w:tcW w:w="4813" w:type="dxa"/>
-            <w:tcBorders/>
-          </w:tcPr>
-          <w:p>
-            <w:pPr>
-              <w:pStyle w:val="Normal"/>
-              <w:widowControl/>
-              <w:spacing w:before="0" w:after="0"/>
-              <w:jc w:val="left"/>
-              <w:rPr>
-                <w:rFonts w:ascii="Cascadia Mono" w:hAnsi="Cascadia Mono" w:cs="Cascadia Mono"/>
-                <w:sz w:val="20"/>
-                <w:szCs w:val="20"/>
-              </w:rPr>
-            </w:pPr>
-            <w:r>
-              <w:rPr>
-                <w:rFonts w:cs="Cascadia Mono" w:ascii="Cascadia Mono" w:hAnsi="Cascadia Mono"/>
-                <w:sz w:val="20"/>
-                <w:szCs w:val="20"/>
-                <w:lang w:val="pl-PL"/>
+          </w:tcPr>
+          <w:p>
+            <w:pPr>
+              <w:rPr>
+                <w:rFonts w:ascii="Cascadia Mono" w:hAnsi="Cascadia Mono" w:cs="Cascadia Mono"/>
+                <w:sz w:val="20"/>
+                <w:szCs w:val="20"/>
+              </w:rPr>
+            </w:pPr>
+            <w:r>
+              <w:rPr>
+                <w:rFonts w:ascii="Cascadia Mono" w:hAnsi="Cascadia Mono" w:cs="Cascadia Mono"/>
+                <w:sz w:val="20"/>
+                <w:szCs w:val="20"/>
               </w:rPr>
               <w:t>Szacowany czas</w:t>
             </w:r>
           </w:p>
           <w:p>
             <w:pPr>
-              <w:pStyle w:val="Normal"/>
-              <w:widowControl/>
-              <w:spacing w:before="0" w:after="0"/>
-              <w:jc w:val="left"/>
-              <w:rPr>
-                <w:rFonts w:ascii="Arial" w:hAnsi="Arial" w:cs="Arial"/>
-              </w:rPr>
-            </w:pPr>
-            <w:r>
-              <w:rPr>
-                <w:rFonts w:cs="Arial" w:ascii="Arial" w:hAnsi="Arial"/>
+              <w:rPr>
+                <w:rFonts w:ascii="Arial" w:hAnsi="Arial" w:cs="Arial"/>
+              </w:rPr>
+            </w:pPr>
+            <w:r>
+              <w:rPr>
+                <w:rFonts w:ascii="Arial" w:hAnsi="Arial" w:cs="Arial"/>
                 <w:b/>
                 <w:bCs/>
-                <w:sz w:val="24"/>
-                <w:szCs w:val="24"/>
-                <w:lang w:val="pl-PL"/>
               </w:rPr>
               <w:t>4 godziny</w:t>
             </w:r>
@@ -621,51 +501,31 @@
         </w:tc>
       </w:tr>
     </w:tbl>
-    <w:p>
-      <w:pPr>
-        <w:pStyle w:val="Normal"/>
-        <w:rPr/>
-      </w:pPr>
-      <w:r>
-        <w:rPr/>
-      </w:r>
-    </w:p>
+    <w:p/>
     <w:tbl>
       <w:tblPr>
         <w:tblStyle w:val="Tabela-Siatka"/>
         <w:tblW w:w="9628" w:type="dxa"/>
-        <w:jc w:val="left"/>
-        <w:tblInd w:w="0" w:type="dxa"/>
         <w:tblLayout w:type="fixed"/>
-        <w:tblCellMar>
-          <w:top w:w="0" w:type="dxa"/>
-          <w:left w:w="108" w:type="dxa"/>
-          <w:bottom w:w="0" w:type="dxa"/>
-          <w:right w:w="108" w:type="dxa"/>
-        </w:tblCellMar>
-        <w:tblLook w:val="04a0" w:noHBand="0" w:noVBand="1" w:firstColumn="1" w:lastRow="0" w:lastColumn="0" w:firstRow="1"/>
+        <w:tblLook w:val="04A0" w:firstRow="1" w:lastRow="0" w:firstColumn="1" w:lastColumn="0" w:noHBand="0" w:noVBand="1"/>
       </w:tblPr>
       <w:tblGrid>
-        <w:gridCol w:w="4818"/>
+        <w:gridCol w:w="4819"/>
         <w:gridCol w:w="4809"/>
       </w:tblGrid>
       <w:tr>
         <w:trPr>
-          <w:trHeight w:val="567" w:hRule="atLeast"/>
+          <w:trHeight w:val="567"/>
         </w:trPr>
         <w:tc>
           <w:tcPr>
             <w:tcW w:w="9627" w:type="dxa"/>
             <w:gridSpan w:val="2"/>
-            <w:tcBorders/>
-            <w:shd w:color="auto" w:fill="3A7C22" w:themeFill="accent6" w:themeFillShade="bf" w:val="clear"/>
+            <w:shd w:val="clear" w:color="auto" w:fill="3A7C22" w:themeFill="accent6" w:themeFillShade="BF"/>
             <w:vAlign w:val="center"/>
           </w:tcPr>
           <w:p>
             <w:pPr>
-              <w:pStyle w:val="Normal"/>
-              <w:widowControl/>
-              <w:spacing w:before="0" w:after="0"/>
               <w:jc w:val="center"/>
               <w:rPr>
                 <w:color w:val="F2F2F2"/>
@@ -675,21 +535,19 @@
             </w:pPr>
             <w:r>
               <w:rPr>
-                <w:rFonts w:cs="Cascadia Mono SemiBold" w:ascii="Cascadia Mono SemiBold" w:hAnsi="Cascadia Mono SemiBold"/>
-                <w:color w:themeColor="background1" w:themeShade="f2" w:val="F2F2F2"/>
+                <w:rFonts w:ascii="Cascadia Mono SemiBold" w:hAnsi="Cascadia Mono SemiBold" w:cs="Cascadia Mono SemiBold"/>
+                <w:color w:val="F2F2F2" w:themeColor="background1" w:themeShade="F2"/>
                 <w:sz w:val="32"/>
                 <w:szCs w:val="32"/>
-                <w:lang w:val="pl-PL"/>
               </w:rPr>
               <w:t xml:space="preserve">REPOZYTORIUM GITHUB </w:t>
             </w:r>
             <w:r>
               <w:rPr>
-                <w:rFonts w:cs="Cascadia Mono SemiBold" w:ascii="Cascadia Mono SemiBold" w:hAnsi="Cascadia Mono SemiBold"/>
+                <w:rFonts w:ascii="Cascadia Mono SemiBold" w:hAnsi="Cascadia Mono SemiBold" w:cs="Cascadia Mono SemiBold"/>
                 <w:color w:val="F2F2F2"/>
                 <w:sz w:val="32"/>
                 <w:szCs w:val="32"/>
-                <w:lang w:val="pl-PL"/>
               </w:rPr>
               <w:t>– Implementacja</w:t>
             </w:r>
@@ -698,315 +556,263 @@
       </w:tr>
       <w:tr>
         <w:trPr>
-          <w:trHeight w:val="680" w:hRule="atLeast"/>
+          <w:trHeight w:val="680"/>
         </w:trPr>
         <w:tc>
           <w:tcPr>
             <w:tcW w:w="9627" w:type="dxa"/>
             <w:gridSpan w:val="2"/>
-            <w:tcBorders/>
-          </w:tcPr>
-          <w:p>
-            <w:pPr>
-              <w:pStyle w:val="Normal"/>
-              <w:widowControl/>
-              <w:spacing w:before="0" w:after="0"/>
-              <w:jc w:val="left"/>
-              <w:rPr>
-                <w:rFonts w:ascii="Cascadia Mono" w:hAnsi="Cascadia Mono" w:cs="Cascadia Mono"/>
-                <w:sz w:val="20"/>
-                <w:szCs w:val="20"/>
-              </w:rPr>
-            </w:pPr>
-            <w:r>
-              <w:rPr>
-                <w:rFonts w:cs="Cascadia Mono" w:ascii="Cascadia Mono" w:hAnsi="Cascadia Mono"/>
-                <w:sz w:val="20"/>
-                <w:szCs w:val="20"/>
-                <w:lang w:val="pl-PL"/>
+          </w:tcPr>
+          <w:p>
+            <w:pPr>
+              <w:rPr>
+                <w:rFonts w:ascii="Cascadia Mono" w:hAnsi="Cascadia Mono" w:cs="Cascadia Mono"/>
+                <w:sz w:val="20"/>
+                <w:szCs w:val="20"/>
+              </w:rPr>
+            </w:pPr>
+            <w:r>
+              <w:rPr>
+                <w:rFonts w:ascii="Cascadia Mono" w:hAnsi="Cascadia Mono" w:cs="Cascadia Mono"/>
+                <w:sz w:val="20"/>
+                <w:szCs w:val="20"/>
               </w:rPr>
               <w:t>Nazwa klasy</w:t>
             </w:r>
           </w:p>
           <w:p>
             <w:pPr>
-              <w:pStyle w:val="Normal"/>
-              <w:widowControl/>
-              <w:spacing w:before="0" w:after="0"/>
-              <w:jc w:val="left"/>
-              <w:rPr>
-                <w:rFonts w:ascii="Arial" w:hAnsi="Arial" w:cs="Arial"/>
-              </w:rPr>
-            </w:pPr>
-            <w:r>
-              <w:rPr>
-                <w:rFonts w:cs="Arial" w:ascii="Arial" w:hAnsi="Arial"/>
-                <w:sz w:val="24"/>
-                <w:szCs w:val="24"/>
-                <w:lang w:val="pl-PL"/>
+              <w:rPr>
+                <w:rFonts w:ascii="Arial" w:hAnsi="Arial" w:cs="Arial"/>
+              </w:rPr>
+            </w:pPr>
+            <w:proofErr w:type="spellStart"/>
+            <w:r>
+              <w:rPr>
+                <w:rFonts w:ascii="Arial" w:hAnsi="Arial" w:cs="Arial"/>
               </w:rPr>
               <w:t>RepositorySetup</w:t>
             </w:r>
+            <w:proofErr w:type="spellEnd"/>
           </w:p>
         </w:tc>
       </w:tr>
       <w:tr>
         <w:trPr>
-          <w:trHeight w:val="1370" w:hRule="atLeast"/>
+          <w:trHeight w:val="1370"/>
         </w:trPr>
         <w:tc>
           <w:tcPr>
             <w:tcW w:w="4818" w:type="dxa"/>
-            <w:tcBorders/>
-          </w:tcPr>
-          <w:p>
-            <w:pPr>
-              <w:pStyle w:val="Normal"/>
-              <w:widowControl/>
-              <w:spacing w:before="0" w:after="0"/>
-              <w:jc w:val="left"/>
-              <w:rPr>
-                <w:rFonts w:ascii="Cascadia Mono" w:hAnsi="Cascadia Mono" w:cs="Cascadia Mono"/>
-                <w:sz w:val="20"/>
-                <w:szCs w:val="20"/>
-              </w:rPr>
-            </w:pPr>
-            <w:r>
-              <w:rPr>
-                <w:rFonts w:cs="Cascadia Mono" w:ascii="Cascadia Mono" w:hAnsi="Cascadia Mono"/>
-                <w:sz w:val="20"/>
-                <w:szCs w:val="20"/>
-                <w:lang w:val="pl-PL"/>
+          </w:tcPr>
+          <w:p>
+            <w:pPr>
+              <w:rPr>
+                <w:rFonts w:ascii="Cascadia Mono" w:hAnsi="Cascadia Mono" w:cs="Cascadia Mono"/>
+                <w:sz w:val="20"/>
+                <w:szCs w:val="20"/>
+              </w:rPr>
+            </w:pPr>
+            <w:r>
+              <w:rPr>
+                <w:rFonts w:ascii="Cascadia Mono" w:hAnsi="Cascadia Mono" w:cs="Cascadia Mono"/>
+                <w:sz w:val="20"/>
+                <w:szCs w:val="20"/>
               </w:rPr>
               <w:t>Odpowiedzialności</w:t>
             </w:r>
           </w:p>
           <w:p>
             <w:pPr>
-              <w:pStyle w:val="ListParagraph"/>
-              <w:widowControl/>
+              <w:pStyle w:val="Akapitzlist"/>
               <w:numPr>
                 <w:ilvl w:val="0"/>
                 <w:numId w:val="1"/>
               </w:numPr>
-              <w:spacing w:before="0" w:after="0"/>
-              <w:contextualSpacing/>
-              <w:jc w:val="left"/>
-              <w:rPr>
-                <w:rFonts w:ascii="Arial" w:hAnsi="Arial" w:cs="Arial"/>
-                <w:sz w:val="22"/>
-                <w:szCs w:val="22"/>
-              </w:rPr>
-            </w:pPr>
-            <w:r>
-              <w:rPr>
-                <w:rFonts w:cs="Arial" w:ascii="Arial" w:hAnsi="Arial"/>
-                <w:sz w:val="22"/>
-                <w:szCs w:val="22"/>
-                <w:lang w:val="pl-PL"/>
+              <w:rPr>
+                <w:rFonts w:ascii="Arial" w:hAnsi="Arial" w:cs="Arial"/>
+                <w:sz w:val="22"/>
+                <w:szCs w:val="22"/>
+              </w:rPr>
+            </w:pPr>
+            <w:r>
+              <w:rPr>
+                <w:rFonts w:ascii="Arial" w:hAnsi="Arial" w:cs="Arial"/>
+                <w:sz w:val="22"/>
+                <w:szCs w:val="22"/>
               </w:rPr>
               <w:t>Utworzenie repozytorium na GitHubie;</w:t>
             </w:r>
           </w:p>
           <w:p>
             <w:pPr>
-              <w:pStyle w:val="ListParagraph"/>
-              <w:widowControl/>
+              <w:pStyle w:val="Akapitzlist"/>
               <w:numPr>
                 <w:ilvl w:val="0"/>
                 <w:numId w:val="1"/>
               </w:numPr>
-              <w:spacing w:before="0" w:after="0"/>
-              <w:contextualSpacing/>
-              <w:jc w:val="left"/>
-              <w:rPr>
-                <w:rFonts w:ascii="Arial" w:hAnsi="Arial" w:cs="Arial"/>
-                <w:sz w:val="22"/>
-                <w:szCs w:val="22"/>
-              </w:rPr>
-            </w:pPr>
-            <w:r>
-              <w:rPr>
-                <w:rFonts w:cs="Arial" w:ascii="Arial" w:hAnsi="Arial"/>
-                <w:sz w:val="22"/>
-                <w:szCs w:val="22"/>
-                <w:lang w:val="pl-PL"/>
-              </w:rPr>
-              <w:t>Konfiguracja pliku .gitignore;</w:t>
-            </w:r>
-          </w:p>
-          <w:p>
-            <w:pPr>
-              <w:pStyle w:val="ListParagraph"/>
-              <w:widowControl/>
+              <w:rPr>
+                <w:rFonts w:ascii="Arial" w:hAnsi="Arial" w:cs="Arial"/>
+                <w:sz w:val="22"/>
+                <w:szCs w:val="22"/>
+              </w:rPr>
+            </w:pPr>
+            <w:r>
+              <w:rPr>
+                <w:rFonts w:ascii="Arial" w:hAnsi="Arial" w:cs="Arial"/>
+                <w:sz w:val="22"/>
+                <w:szCs w:val="22"/>
+              </w:rPr>
+              <w:t>Konfiguracja pliku .</w:t>
+            </w:r>
+            <w:proofErr w:type="spellStart"/>
+            <w:r>
+              <w:rPr>
+                <w:rFonts w:ascii="Arial" w:hAnsi="Arial" w:cs="Arial"/>
+                <w:sz w:val="22"/>
+                <w:szCs w:val="22"/>
+              </w:rPr>
+              <w:t>gitignore</w:t>
+            </w:r>
+            <w:proofErr w:type="spellEnd"/>
+            <w:r>
+              <w:rPr>
+                <w:rFonts w:ascii="Arial" w:hAnsi="Arial" w:cs="Arial"/>
+                <w:sz w:val="22"/>
+                <w:szCs w:val="22"/>
+              </w:rPr>
+              <w:t>;</w:t>
+            </w:r>
+          </w:p>
+          <w:p>
+            <w:pPr>
+              <w:pStyle w:val="Akapitzlist"/>
               <w:numPr>
                 <w:ilvl w:val="0"/>
                 <w:numId w:val="1"/>
               </w:numPr>
-              <w:spacing w:before="0" w:after="0"/>
-              <w:contextualSpacing/>
-              <w:jc w:val="left"/>
-              <w:rPr>
-                <w:rFonts w:ascii="Arial" w:hAnsi="Arial" w:cs="Arial"/>
-                <w:sz w:val="22"/>
-                <w:szCs w:val="22"/>
-              </w:rPr>
-            </w:pPr>
-            <w:r>
-              <w:rPr>
-                <w:rFonts w:cs="Arial" w:ascii="Arial" w:hAnsi="Arial"/>
-                <w:sz w:val="22"/>
-                <w:szCs w:val="22"/>
-                <w:lang w:val="pl-PL"/>
+              <w:rPr>
+                <w:rFonts w:ascii="Arial" w:hAnsi="Arial" w:cs="Arial"/>
+                <w:sz w:val="22"/>
+                <w:szCs w:val="22"/>
+              </w:rPr>
+            </w:pPr>
+            <w:r>
+              <w:rPr>
+                <w:rFonts w:ascii="Arial" w:hAnsi="Arial" w:cs="Arial"/>
+                <w:sz w:val="22"/>
+                <w:szCs w:val="22"/>
               </w:rPr>
               <w:t>Dodanie README.md z opisem projektu;</w:t>
             </w:r>
           </w:p>
           <w:p>
             <w:pPr>
-              <w:pStyle w:val="ListParagraph"/>
-              <w:widowControl/>
+              <w:pStyle w:val="Akapitzlist"/>
               <w:numPr>
                 <w:ilvl w:val="0"/>
                 <w:numId w:val="1"/>
               </w:numPr>
-              <w:spacing w:before="0" w:after="0"/>
-              <w:contextualSpacing/>
-              <w:jc w:val="left"/>
-              <w:rPr>
-                <w:rFonts w:ascii="Arial" w:hAnsi="Arial" w:cs="Arial"/>
-                <w:sz w:val="22"/>
-                <w:szCs w:val="22"/>
-              </w:rPr>
-            </w:pPr>
-            <w:r>
-              <w:rPr>
-                <w:rFonts w:cs="Arial" w:ascii="Arial" w:hAnsi="Arial"/>
-                <w:sz w:val="22"/>
-                <w:szCs w:val="22"/>
-                <w:lang w:val="pl-PL"/>
+              <w:rPr>
+                <w:rFonts w:ascii="Arial" w:hAnsi="Arial" w:cs="Arial"/>
+                <w:sz w:val="22"/>
+                <w:szCs w:val="22"/>
+              </w:rPr>
+            </w:pPr>
+            <w:r>
+              <w:rPr>
+                <w:rFonts w:ascii="Arial" w:hAnsi="Arial" w:cs="Arial"/>
+                <w:sz w:val="22"/>
+                <w:szCs w:val="22"/>
               </w:rPr>
               <w:t>Zaproszenie członków zespołu;</w:t>
             </w:r>
           </w:p>
           <w:p>
             <w:pPr>
-              <w:pStyle w:val="ListParagraph"/>
-              <w:widowControl/>
+              <w:pStyle w:val="Akapitzlist"/>
               <w:numPr>
                 <w:ilvl w:val="0"/>
                 <w:numId w:val="1"/>
               </w:numPr>
-              <w:spacing w:before="0" w:after="0"/>
+              <w:rPr>
+                <w:rFonts w:ascii="Arial" w:hAnsi="Arial" w:cs="Arial"/>
+              </w:rPr>
+            </w:pPr>
+            <w:r>
+              <w:rPr>
+                <w:rFonts w:ascii="Arial" w:hAnsi="Arial" w:cs="Arial"/>
+                <w:sz w:val="22"/>
+                <w:szCs w:val="22"/>
+              </w:rPr>
+              <w:t>Konfiguracja struktury katalogów projektu.</w:t>
+            </w:r>
+          </w:p>
+        </w:tc>
+        <w:tc>
+          <w:tcPr>
+            <w:tcW w:w="4809" w:type="dxa"/>
+          </w:tcPr>
+          <w:p>
+            <w:pPr>
+              <w:rPr>
+                <w:rFonts w:ascii="Cascadia Mono" w:hAnsi="Cascadia Mono" w:cs="Cascadia Mono"/>
+                <w:sz w:val="20"/>
+                <w:szCs w:val="20"/>
+              </w:rPr>
+            </w:pPr>
+            <w:r>
+              <w:rPr>
+                <w:rFonts w:ascii="Cascadia Mono" w:hAnsi="Cascadia Mono" w:cs="Cascadia Mono"/>
+                <w:sz w:val="20"/>
+                <w:szCs w:val="20"/>
+              </w:rPr>
+              <w:t>Klasy współpracujące</w:t>
+            </w:r>
+          </w:p>
+          <w:p>
+            <w:proofErr w:type="spellStart"/>
+            <w:r>
+              <w:rPr>
+                <w:rFonts w:ascii="Arial" w:hAnsi="Arial" w:cs="Arial"/>
+              </w:rPr>
+              <w:t>CommitsConvention</w:t>
+            </w:r>
+            <w:proofErr w:type="spellEnd"/>
+            <w:r>
+              <w:rPr>
+                <w:rFonts w:ascii="Arial" w:hAnsi="Arial" w:cs="Arial"/>
+              </w:rPr>
+              <w:t xml:space="preserve">, </w:t>
+            </w:r>
+            <w:proofErr w:type="spellStart"/>
+            <w:r>
+              <w:rPr>
+                <w:rFonts w:ascii="Arial" w:hAnsi="Arial" w:cs="Arial"/>
+              </w:rPr>
+              <w:t>TeamAccessManager</w:t>
+            </w:r>
+            <w:proofErr w:type="spellEnd"/>
+          </w:p>
+          <w:p>
+            <w:pPr>
               <w:contextualSpacing/>
-              <w:jc w:val="left"/>
-              <w:rPr>
-                <w:rFonts w:ascii="Arial" w:hAnsi="Arial" w:cs="Arial"/>
-              </w:rPr>
-            </w:pPr>
-            <w:r>
-              <w:rPr>
-                <w:rFonts w:cs="Arial" w:ascii="Arial" w:hAnsi="Arial"/>
-                <w:sz w:val="22"/>
-                <w:szCs w:val="22"/>
-                <w:lang w:val="pl-PL"/>
-              </w:rPr>
-              <w:t>Konfiguracja struktury katalogów projektu.</w:t>
-            </w:r>
-          </w:p>
-        </w:tc>
-        <w:tc>
-          <w:tcPr>
-            <w:tcW w:w="4809" w:type="dxa"/>
-            <w:tcBorders/>
-          </w:tcPr>
-          <w:p>
-            <w:pPr>
-              <w:pStyle w:val="Normal"/>
-              <w:widowControl/>
-              <w:spacing w:before="0" w:after="0"/>
-              <w:jc w:val="left"/>
-              <w:rPr>
-                <w:rFonts w:ascii="Cascadia Mono" w:hAnsi="Cascadia Mono" w:cs="Cascadia Mono"/>
-                <w:sz w:val="20"/>
-                <w:szCs w:val="20"/>
-              </w:rPr>
-            </w:pPr>
-            <w:r>
-              <w:rPr>
-                <w:rFonts w:cs="Cascadia Mono" w:ascii="Cascadia Mono" w:hAnsi="Cascadia Mono"/>
-                <w:sz w:val="20"/>
-                <w:szCs w:val="20"/>
-                <w:lang w:val="pl-PL"/>
-              </w:rPr>
-              <w:t>Klasy współpracujące</w:t>
-            </w:r>
-          </w:p>
-          <w:p>
-            <w:pPr>
-              <w:pStyle w:val="Normal"/>
-              <w:widowControl/>
-              <w:spacing w:before="0" w:after="0"/>
-              <w:jc w:val="left"/>
-              <w:rPr>
-                <w:sz w:val="24"/>
-                <w:szCs w:val="24"/>
-                <w:lang w:val="pl-PL"/>
-              </w:rPr>
-            </w:pPr>
-            <w:r>
-              <w:rPr>
-                <w:rFonts w:cs="Arial" w:ascii="Arial" w:hAnsi="Arial"/>
-                <w:sz w:val="24"/>
-                <w:szCs w:val="24"/>
-                <w:lang w:val="pl-PL"/>
-              </w:rPr>
-              <w:t>CommitsConvention, TeamAccessManager</w:t>
-            </w:r>
-          </w:p>
-          <w:p>
-            <w:pPr>
-              <w:pStyle w:val="Normal"/>
-              <w:widowControl/>
-              <w:spacing w:before="0" w:after="0"/>
-              <w:contextualSpacing/>
-              <w:jc w:val="left"/>
-              <w:rPr>
-                <w:rFonts w:ascii="Arial" w:hAnsi="Arial" w:cs="Arial"/>
-                <w:sz w:val="22"/>
-                <w:szCs w:val="22"/>
-              </w:rPr>
-            </w:pPr>
-            <w:r>
-              <w:rPr>
-                <w:rFonts w:cs="Arial" w:ascii="Arial" w:hAnsi="Arial"/>
-                <w:sz w:val="22"/>
-                <w:szCs w:val="22"/>
-              </w:rPr>
-            </w:r>
+              <w:rPr>
+                <w:rFonts w:ascii="Arial" w:hAnsi="Arial" w:cs="Arial"/>
+                <w:sz w:val="22"/>
+                <w:szCs w:val="22"/>
+              </w:rPr>
+            </w:pPr>
           </w:p>
         </w:tc>
       </w:tr>
     </w:tbl>
+    <w:p/>
     <w:p>
       <w:pPr>
-        <w:pStyle w:val="Normal"/>
-        <w:rPr/>
-      </w:pPr>
-      <w:r>
-        <w:rPr/>
-      </w:r>
-    </w:p>
-    <w:p>
-      <w:pPr>
-        <w:pStyle w:val="Normal"/>
-        <w:suppressAutoHyphens w:val="false"/>
-        <w:spacing w:lineRule="auto" w:line="276" w:before="0" w:after="160"/>
-        <w:rPr/>
-      </w:pPr>
-      <w:r>
-        <w:rPr/>
-      </w:r>
+        <w:suppressAutoHyphens w:val="0"/>
+        <w:spacing w:after="160" w:line="276" w:lineRule="auto"/>
+      </w:pPr>
       <w:r>
         <w:br w:type="page"/>
       </w:r>
@@ -1015,54 +821,42 @@
       <w:tblPr>
         <w:tblStyle w:val="Tabela-Siatka"/>
         <w:tblW w:w="9628" w:type="dxa"/>
-        <w:jc w:val="left"/>
-        <w:tblInd w:w="0" w:type="dxa"/>
         <w:tblLayout w:type="fixed"/>
-        <w:tblCellMar>
-          <w:top w:w="0" w:type="dxa"/>
-          <w:left w:w="108" w:type="dxa"/>
-          <w:bottom w:w="0" w:type="dxa"/>
-          <w:right w:w="108" w:type="dxa"/>
-        </w:tblCellMar>
-        <w:tblLook w:val="04a0" w:noHBand="0" w:noVBand="1" w:firstColumn="1" w:lastRow="0" w:lastColumn="0" w:firstRow="1"/>
+        <w:tblLook w:val="04A0" w:firstRow="1" w:lastRow="0" w:firstColumn="1" w:lastColumn="0" w:noHBand="0" w:noVBand="1"/>
       </w:tblPr>
       <w:tblGrid>
-        <w:gridCol w:w="4814"/>
+        <w:gridCol w:w="4815"/>
         <w:gridCol w:w="4813"/>
       </w:tblGrid>
       <w:tr>
         <w:trPr>
-          <w:trHeight w:val="567" w:hRule="atLeast"/>
+          <w:trHeight w:val="567"/>
         </w:trPr>
         <w:tc>
           <w:tcPr>
             <w:tcW w:w="9627" w:type="dxa"/>
             <w:gridSpan w:val="2"/>
-            <w:tcBorders/>
-            <w:shd w:color="auto" w:fill="215E99" w:themeFill="text2" w:themeFillTint="bf" w:val="clear"/>
+            <w:shd w:val="clear" w:color="auto" w:fill="215E99" w:themeFill="text2" w:themeFillTint="BF"/>
             <w:vAlign w:val="center"/>
           </w:tcPr>
           <w:p>
             <w:pPr>
-              <w:pStyle w:val="Normal"/>
               <w:pageBreakBefore/>
-              <w:widowControl/>
-              <w:spacing w:before="0" w:after="0"/>
               <w:jc w:val="center"/>
               <w:rPr>
-                <w:color w:themeColor="background1" w:themeShade="f2" w:val="F2F2F2"/>
+                <w:color w:val="F2F2F2" w:themeColor="background1" w:themeShade="F2"/>
                 <w:sz w:val="32"/>
                 <w:szCs w:val="32"/>
               </w:rPr>
             </w:pPr>
             <w:r>
               <w:rPr>
-                <w:rFonts w:cs="Cascadia Mono SemiBold" w:ascii="Cascadia Mono SemiBold" w:hAnsi="Cascadia Mono SemiBold"/>
-                <w:color w:themeColor="background1" w:themeShade="f2" w:val="F2F2F2"/>
+                <w:rFonts w:ascii="Cascadia Mono SemiBold" w:hAnsi="Cascadia Mono SemiBold" w:cs="Cascadia Mono SemiBold"/>
+                <w:color w:val="F2F2F2" w:themeColor="background1" w:themeShade="F2"/>
                 <w:sz w:val="32"/>
                 <w:szCs w:val="32"/>
-                <w:lang w:val="pl-PL"/>
-              </w:rPr>
+              </w:rPr>
+              <w:lastRenderedPageBreak/>
               <w:t>TECHNOLOGIA WYKONANIA PROJEKTU – Historia klienta</w:t>
             </w:r>
           </w:p>
@@ -1070,41 +864,32 @@
       </w:tr>
       <w:tr>
         <w:trPr>
-          <w:trHeight w:val="850" w:hRule="atLeast"/>
+          <w:trHeight w:val="850"/>
         </w:trPr>
         <w:tc>
           <w:tcPr>
             <w:tcW w:w="9627" w:type="dxa"/>
             <w:gridSpan w:val="2"/>
-            <w:tcBorders/>
-          </w:tcPr>
-          <w:p>
-            <w:pPr>
-              <w:pStyle w:val="Normal"/>
-              <w:widowControl/>
-              <w:spacing w:before="0" w:after="0"/>
-              <w:jc w:val="left"/>
-              <w:rPr>
-                <w:rFonts w:ascii="Cascadia Mono" w:hAnsi="Cascadia Mono" w:cs="Cascadia Mono"/>
-                <w:sz w:val="20"/>
-                <w:szCs w:val="20"/>
-              </w:rPr>
-            </w:pPr>
-            <w:r>
-              <w:rPr>
-                <w:rFonts w:cs="Cascadia Mono" w:ascii="Cascadia Mono" w:hAnsi="Cascadia Mono"/>
-                <w:sz w:val="20"/>
-                <w:szCs w:val="20"/>
-                <w:lang w:val="pl-PL"/>
+          </w:tcPr>
+          <w:p>
+            <w:pPr>
+              <w:rPr>
+                <w:rFonts w:ascii="Cascadia Mono" w:hAnsi="Cascadia Mono" w:cs="Cascadia Mono"/>
+                <w:sz w:val="20"/>
+                <w:szCs w:val="20"/>
+              </w:rPr>
+            </w:pPr>
+            <w:r>
+              <w:rPr>
+                <w:rFonts w:ascii="Cascadia Mono" w:hAnsi="Cascadia Mono" w:cs="Cascadia Mono"/>
+                <w:sz w:val="20"/>
+                <w:szCs w:val="20"/>
               </w:rPr>
               <w:t>Perspektywa</w:t>
             </w:r>
           </w:p>
           <w:p>
             <w:pPr>
-              <w:pStyle w:val="Normal"/>
-              <w:widowControl/>
-              <w:spacing w:before="0" w:after="0"/>
               <w:jc w:val="both"/>
               <w:rPr>
                 <w:rFonts w:ascii="Arial" w:hAnsi="Arial" w:cs="Arial"/>
@@ -1112,53 +897,79 @@
             </w:pPr>
             <w:r>
               <w:rPr>
-                <w:rFonts w:cs="Arial" w:ascii="Arial" w:hAnsi="Arial"/>
-                <w:sz w:val="22"/>
-                <w:szCs w:val="22"/>
-                <w:lang w:val="pl-PL"/>
-              </w:rPr>
-              <w:t>Jako zespół deweloperski chcemy wybrać i udokumentować stack technologiczny projektu, aby wszyscy pracowali w spójnym środowisku i uniknąć późniejszych refaktoryzacji.</w:t>
+                <w:rFonts w:ascii="Arial" w:hAnsi="Arial" w:cs="Arial"/>
+                <w:sz w:val="22"/>
+                <w:szCs w:val="22"/>
+              </w:rPr>
+              <w:t xml:space="preserve">Jako zespół deweloperski chcemy wybrać i udokumentować </w:t>
+            </w:r>
+            <w:proofErr w:type="spellStart"/>
+            <w:r>
+              <w:rPr>
+                <w:rFonts w:ascii="Arial" w:hAnsi="Arial" w:cs="Arial"/>
+                <w:sz w:val="22"/>
+                <w:szCs w:val="22"/>
+              </w:rPr>
+              <w:t>stack</w:t>
+            </w:r>
+            <w:proofErr w:type="spellEnd"/>
+            <w:r>
+              <w:rPr>
+                <w:rFonts w:ascii="Arial" w:hAnsi="Arial" w:cs="Arial"/>
+                <w:sz w:val="22"/>
+                <w:szCs w:val="22"/>
+              </w:rPr>
+              <w:t xml:space="preserve"> technologiczny projektu, aby wszyscy pracowali w spójnym środowisku i uniknąć późniejszych </w:t>
+            </w:r>
+            <w:proofErr w:type="spellStart"/>
+            <w:r>
+              <w:rPr>
+                <w:rFonts w:ascii="Arial" w:hAnsi="Arial" w:cs="Arial"/>
+                <w:sz w:val="22"/>
+                <w:szCs w:val="22"/>
+              </w:rPr>
+              <w:t>refaktoryzacji</w:t>
+            </w:r>
+            <w:proofErr w:type="spellEnd"/>
+            <w:r>
+              <w:rPr>
+                <w:rFonts w:ascii="Arial" w:hAnsi="Arial" w:cs="Arial"/>
+                <w:sz w:val="22"/>
+                <w:szCs w:val="22"/>
+              </w:rPr>
+              <w:t>.</w:t>
             </w:r>
           </w:p>
         </w:tc>
       </w:tr>
       <w:tr>
         <w:trPr>
-          <w:trHeight w:val="850" w:hRule="atLeast"/>
+          <w:trHeight w:val="850"/>
         </w:trPr>
         <w:tc>
           <w:tcPr>
             <w:tcW w:w="9627" w:type="dxa"/>
             <w:gridSpan w:val="2"/>
-            <w:tcBorders/>
-          </w:tcPr>
-          <w:p>
-            <w:pPr>
-              <w:pStyle w:val="Normal"/>
-              <w:widowControl/>
-              <w:spacing w:before="0" w:after="0"/>
-              <w:jc w:val="left"/>
-              <w:rPr>
-                <w:rFonts w:ascii="Cascadia Mono" w:hAnsi="Cascadia Mono" w:cs="Cascadia Mono"/>
-                <w:sz w:val="20"/>
-                <w:szCs w:val="20"/>
-              </w:rPr>
-            </w:pPr>
-            <w:r>
-              <w:rPr>
-                <w:rFonts w:cs="Cascadia Mono" w:ascii="Cascadia Mono" w:hAnsi="Cascadia Mono"/>
-                <w:sz w:val="20"/>
-                <w:szCs w:val="20"/>
-                <w:lang w:val="pl-PL"/>
+          </w:tcPr>
+          <w:p>
+            <w:pPr>
+              <w:rPr>
+                <w:rFonts w:ascii="Cascadia Mono" w:hAnsi="Cascadia Mono" w:cs="Cascadia Mono"/>
+                <w:sz w:val="20"/>
+                <w:szCs w:val="20"/>
+              </w:rPr>
+            </w:pPr>
+            <w:r>
+              <w:rPr>
+                <w:rFonts w:ascii="Cascadia Mono" w:hAnsi="Cascadia Mono" w:cs="Cascadia Mono"/>
+                <w:sz w:val="20"/>
+                <w:szCs w:val="20"/>
               </w:rPr>
               <w:t>Powód zapotrzebowania</w:t>
             </w:r>
           </w:p>
           <w:p>
             <w:pPr>
-              <w:pStyle w:val="Normal"/>
-              <w:widowControl/>
-              <w:spacing w:before="0" w:after="0"/>
               <w:jc w:val="both"/>
               <w:rPr>
                 <w:rFonts w:ascii="Arial" w:hAnsi="Arial" w:cs="Arial"/>
@@ -1166,53 +977,78 @@
             </w:pPr>
             <w:r>
               <w:rPr>
-                <w:rFonts w:cs="Arial" w:ascii="Arial" w:hAnsi="Arial"/>
-                <w:sz w:val="22"/>
-                <w:szCs w:val="22"/>
-                <w:lang w:val="pl-PL"/>
-              </w:rPr>
-              <w:t>Brak jednoznacznej decyzji o stacku prowadzi do chaosu - różne osoby mogą używać różnych frameworków lub narzędzi.</w:t>
+                <w:rFonts w:ascii="Arial" w:hAnsi="Arial" w:cs="Arial"/>
+                <w:sz w:val="22"/>
+                <w:szCs w:val="22"/>
+              </w:rPr>
+              <w:t xml:space="preserve">Brak jednoznacznej decyzji o </w:t>
+            </w:r>
+            <w:proofErr w:type="spellStart"/>
+            <w:r>
+              <w:rPr>
+                <w:rFonts w:ascii="Arial" w:hAnsi="Arial" w:cs="Arial"/>
+                <w:sz w:val="22"/>
+                <w:szCs w:val="22"/>
+              </w:rPr>
+              <w:t>stacku</w:t>
+            </w:r>
+            <w:proofErr w:type="spellEnd"/>
+            <w:r>
+              <w:rPr>
+                <w:rFonts w:ascii="Arial" w:hAnsi="Arial" w:cs="Arial"/>
+                <w:sz w:val="22"/>
+                <w:szCs w:val="22"/>
+              </w:rPr>
+              <w:t xml:space="preserve"> prowadzi do chaosu - różne osoby mogą używać różnych </w:t>
+            </w:r>
+            <w:proofErr w:type="spellStart"/>
+            <w:r>
+              <w:rPr>
+                <w:rFonts w:ascii="Arial" w:hAnsi="Arial" w:cs="Arial"/>
+                <w:sz w:val="22"/>
+                <w:szCs w:val="22"/>
+              </w:rPr>
+              <w:t>frameworków</w:t>
+            </w:r>
+            <w:proofErr w:type="spellEnd"/>
+            <w:r>
+              <w:rPr>
+                <w:rFonts w:ascii="Arial" w:hAnsi="Arial" w:cs="Arial"/>
+                <w:sz w:val="22"/>
+                <w:szCs w:val="22"/>
+              </w:rPr>
+              <w:t xml:space="preserve"> lub narzędzi.</w:t>
             </w:r>
           </w:p>
         </w:tc>
       </w:tr>
       <w:tr>
         <w:trPr>
-          <w:trHeight w:val="680" w:hRule="atLeast"/>
+          <w:trHeight w:val="680"/>
         </w:trPr>
         <w:tc>
           <w:tcPr>
             <w:tcW w:w="4814" w:type="dxa"/>
-            <w:tcBorders/>
-          </w:tcPr>
-          <w:p>
-            <w:pPr>
-              <w:pStyle w:val="Normal"/>
-              <w:widowControl/>
-              <w:spacing w:before="0" w:after="0"/>
-              <w:jc w:val="left"/>
-              <w:rPr>
-                <w:rFonts w:ascii="Cascadia Mono" w:hAnsi="Cascadia Mono" w:cs="Cascadia Mono"/>
-                <w:sz w:val="20"/>
-                <w:szCs w:val="20"/>
-              </w:rPr>
-            </w:pPr>
-            <w:r>
-              <w:rPr>
-                <w:rFonts w:cs="Cascadia Mono" w:ascii="Cascadia Mono" w:hAnsi="Cascadia Mono"/>
-                <w:sz w:val="20"/>
-                <w:szCs w:val="20"/>
-                <w:lang w:val="pl-PL"/>
+          </w:tcPr>
+          <w:p>
+            <w:pPr>
+              <w:rPr>
+                <w:rFonts w:ascii="Cascadia Mono" w:hAnsi="Cascadia Mono" w:cs="Cascadia Mono"/>
+                <w:sz w:val="20"/>
+                <w:szCs w:val="20"/>
+              </w:rPr>
+            </w:pPr>
+            <w:r>
+              <w:rPr>
+                <w:rFonts w:ascii="Cascadia Mono" w:hAnsi="Cascadia Mono" w:cs="Cascadia Mono"/>
+                <w:sz w:val="20"/>
+                <w:szCs w:val="20"/>
               </w:rPr>
               <w:t>Autor</w:t>
             </w:r>
           </w:p>
           <w:p>
             <w:pPr>
-              <w:pStyle w:val="Normal"/>
-              <w:widowControl/>
-              <w:spacing w:before="0" w:after="0"/>
-              <w:jc w:val="left"/>
               <w:rPr>
                 <w:rFonts w:ascii="Arial" w:hAnsi="Arial" w:cs="Arial"/>
                 <w:b/>
@@ -1221,12 +1057,9 @@
             </w:pPr>
             <w:r>
               <w:rPr>
-                <w:rFonts w:cs="Arial" w:ascii="Arial" w:hAnsi="Arial"/>
+                <w:rFonts w:ascii="Arial" w:hAnsi="Arial" w:cs="Arial"/>
                 <w:b/>
                 <w:bCs/>
-                <w:sz w:val="24"/>
-                <w:szCs w:val="24"/>
-                <w:lang w:val="pl-PL"/>
               </w:rPr>
               <w:t>Zespół projektowy</w:t>
             </w:r>
@@ -1235,36 +1068,26 @@
         <w:tc>
           <w:tcPr>
             <w:tcW w:w="4813" w:type="dxa"/>
-            <w:tcBorders/>
-          </w:tcPr>
-          <w:p>
-            <w:pPr>
-              <w:pStyle w:val="Normal"/>
-              <w:widowControl/>
-              <w:spacing w:before="0" w:after="0"/>
-              <w:jc w:val="left"/>
-              <w:rPr>
-                <w:rFonts w:ascii="Cascadia Mono" w:hAnsi="Cascadia Mono" w:cs="Cascadia Mono"/>
-                <w:sz w:val="20"/>
-                <w:szCs w:val="20"/>
-              </w:rPr>
-            </w:pPr>
-            <w:r>
-              <w:rPr>
-                <w:rFonts w:cs="Cascadia Mono" w:ascii="Cascadia Mono" w:hAnsi="Cascadia Mono"/>
-                <w:sz w:val="20"/>
-                <w:szCs w:val="20"/>
-                <w:lang w:val="pl-PL"/>
+          </w:tcPr>
+          <w:p>
+            <w:pPr>
+              <w:rPr>
+                <w:rFonts w:ascii="Cascadia Mono" w:hAnsi="Cascadia Mono" w:cs="Cascadia Mono"/>
+                <w:sz w:val="20"/>
+                <w:szCs w:val="20"/>
+              </w:rPr>
+            </w:pPr>
+            <w:r>
+              <w:rPr>
+                <w:rFonts w:ascii="Cascadia Mono" w:hAnsi="Cascadia Mono" w:cs="Cascadia Mono"/>
+                <w:sz w:val="20"/>
+                <w:szCs w:val="20"/>
               </w:rPr>
               <w:t>Data</w:t>
             </w:r>
           </w:p>
           <w:p>
             <w:pPr>
-              <w:pStyle w:val="Normal"/>
-              <w:widowControl/>
-              <w:spacing w:before="0" w:after="0"/>
-              <w:jc w:val="left"/>
               <w:rPr>
                 <w:rFonts w:ascii="Arial" w:hAnsi="Arial" w:cs="Arial"/>
                 <w:b/>
@@ -1273,12 +1096,9 @@
             </w:pPr>
             <w:r>
               <w:rPr>
-                <w:rFonts w:cs="Arial" w:ascii="Arial" w:hAnsi="Arial"/>
+                <w:rFonts w:ascii="Arial" w:hAnsi="Arial" w:cs="Arial"/>
                 <w:b/>
                 <w:bCs/>
-                <w:sz w:val="24"/>
-                <w:szCs w:val="24"/>
-                <w:lang w:val="pl-PL"/>
               </w:rPr>
               <w:t>12.03.2026 r.</w:t>
             </w:r>
@@ -1287,42 +1107,32 @@
       </w:tr>
       <w:tr>
         <w:trPr>
-          <w:trHeight w:val="680" w:hRule="atLeast"/>
+          <w:trHeight w:val="680"/>
         </w:trPr>
         <w:tc>
           <w:tcPr>
             <w:tcW w:w="4814" w:type="dxa"/>
-            <w:tcBorders/>
-            <w:shd w:color="auto" w:fill="F1A983" w:themeFill="accent2" w:themeFillTint="99" w:val="clear"/>
-          </w:tcPr>
-          <w:p>
-            <w:pPr>
-              <w:pStyle w:val="Normal"/>
-              <w:widowControl/>
-              <w:spacing w:before="0" w:after="0"/>
-              <w:jc w:val="left"/>
-              <w:rPr>
-                <w:rFonts w:ascii="Cascadia Mono" w:hAnsi="Cascadia Mono" w:cs="Cascadia Mono"/>
-                <w:sz w:val="20"/>
-                <w:szCs w:val="20"/>
-              </w:rPr>
-            </w:pPr>
-            <w:r>
-              <w:rPr>
-                <w:rFonts w:cs="Cascadia Mono" w:ascii="Cascadia Mono" w:hAnsi="Cascadia Mono"/>
-                <w:sz w:val="20"/>
-                <w:szCs w:val="20"/>
-                <w:lang w:val="pl-PL"/>
+            <w:shd w:val="clear" w:color="auto" w:fill="F1A983" w:themeFill="accent2" w:themeFillTint="99"/>
+          </w:tcPr>
+          <w:p>
+            <w:pPr>
+              <w:rPr>
+                <w:rFonts w:ascii="Cascadia Mono" w:hAnsi="Cascadia Mono" w:cs="Cascadia Mono"/>
+                <w:sz w:val="20"/>
+                <w:szCs w:val="20"/>
+              </w:rPr>
+            </w:pPr>
+            <w:r>
+              <w:rPr>
+                <w:rFonts w:ascii="Cascadia Mono" w:hAnsi="Cascadia Mono" w:cs="Cascadia Mono"/>
+                <w:sz w:val="20"/>
+                <w:szCs w:val="20"/>
               </w:rPr>
               <w:t>Priorytet</w:t>
             </w:r>
           </w:p>
           <w:p>
             <w:pPr>
-              <w:pStyle w:val="Normal"/>
-              <w:widowControl/>
-              <w:spacing w:before="0" w:after="0"/>
-              <w:jc w:val="left"/>
               <w:rPr>
                 <w:rFonts w:ascii="Arial" w:hAnsi="Arial" w:cs="Arial"/>
                 <w:b/>
@@ -1331,12 +1141,9 @@
             </w:pPr>
             <w:r>
               <w:rPr>
-                <w:rFonts w:cs="Arial" w:ascii="Arial" w:hAnsi="Arial"/>
+                <w:rFonts w:ascii="Arial" w:hAnsi="Arial" w:cs="Arial"/>
                 <w:b/>
                 <w:bCs/>
-                <w:sz w:val="24"/>
-                <w:szCs w:val="24"/>
-                <w:lang w:val="pl-PL"/>
               </w:rPr>
               <w:t>Wysoki</w:t>
             </w:r>
@@ -1345,36 +1152,26 @@
         <w:tc>
           <w:tcPr>
             <w:tcW w:w="4813" w:type="dxa"/>
-            <w:tcBorders/>
-          </w:tcPr>
-          <w:p>
-            <w:pPr>
-              <w:pStyle w:val="Normal"/>
-              <w:widowControl/>
-              <w:spacing w:before="0" w:after="0"/>
-              <w:jc w:val="left"/>
-              <w:rPr>
-                <w:rFonts w:ascii="Cascadia Mono" w:hAnsi="Cascadia Mono" w:cs="Cascadia Mono"/>
-                <w:sz w:val="20"/>
-                <w:szCs w:val="20"/>
-              </w:rPr>
-            </w:pPr>
-            <w:r>
-              <w:rPr>
-                <w:rFonts w:cs="Cascadia Mono" w:ascii="Cascadia Mono" w:hAnsi="Cascadia Mono"/>
-                <w:sz w:val="20"/>
-                <w:szCs w:val="20"/>
-                <w:lang w:val="pl-PL"/>
+          </w:tcPr>
+          <w:p>
+            <w:pPr>
+              <w:rPr>
+                <w:rFonts w:ascii="Cascadia Mono" w:hAnsi="Cascadia Mono" w:cs="Cascadia Mono"/>
+                <w:sz w:val="20"/>
+                <w:szCs w:val="20"/>
+              </w:rPr>
+            </w:pPr>
+            <w:r>
+              <w:rPr>
+                <w:rFonts w:ascii="Cascadia Mono" w:hAnsi="Cascadia Mono" w:cs="Cascadia Mono"/>
+                <w:sz w:val="20"/>
+                <w:szCs w:val="20"/>
               </w:rPr>
               <w:t>Szacowany czas</w:t>
             </w:r>
           </w:p>
           <w:p>
             <w:pPr>
-              <w:pStyle w:val="Normal"/>
-              <w:widowControl/>
-              <w:spacing w:before="0" w:after="0"/>
-              <w:jc w:val="left"/>
               <w:rPr>
                 <w:rFonts w:ascii="Arial" w:hAnsi="Arial" w:cs="Arial"/>
                 <w:b/>
@@ -1383,12 +1180,9 @@
             </w:pPr>
             <w:r>
               <w:rPr>
-                <w:rFonts w:cs="Arial" w:ascii="Arial" w:hAnsi="Arial"/>
+                <w:rFonts w:ascii="Arial" w:hAnsi="Arial" w:cs="Arial"/>
                 <w:b/>
                 <w:bCs/>
-                <w:sz w:val="24"/>
-                <w:szCs w:val="24"/>
-                <w:lang w:val="pl-PL"/>
               </w:rPr>
               <w:t>8 godzin</w:t>
             </w:r>
@@ -1396,51 +1190,31 @@
         </w:tc>
       </w:tr>
     </w:tbl>
-    <w:p>
-      <w:pPr>
-        <w:pStyle w:val="Normal"/>
-        <w:rPr/>
-      </w:pPr>
-      <w:r>
-        <w:rPr/>
-      </w:r>
-    </w:p>
+    <w:p/>
     <w:tbl>
       <w:tblPr>
         <w:tblStyle w:val="Tabela-Siatka"/>
         <w:tblW w:w="9628" w:type="dxa"/>
-        <w:jc w:val="left"/>
-        <w:tblInd w:w="0" w:type="dxa"/>
         <w:tblLayout w:type="fixed"/>
-        <w:tblCellMar>
-          <w:top w:w="0" w:type="dxa"/>
-          <w:left w:w="108" w:type="dxa"/>
-          <w:bottom w:w="0" w:type="dxa"/>
-          <w:right w:w="108" w:type="dxa"/>
-        </w:tblCellMar>
-        <w:tblLook w:val="04a0" w:noHBand="0" w:noVBand="1" w:firstColumn="1" w:lastRow="0" w:lastColumn="0" w:firstRow="1"/>
+        <w:tblLook w:val="04A0" w:firstRow="1" w:lastRow="0" w:firstColumn="1" w:lastColumn="0" w:noHBand="0" w:noVBand="1"/>
       </w:tblPr>
       <w:tblGrid>
-        <w:gridCol w:w="4818"/>
+        <w:gridCol w:w="4819"/>
         <w:gridCol w:w="4809"/>
       </w:tblGrid>
       <w:tr>
         <w:trPr>
-          <w:trHeight w:val="567" w:hRule="atLeast"/>
+          <w:trHeight w:val="567"/>
         </w:trPr>
         <w:tc>
           <w:tcPr>
             <w:tcW w:w="9627" w:type="dxa"/>
             <w:gridSpan w:val="2"/>
-            <w:tcBorders/>
-            <w:shd w:color="auto" w:fill="3A7C22" w:themeFill="accent6" w:themeFillShade="bf" w:val="clear"/>
+            <w:shd w:val="clear" w:color="auto" w:fill="3A7C22" w:themeFill="accent6" w:themeFillShade="BF"/>
             <w:vAlign w:val="center"/>
           </w:tcPr>
           <w:p>
             <w:pPr>
-              <w:pStyle w:val="Normal"/>
-              <w:widowControl/>
-              <w:spacing w:before="0" w:after="0"/>
               <w:jc w:val="center"/>
               <w:rPr>
                 <w:color w:val="F2F2F2"/>
@@ -1450,21 +1224,19 @@
             </w:pPr>
             <w:r>
               <w:rPr>
-                <w:rFonts w:cs="Cascadia Mono SemiBold" w:ascii="Cascadia Mono SemiBold" w:hAnsi="Cascadia Mono SemiBold"/>
-                <w:color w:themeColor="background1" w:themeShade="f2" w:val="F2F2F2"/>
+                <w:rFonts w:ascii="Cascadia Mono SemiBold" w:hAnsi="Cascadia Mono SemiBold" w:cs="Cascadia Mono SemiBold"/>
+                <w:color w:val="F2F2F2" w:themeColor="background1" w:themeShade="F2"/>
                 <w:sz w:val="32"/>
                 <w:szCs w:val="32"/>
-                <w:lang w:val="pl-PL"/>
               </w:rPr>
               <w:t>TECHNOLOGIA WYKONANIA PROJEKTU</w:t>
             </w:r>
             <w:r>
               <w:rPr>
-                <w:rFonts w:cs="Cascadia Mono SemiBold" w:ascii="Cascadia Mono SemiBold" w:hAnsi="Cascadia Mono SemiBold"/>
+                <w:rFonts w:ascii="Cascadia Mono SemiBold" w:hAnsi="Cascadia Mono SemiBold" w:cs="Cascadia Mono SemiBold"/>
                 <w:color w:val="F2F2F2"/>
                 <w:sz w:val="32"/>
                 <w:szCs w:val="32"/>
-                <w:lang w:val="pl-PL"/>
               </w:rPr>
               <w:t xml:space="preserve"> – Implementacja</w:t>
             </w:r>
@@ -1473,275 +1245,289 @@
       </w:tr>
       <w:tr>
         <w:trPr>
-          <w:trHeight w:val="680" w:hRule="atLeast"/>
+          <w:trHeight w:val="680"/>
         </w:trPr>
         <w:tc>
           <w:tcPr>
             <w:tcW w:w="9627" w:type="dxa"/>
             <w:gridSpan w:val="2"/>
-            <w:tcBorders/>
-          </w:tcPr>
-          <w:p>
-            <w:pPr>
-              <w:pStyle w:val="Normal"/>
-              <w:widowControl/>
-              <w:spacing w:before="0" w:after="0"/>
-              <w:jc w:val="left"/>
-              <w:rPr>
-                <w:rFonts w:ascii="Cascadia Mono" w:hAnsi="Cascadia Mono" w:cs="Cascadia Mono"/>
-                <w:sz w:val="20"/>
-                <w:szCs w:val="20"/>
-              </w:rPr>
-            </w:pPr>
-            <w:r>
-              <w:rPr>
-                <w:rFonts w:cs="Cascadia Mono" w:ascii="Cascadia Mono" w:hAnsi="Cascadia Mono"/>
-                <w:sz w:val="20"/>
-                <w:szCs w:val="20"/>
-                <w:lang w:val="pl-PL"/>
+          </w:tcPr>
+          <w:p>
+            <w:pPr>
+              <w:rPr>
+                <w:rFonts w:ascii="Cascadia Mono" w:hAnsi="Cascadia Mono" w:cs="Cascadia Mono"/>
+                <w:sz w:val="20"/>
+                <w:szCs w:val="20"/>
+              </w:rPr>
+            </w:pPr>
+            <w:r>
+              <w:rPr>
+                <w:rFonts w:ascii="Cascadia Mono" w:hAnsi="Cascadia Mono" w:cs="Cascadia Mono"/>
+                <w:sz w:val="20"/>
+                <w:szCs w:val="20"/>
               </w:rPr>
               <w:t>Nazwa klasy</w:t>
             </w:r>
           </w:p>
           <w:p>
             <w:pPr>
-              <w:pStyle w:val="Normal"/>
-              <w:widowControl/>
-              <w:spacing w:before="0" w:after="0"/>
-              <w:jc w:val="left"/>
-              <w:rPr>
-                <w:rFonts w:ascii="Arial" w:hAnsi="Arial" w:cs="Arial"/>
-              </w:rPr>
-            </w:pPr>
-            <w:r>
-              <w:rPr>
-                <w:rFonts w:cs="Arial" w:ascii="Arial" w:hAnsi="Arial"/>
-                <w:sz w:val="24"/>
-                <w:szCs w:val="24"/>
-                <w:lang w:val="pl-PL"/>
+              <w:rPr>
+                <w:rFonts w:ascii="Arial" w:hAnsi="Arial" w:cs="Arial"/>
+              </w:rPr>
+            </w:pPr>
+            <w:proofErr w:type="spellStart"/>
+            <w:r>
+              <w:rPr>
+                <w:rFonts w:ascii="Arial" w:hAnsi="Arial" w:cs="Arial"/>
               </w:rPr>
               <w:t>TechStackConfiguration</w:t>
             </w:r>
+            <w:proofErr w:type="spellEnd"/>
           </w:p>
         </w:tc>
       </w:tr>
       <w:tr>
         <w:trPr>
-          <w:trHeight w:val="1370" w:hRule="atLeast"/>
+          <w:trHeight w:val="1370"/>
         </w:trPr>
         <w:tc>
           <w:tcPr>
             <w:tcW w:w="4818" w:type="dxa"/>
-            <w:tcBorders/>
-          </w:tcPr>
-          <w:p>
-            <w:pPr>
-              <w:pStyle w:val="Normal"/>
-              <w:widowControl/>
-              <w:spacing w:before="0" w:after="0"/>
-              <w:jc w:val="left"/>
-              <w:rPr>
-                <w:rFonts w:ascii="Cascadia Mono" w:hAnsi="Cascadia Mono" w:cs="Cascadia Mono"/>
-                <w:sz w:val="20"/>
-                <w:szCs w:val="20"/>
-              </w:rPr>
-            </w:pPr>
-            <w:r>
-              <w:rPr>
-                <w:rFonts w:cs="Cascadia Mono" w:ascii="Cascadia Mono" w:hAnsi="Cascadia Mono"/>
-                <w:sz w:val="20"/>
-                <w:szCs w:val="20"/>
-                <w:lang w:val="pl-PL"/>
+          </w:tcPr>
+          <w:p>
+            <w:pPr>
+              <w:rPr>
+                <w:rFonts w:ascii="Cascadia Mono" w:hAnsi="Cascadia Mono" w:cs="Cascadia Mono"/>
+                <w:sz w:val="20"/>
+                <w:szCs w:val="20"/>
+              </w:rPr>
+            </w:pPr>
+            <w:r>
+              <w:rPr>
+                <w:rFonts w:ascii="Cascadia Mono" w:hAnsi="Cascadia Mono" w:cs="Cascadia Mono"/>
+                <w:sz w:val="20"/>
+                <w:szCs w:val="20"/>
               </w:rPr>
               <w:t>Odpowiedzialności</w:t>
             </w:r>
           </w:p>
           <w:p>
             <w:pPr>
-              <w:pStyle w:val="ListParagraph"/>
-              <w:widowControl/>
+              <w:pStyle w:val="Akapitzlist"/>
               <w:numPr>
                 <w:ilvl w:val="0"/>
                 <w:numId w:val="2"/>
               </w:numPr>
-              <w:spacing w:before="0" w:after="0"/>
-              <w:contextualSpacing/>
-              <w:jc w:val="left"/>
-              <w:rPr>
-                <w:rFonts w:ascii="Arial" w:hAnsi="Arial" w:cs="Arial"/>
-                <w:sz w:val="22"/>
-                <w:szCs w:val="22"/>
-              </w:rPr>
-            </w:pPr>
-            <w:r>
-              <w:rPr>
-                <w:rFonts w:cs="Arial" w:ascii="Arial" w:hAnsi="Arial"/>
-                <w:sz w:val="22"/>
-                <w:szCs w:val="22"/>
-                <w:lang w:val="pl-PL"/>
-              </w:rPr>
-              <w:t>Wybór frameworka frontendowego i backendowego;</w:t>
-            </w:r>
-          </w:p>
-          <w:p>
-            <w:pPr>
-              <w:pStyle w:val="ListParagraph"/>
-              <w:widowControl/>
+              <w:rPr>
+                <w:rFonts w:ascii="Arial" w:hAnsi="Arial" w:cs="Arial"/>
+                <w:sz w:val="22"/>
+                <w:szCs w:val="22"/>
+              </w:rPr>
+            </w:pPr>
+            <w:r>
+              <w:rPr>
+                <w:rFonts w:ascii="Arial" w:hAnsi="Arial" w:cs="Arial"/>
+                <w:sz w:val="22"/>
+                <w:szCs w:val="22"/>
+              </w:rPr>
+              <w:t xml:space="preserve">Wybór </w:t>
+            </w:r>
+            <w:proofErr w:type="spellStart"/>
+            <w:r>
+              <w:rPr>
+                <w:rFonts w:ascii="Arial" w:hAnsi="Arial" w:cs="Arial"/>
+                <w:sz w:val="22"/>
+                <w:szCs w:val="22"/>
+              </w:rPr>
+              <w:t>frameworka</w:t>
+            </w:r>
+            <w:proofErr w:type="spellEnd"/>
+            <w:r>
+              <w:rPr>
+                <w:rFonts w:ascii="Arial" w:hAnsi="Arial" w:cs="Arial"/>
+                <w:sz w:val="22"/>
+                <w:szCs w:val="22"/>
+              </w:rPr>
+              <w:t xml:space="preserve"> </w:t>
+            </w:r>
+            <w:proofErr w:type="spellStart"/>
+            <w:r>
+              <w:rPr>
+                <w:rFonts w:ascii="Arial" w:hAnsi="Arial" w:cs="Arial"/>
+                <w:sz w:val="22"/>
+                <w:szCs w:val="22"/>
+              </w:rPr>
+              <w:t>frontendowego</w:t>
+            </w:r>
+            <w:proofErr w:type="spellEnd"/>
+            <w:r>
+              <w:rPr>
+                <w:rFonts w:ascii="Arial" w:hAnsi="Arial" w:cs="Arial"/>
+                <w:sz w:val="22"/>
+                <w:szCs w:val="22"/>
+              </w:rPr>
+              <w:t xml:space="preserve"> i </w:t>
+            </w:r>
+            <w:proofErr w:type="spellStart"/>
+            <w:r>
+              <w:rPr>
+                <w:rFonts w:ascii="Arial" w:hAnsi="Arial" w:cs="Arial"/>
+                <w:sz w:val="22"/>
+                <w:szCs w:val="22"/>
+              </w:rPr>
+              <w:t>backendowego</w:t>
+            </w:r>
+            <w:proofErr w:type="spellEnd"/>
+            <w:r>
+              <w:rPr>
+                <w:rFonts w:ascii="Arial" w:hAnsi="Arial" w:cs="Arial"/>
+                <w:sz w:val="22"/>
+                <w:szCs w:val="22"/>
+              </w:rPr>
+              <w:t>;</w:t>
+            </w:r>
+          </w:p>
+          <w:p>
+            <w:pPr>
+              <w:pStyle w:val="Akapitzlist"/>
               <w:numPr>
                 <w:ilvl w:val="0"/>
                 <w:numId w:val="2"/>
               </w:numPr>
-              <w:spacing w:before="0" w:after="0"/>
-              <w:contextualSpacing/>
-              <w:jc w:val="left"/>
-              <w:rPr>
-                <w:rFonts w:ascii="Arial" w:hAnsi="Arial" w:cs="Arial"/>
-                <w:sz w:val="22"/>
-                <w:szCs w:val="22"/>
-              </w:rPr>
-            </w:pPr>
-            <w:r>
-              <w:rPr>
-                <w:rFonts w:cs="Arial" w:ascii="Arial" w:hAnsi="Arial"/>
-                <w:sz w:val="22"/>
-                <w:szCs w:val="22"/>
-                <w:lang w:val="pl-PL"/>
+              <w:rPr>
+                <w:rFonts w:ascii="Arial" w:hAnsi="Arial" w:cs="Arial"/>
+                <w:sz w:val="22"/>
+                <w:szCs w:val="22"/>
+              </w:rPr>
+            </w:pPr>
+            <w:r>
+              <w:rPr>
+                <w:rFonts w:ascii="Arial" w:hAnsi="Arial" w:cs="Arial"/>
+                <w:sz w:val="22"/>
+                <w:szCs w:val="22"/>
               </w:rPr>
               <w:t>Wybór bazy danych</w:t>
             </w:r>
           </w:p>
           <w:p>
             <w:pPr>
-              <w:pStyle w:val="ListParagraph"/>
-              <w:widowControl/>
+              <w:pStyle w:val="Akapitzlist"/>
               <w:numPr>
                 <w:ilvl w:val="0"/>
                 <w:numId w:val="2"/>
               </w:numPr>
-              <w:spacing w:before="0" w:after="0"/>
-              <w:contextualSpacing/>
-              <w:jc w:val="left"/>
-              <w:rPr>
-                <w:rFonts w:ascii="Arial" w:hAnsi="Arial" w:cs="Arial"/>
-              </w:rPr>
-            </w:pPr>
-            <w:r>
-              <w:rPr>
-                <w:rFonts w:cs="Arial" w:ascii="Arial" w:hAnsi="Arial"/>
-                <w:sz w:val="22"/>
-                <w:szCs w:val="22"/>
-                <w:lang w:val="pl-PL"/>
+              <w:rPr>
+                <w:rFonts w:ascii="Arial" w:hAnsi="Arial" w:cs="Arial"/>
+              </w:rPr>
+            </w:pPr>
+            <w:r>
+              <w:rPr>
+                <w:rFonts w:ascii="Arial" w:hAnsi="Arial" w:cs="Arial"/>
+                <w:sz w:val="22"/>
+                <w:szCs w:val="22"/>
               </w:rPr>
               <w:t>Inicjalizacja projektu;</w:t>
             </w:r>
           </w:p>
           <w:p>
             <w:pPr>
-              <w:pStyle w:val="ListParagraph"/>
-              <w:widowControl/>
+              <w:pStyle w:val="Akapitzlist"/>
               <w:numPr>
                 <w:ilvl w:val="0"/>
                 <w:numId w:val="2"/>
               </w:numPr>
-              <w:spacing w:before="0" w:after="0"/>
-              <w:contextualSpacing/>
-              <w:jc w:val="left"/>
-              <w:rPr>
-                <w:rFonts w:ascii="Arial" w:hAnsi="Arial" w:cs="Arial"/>
-              </w:rPr>
-            </w:pPr>
-            <w:r>
-              <w:rPr>
-                <w:rFonts w:cs="Arial" w:ascii="Arial" w:hAnsi="Arial"/>
-                <w:sz w:val="22"/>
-                <w:szCs w:val="22"/>
-                <w:lang w:val="pl-PL"/>
-              </w:rPr>
-              <w:t>Konfiguracja środowiska deweloperskiego (Docker, .env).</w:t>
+              <w:rPr>
+                <w:rFonts w:ascii="Arial" w:hAnsi="Arial" w:cs="Arial"/>
+              </w:rPr>
+            </w:pPr>
+            <w:r>
+              <w:rPr>
+                <w:rFonts w:ascii="Arial" w:hAnsi="Arial" w:cs="Arial"/>
+                <w:sz w:val="22"/>
+                <w:szCs w:val="22"/>
+              </w:rPr>
+              <w:t>Konfiguracja środowiska deweloperskiego (Docker, .</w:t>
+            </w:r>
+            <w:proofErr w:type="spellStart"/>
+            <w:r>
+              <w:rPr>
+                <w:rFonts w:ascii="Arial" w:hAnsi="Arial" w:cs="Arial"/>
+                <w:sz w:val="22"/>
+                <w:szCs w:val="22"/>
+              </w:rPr>
+              <w:t>env</w:t>
+            </w:r>
+            <w:proofErr w:type="spellEnd"/>
+            <w:r>
+              <w:rPr>
+                <w:rFonts w:ascii="Arial" w:hAnsi="Arial" w:cs="Arial"/>
+                <w:sz w:val="22"/>
+                <w:szCs w:val="22"/>
+              </w:rPr>
+              <w:t>).</w:t>
             </w:r>
           </w:p>
         </w:tc>
         <w:tc>
           <w:tcPr>
             <w:tcW w:w="4809" w:type="dxa"/>
-            <w:tcBorders/>
-          </w:tcPr>
-          <w:p>
-            <w:pPr>
-              <w:pStyle w:val="Normal"/>
-              <w:widowControl/>
-              <w:spacing w:before="0" w:after="0"/>
-              <w:jc w:val="left"/>
-              <w:rPr>
-                <w:rFonts w:ascii="Cascadia Mono" w:hAnsi="Cascadia Mono" w:cs="Cascadia Mono"/>
-                <w:sz w:val="20"/>
-                <w:szCs w:val="20"/>
-              </w:rPr>
-            </w:pPr>
-            <w:r>
-              <w:rPr>
-                <w:rFonts w:cs="Cascadia Mono" w:ascii="Cascadia Mono" w:hAnsi="Cascadia Mono"/>
-                <w:sz w:val="20"/>
-                <w:szCs w:val="20"/>
-                <w:lang w:val="pl-PL"/>
+          </w:tcPr>
+          <w:p>
+            <w:pPr>
+              <w:rPr>
+                <w:rFonts w:ascii="Cascadia Mono" w:hAnsi="Cascadia Mono" w:cs="Cascadia Mono"/>
+                <w:sz w:val="20"/>
+                <w:szCs w:val="20"/>
+              </w:rPr>
+            </w:pPr>
+            <w:r>
+              <w:rPr>
+                <w:rFonts w:ascii="Cascadia Mono" w:hAnsi="Cascadia Mono" w:cs="Cascadia Mono"/>
+                <w:sz w:val="20"/>
+                <w:szCs w:val="20"/>
               </w:rPr>
               <w:t>Klasy współpracujące</w:t>
             </w:r>
           </w:p>
           <w:p>
             <w:pPr>
-              <w:pStyle w:val="Normal"/>
-              <w:widowControl/>
-              <w:spacing w:before="0" w:after="0"/>
-              <w:jc w:val="left"/>
-              <w:rPr>
-                <w:rFonts w:ascii="Arial" w:hAnsi="Arial" w:cs="Arial"/>
-                <w:sz w:val="24"/>
-                <w:szCs w:val="24"/>
-                <w:lang w:val="pl-PL"/>
-              </w:rPr>
-            </w:pPr>
-            <w:r>
-              <w:rPr>
-                <w:rFonts w:cs="Arial" w:ascii="Arial" w:hAnsi="Arial"/>
-                <w:sz w:val="24"/>
-                <w:szCs w:val="24"/>
-                <w:lang w:val="pl-PL"/>
-              </w:rPr>
-              <w:t>PackageManager, EnvironmentConfig</w:t>
-            </w:r>
+              <w:rPr>
+                <w:rFonts w:ascii="Arial" w:hAnsi="Arial" w:cs="Arial"/>
+              </w:rPr>
+            </w:pPr>
+            <w:proofErr w:type="spellStart"/>
+            <w:r>
+              <w:rPr>
+                <w:rFonts w:ascii="Arial" w:hAnsi="Arial" w:cs="Arial"/>
+              </w:rPr>
+              <w:t>PackageManager</w:t>
+            </w:r>
+            <w:proofErr w:type="spellEnd"/>
+            <w:r>
+              <w:rPr>
+                <w:rFonts w:ascii="Arial" w:hAnsi="Arial" w:cs="Arial"/>
+              </w:rPr>
+              <w:t xml:space="preserve">, </w:t>
+            </w:r>
+            <w:proofErr w:type="spellStart"/>
+            <w:r>
+              <w:rPr>
+                <w:rFonts w:ascii="Arial" w:hAnsi="Arial" w:cs="Arial"/>
+              </w:rPr>
+              <w:t>EnvironmentConfig</w:t>
+            </w:r>
+            <w:proofErr w:type="spellEnd"/>
           </w:p>
         </w:tc>
       </w:tr>
     </w:tbl>
+    <w:p/>
+    <w:p/>
     <w:p>
       <w:pPr>
-        <w:pStyle w:val="Normal"/>
-        <w:rPr/>
-      </w:pPr>
-      <w:r>
-        <w:rPr/>
-      </w:r>
-    </w:p>
-    <w:p>
-      <w:pPr>
-        <w:pStyle w:val="Normal"/>
-        <w:rPr/>
-      </w:pPr>
-      <w:r>
-        <w:rPr/>
-      </w:r>
-    </w:p>
-    <w:p>
-      <w:pPr>
-        <w:pStyle w:val="Normal"/>
-        <w:suppressAutoHyphens w:val="false"/>
-        <w:spacing w:lineRule="auto" w:line="276" w:before="0" w:after="160"/>
-        <w:rPr/>
-      </w:pPr>
-      <w:r>
-        <w:rPr/>
-      </w:r>
+        <w:suppressAutoHyphens w:val="0"/>
+        <w:spacing w:after="160" w:line="276" w:lineRule="auto"/>
+      </w:pPr>
       <w:r>
         <w:br w:type="page"/>
       </w:r>
@@ -1750,54 +1536,42 @@
       <w:tblPr>
         <w:tblStyle w:val="Tabela-Siatka"/>
         <w:tblW w:w="9628" w:type="dxa"/>
-        <w:jc w:val="left"/>
-        <w:tblInd w:w="0" w:type="dxa"/>
         <w:tblLayout w:type="fixed"/>
-        <w:tblCellMar>
-          <w:top w:w="0" w:type="dxa"/>
-          <w:left w:w="108" w:type="dxa"/>
-          <w:bottom w:w="0" w:type="dxa"/>
-          <w:right w:w="108" w:type="dxa"/>
-        </w:tblCellMar>
-        <w:tblLook w:val="04a0" w:noHBand="0" w:noVBand="1" w:firstColumn="1" w:lastRow="0" w:lastColumn="0" w:firstRow="1"/>
+        <w:tblLook w:val="04A0" w:firstRow="1" w:lastRow="0" w:firstColumn="1" w:lastColumn="0" w:noHBand="0" w:noVBand="1"/>
       </w:tblPr>
       <w:tblGrid>
-        <w:gridCol w:w="4816"/>
+        <w:gridCol w:w="4817"/>
         <w:gridCol w:w="4811"/>
       </w:tblGrid>
       <w:tr>
         <w:trPr>
-          <w:trHeight w:val="567" w:hRule="atLeast"/>
+          <w:trHeight w:val="567"/>
         </w:trPr>
         <w:tc>
           <w:tcPr>
             <w:tcW w:w="9627" w:type="dxa"/>
             <w:gridSpan w:val="2"/>
-            <w:tcBorders/>
-            <w:shd w:color="auto" w:fill="215E99" w:themeFill="text2" w:themeFillTint="bf" w:val="clear"/>
+            <w:shd w:val="clear" w:color="auto" w:fill="215E99" w:themeFill="text2" w:themeFillTint="BF"/>
             <w:vAlign w:val="center"/>
           </w:tcPr>
           <w:p>
             <w:pPr>
-              <w:pStyle w:val="Normal"/>
               <w:pageBreakBefore/>
-              <w:widowControl/>
-              <w:spacing w:before="0" w:after="0"/>
               <w:jc w:val="center"/>
               <w:rPr>
-                <w:color w:themeColor="background1" w:themeShade="f2" w:val="F2F2F2"/>
+                <w:color w:val="F2F2F2" w:themeColor="background1" w:themeShade="F2"/>
                 <w:sz w:val="32"/>
                 <w:szCs w:val="32"/>
               </w:rPr>
             </w:pPr>
             <w:r>
               <w:rPr>
-                <w:rFonts w:cs="Cascadia Mono SemiBold" w:ascii="Cascadia Mono SemiBold" w:hAnsi="Cascadia Mono SemiBold"/>
-                <w:color w:themeColor="background1" w:themeShade="f2" w:val="F2F2F2"/>
+                <w:rFonts w:ascii="Cascadia Mono SemiBold" w:hAnsi="Cascadia Mono SemiBold" w:cs="Cascadia Mono SemiBold"/>
+                <w:color w:val="F2F2F2" w:themeColor="background1" w:themeShade="F2"/>
                 <w:sz w:val="32"/>
                 <w:szCs w:val="32"/>
-                <w:lang w:val="pl-PL"/>
-              </w:rPr>
+              </w:rPr>
+              <w:lastRenderedPageBreak/>
               <w:t>KOLORYSTYKA I WYGLĄD UI/UX – Historia klienta</w:t>
             </w:r>
           </w:p>
@@ -1805,41 +1579,32 @@
       </w:tr>
       <w:tr>
         <w:trPr>
-          <w:trHeight w:val="850" w:hRule="atLeast"/>
+          <w:trHeight w:val="850"/>
         </w:trPr>
         <w:tc>
           <w:tcPr>
             <w:tcW w:w="9627" w:type="dxa"/>
             <w:gridSpan w:val="2"/>
-            <w:tcBorders/>
-          </w:tcPr>
-          <w:p>
-            <w:pPr>
-              <w:pStyle w:val="Normal"/>
-              <w:widowControl/>
-              <w:spacing w:before="0" w:after="0"/>
-              <w:jc w:val="left"/>
-              <w:rPr>
-                <w:rFonts w:ascii="Cascadia Mono" w:hAnsi="Cascadia Mono" w:cs="Cascadia Mono"/>
-                <w:sz w:val="20"/>
-                <w:szCs w:val="20"/>
-              </w:rPr>
-            </w:pPr>
-            <w:r>
-              <w:rPr>
-                <w:rFonts w:cs="Cascadia Mono" w:ascii="Cascadia Mono" w:hAnsi="Cascadia Mono"/>
-                <w:sz w:val="20"/>
-                <w:szCs w:val="20"/>
-                <w:lang w:val="pl-PL"/>
+          </w:tcPr>
+          <w:p>
+            <w:pPr>
+              <w:rPr>
+                <w:rFonts w:ascii="Cascadia Mono" w:hAnsi="Cascadia Mono" w:cs="Cascadia Mono"/>
+                <w:sz w:val="20"/>
+                <w:szCs w:val="20"/>
+              </w:rPr>
+            </w:pPr>
+            <w:r>
+              <w:rPr>
+                <w:rFonts w:ascii="Cascadia Mono" w:hAnsi="Cascadia Mono" w:cs="Cascadia Mono"/>
+                <w:sz w:val="20"/>
+                <w:szCs w:val="20"/>
               </w:rPr>
               <w:t>Perspektywa</w:t>
             </w:r>
           </w:p>
           <w:p>
             <w:pPr>
-              <w:pStyle w:val="Normal"/>
-              <w:widowControl/>
-              <w:spacing w:before="0" w:after="0"/>
               <w:jc w:val="both"/>
               <w:rPr>
                 <w:rFonts w:ascii="Arial" w:hAnsi="Arial" w:cs="Arial"/>
@@ -1847,10 +1612,9 @@
             </w:pPr>
             <w:r>
               <w:rPr>
-                <w:rFonts w:cs="Arial" w:ascii="Arial" w:hAnsi="Arial"/>
-                <w:sz w:val="22"/>
-                <w:szCs w:val="22"/>
-                <w:lang w:val="pl-PL"/>
+                <w:rFonts w:ascii="Arial" w:hAnsi="Arial" w:cs="Arial"/>
+                <w:sz w:val="22"/>
+                <w:szCs w:val="22"/>
               </w:rPr>
               <w:t>Jako użytkownik platformy Media Player chcę korzystać z interfejsu o spójnej i przyjemnej kolorystyce, aby korzystanie z serwisu było intuicyjne i estetyczne.</w:t>
             </w:r>
@@ -1859,41 +1623,32 @@
       </w:tr>
       <w:tr>
         <w:trPr>
-          <w:trHeight w:val="850" w:hRule="atLeast"/>
+          <w:trHeight w:val="850"/>
         </w:trPr>
         <w:tc>
           <w:tcPr>
             <w:tcW w:w="9627" w:type="dxa"/>
             <w:gridSpan w:val="2"/>
-            <w:tcBorders/>
-          </w:tcPr>
-          <w:p>
-            <w:pPr>
-              <w:pStyle w:val="Normal"/>
-              <w:widowControl/>
-              <w:spacing w:before="0" w:after="0"/>
-              <w:jc w:val="left"/>
-              <w:rPr>
-                <w:rFonts w:ascii="Cascadia Mono" w:hAnsi="Cascadia Mono" w:cs="Cascadia Mono"/>
-                <w:sz w:val="20"/>
-                <w:szCs w:val="20"/>
-              </w:rPr>
-            </w:pPr>
-            <w:r>
-              <w:rPr>
-                <w:rFonts w:cs="Cascadia Mono" w:ascii="Cascadia Mono" w:hAnsi="Cascadia Mono"/>
-                <w:sz w:val="20"/>
-                <w:szCs w:val="20"/>
-                <w:lang w:val="pl-PL"/>
+          </w:tcPr>
+          <w:p>
+            <w:pPr>
+              <w:rPr>
+                <w:rFonts w:ascii="Cascadia Mono" w:hAnsi="Cascadia Mono" w:cs="Cascadia Mono"/>
+                <w:sz w:val="20"/>
+                <w:szCs w:val="20"/>
+              </w:rPr>
+            </w:pPr>
+            <w:r>
+              <w:rPr>
+                <w:rFonts w:ascii="Cascadia Mono" w:hAnsi="Cascadia Mono" w:cs="Cascadia Mono"/>
+                <w:sz w:val="20"/>
+                <w:szCs w:val="20"/>
               </w:rPr>
               <w:t>Powód zapotrzebowania</w:t>
             </w:r>
           </w:p>
           <w:p>
             <w:pPr>
-              <w:pStyle w:val="Normal"/>
-              <w:widowControl/>
-              <w:spacing w:before="0" w:after="0"/>
               <w:jc w:val="both"/>
               <w:rPr>
                 <w:rFonts w:ascii="Arial" w:hAnsi="Arial" w:cs="Arial"/>
@@ -1903,10 +1658,9 @@
             </w:pPr>
             <w:r>
               <w:rPr>
-                <w:rFonts w:cs="Arial" w:ascii="Arial" w:hAnsi="Arial"/>
-                <w:sz w:val="22"/>
-                <w:szCs w:val="22"/>
-                <w:lang w:val="pl-PL"/>
+                <w:rFonts w:ascii="Arial" w:hAnsi="Arial" w:cs="Arial"/>
+                <w:sz w:val="22"/>
+                <w:szCs w:val="22"/>
               </w:rPr>
               <w:t>Niespójny wygląd aplikacji obniża zaufanie użytkowników i utrudnia nawigację. Wczesne ustalenie designu systemu przyspiesza późniejszy development i zapewnia jednolity wygląd na wszystkich podstronach.</w:t>
             </w:r>
@@ -1915,41 +1669,31 @@
       </w:tr>
       <w:tr>
         <w:trPr>
-          <w:trHeight w:val="680" w:hRule="atLeast"/>
+          <w:trHeight w:val="680"/>
         </w:trPr>
         <w:tc>
           <w:tcPr>
             <w:tcW w:w="4816" w:type="dxa"/>
-            <w:tcBorders/>
-          </w:tcPr>
-          <w:p>
-            <w:pPr>
-              <w:pStyle w:val="Normal"/>
-              <w:widowControl/>
-              <w:spacing w:before="0" w:after="0"/>
-              <w:jc w:val="left"/>
-              <w:rPr>
-                <w:rFonts w:ascii="Cascadia Mono" w:hAnsi="Cascadia Mono" w:cs="Cascadia Mono"/>
-                <w:sz w:val="20"/>
-                <w:szCs w:val="20"/>
-              </w:rPr>
-            </w:pPr>
-            <w:r>
-              <w:rPr>
-                <w:rFonts w:cs="Cascadia Mono" w:ascii="Cascadia Mono" w:hAnsi="Cascadia Mono"/>
-                <w:sz w:val="20"/>
-                <w:szCs w:val="20"/>
-                <w:lang w:val="pl-PL"/>
+          </w:tcPr>
+          <w:p>
+            <w:pPr>
+              <w:rPr>
+                <w:rFonts w:ascii="Cascadia Mono" w:hAnsi="Cascadia Mono" w:cs="Cascadia Mono"/>
+                <w:sz w:val="20"/>
+                <w:szCs w:val="20"/>
+              </w:rPr>
+            </w:pPr>
+            <w:r>
+              <w:rPr>
+                <w:rFonts w:ascii="Cascadia Mono" w:hAnsi="Cascadia Mono" w:cs="Cascadia Mono"/>
+                <w:sz w:val="20"/>
+                <w:szCs w:val="20"/>
               </w:rPr>
               <w:t>Autor</w:t>
             </w:r>
           </w:p>
           <w:p>
             <w:pPr>
-              <w:pStyle w:val="Normal"/>
-              <w:widowControl/>
-              <w:spacing w:before="0" w:after="0"/>
-              <w:jc w:val="left"/>
               <w:rPr>
                 <w:rFonts w:ascii="Arial" w:hAnsi="Arial" w:cs="Arial"/>
                 <w:b/>
@@ -1958,12 +1702,11 @@
             </w:pPr>
             <w:r>
               <w:rPr>
-                <w:rFonts w:cs="Arial" w:ascii="Arial" w:hAnsi="Arial"/>
+                <w:rFonts w:ascii="Arial" w:hAnsi="Arial" w:cs="Arial"/>
                 <w:b/>
                 <w:bCs/>
                 <w:sz w:val="20"/>
                 <w:szCs w:val="20"/>
-                <w:lang w:val="pl-PL"/>
               </w:rPr>
               <w:t>Zespół projektowy (pośrednio zleceniodawca)</w:t>
             </w:r>
@@ -1972,48 +1715,35 @@
         <w:tc>
           <w:tcPr>
             <w:tcW w:w="4811" w:type="dxa"/>
-            <w:tcBorders/>
-          </w:tcPr>
-          <w:p>
-            <w:pPr>
-              <w:pStyle w:val="Normal"/>
-              <w:widowControl/>
-              <w:spacing w:before="0" w:after="0"/>
-              <w:jc w:val="left"/>
-              <w:rPr>
-                <w:rFonts w:ascii="Cascadia Mono" w:hAnsi="Cascadia Mono" w:cs="Cascadia Mono"/>
-                <w:sz w:val="20"/>
-                <w:szCs w:val="20"/>
-              </w:rPr>
-            </w:pPr>
-            <w:r>
-              <w:rPr>
-                <w:rFonts w:cs="Cascadia Mono" w:ascii="Cascadia Mono" w:hAnsi="Cascadia Mono"/>
-                <w:sz w:val="20"/>
-                <w:szCs w:val="20"/>
-                <w:lang w:val="pl-PL"/>
+          </w:tcPr>
+          <w:p>
+            <w:pPr>
+              <w:rPr>
+                <w:rFonts w:ascii="Cascadia Mono" w:hAnsi="Cascadia Mono" w:cs="Cascadia Mono"/>
+                <w:sz w:val="20"/>
+                <w:szCs w:val="20"/>
+              </w:rPr>
+            </w:pPr>
+            <w:r>
+              <w:rPr>
+                <w:rFonts w:ascii="Cascadia Mono" w:hAnsi="Cascadia Mono" w:cs="Cascadia Mono"/>
+                <w:sz w:val="20"/>
+                <w:szCs w:val="20"/>
               </w:rPr>
               <w:t>Data</w:t>
             </w:r>
           </w:p>
           <w:p>
             <w:pPr>
-              <w:pStyle w:val="Normal"/>
-              <w:widowControl/>
-              <w:spacing w:before="0" w:after="0"/>
-              <w:jc w:val="left"/>
-              <w:rPr>
-                <w:rFonts w:ascii="Arial" w:hAnsi="Arial" w:cs="Arial"/>
-              </w:rPr>
-            </w:pPr>
-            <w:r>
-              <w:rPr>
-                <w:rFonts w:cs="Arial" w:ascii="Arial" w:hAnsi="Arial"/>
+              <w:rPr>
+                <w:rFonts w:ascii="Arial" w:hAnsi="Arial" w:cs="Arial"/>
+              </w:rPr>
+            </w:pPr>
+            <w:r>
+              <w:rPr>
+                <w:rFonts w:ascii="Arial" w:hAnsi="Arial" w:cs="Arial"/>
                 <w:b/>
                 <w:bCs/>
-                <w:sz w:val="24"/>
-                <w:szCs w:val="24"/>
-                <w:lang w:val="pl-PL"/>
               </w:rPr>
               <w:t>12.03.2026 r.</w:t>
             </w:r>
@@ -2022,42 +1752,32 @@
       </w:tr>
       <w:tr>
         <w:trPr>
-          <w:trHeight w:val="680" w:hRule="atLeast"/>
+          <w:trHeight w:val="680"/>
         </w:trPr>
         <w:tc>
           <w:tcPr>
             <w:tcW w:w="4816" w:type="dxa"/>
-            <w:tcBorders/>
-            <w:shd w:color="auto" w:fill="FFFF99" w:val="clear"/>
-          </w:tcPr>
-          <w:p>
-            <w:pPr>
-              <w:pStyle w:val="Normal"/>
-              <w:widowControl/>
-              <w:spacing w:before="0" w:after="0"/>
-              <w:jc w:val="left"/>
-              <w:rPr>
-                <w:rFonts w:ascii="Cascadia Mono" w:hAnsi="Cascadia Mono" w:cs="Cascadia Mono"/>
-                <w:sz w:val="20"/>
-                <w:szCs w:val="20"/>
-              </w:rPr>
-            </w:pPr>
-            <w:r>
-              <w:rPr>
-                <w:rFonts w:cs="Cascadia Mono" w:ascii="Cascadia Mono" w:hAnsi="Cascadia Mono"/>
-                <w:sz w:val="20"/>
-                <w:szCs w:val="20"/>
-                <w:lang w:val="pl-PL"/>
+            <w:shd w:val="clear" w:color="auto" w:fill="FFFF99"/>
+          </w:tcPr>
+          <w:p>
+            <w:pPr>
+              <w:rPr>
+                <w:rFonts w:ascii="Cascadia Mono" w:hAnsi="Cascadia Mono" w:cs="Cascadia Mono"/>
+                <w:sz w:val="20"/>
+                <w:szCs w:val="20"/>
+              </w:rPr>
+            </w:pPr>
+            <w:r>
+              <w:rPr>
+                <w:rFonts w:ascii="Cascadia Mono" w:hAnsi="Cascadia Mono" w:cs="Cascadia Mono"/>
+                <w:sz w:val="20"/>
+                <w:szCs w:val="20"/>
               </w:rPr>
               <w:t>Priorytet</w:t>
             </w:r>
           </w:p>
           <w:p>
             <w:pPr>
-              <w:pStyle w:val="Normal"/>
-              <w:widowControl/>
-              <w:spacing w:before="0" w:after="0"/>
-              <w:jc w:val="left"/>
               <w:rPr>
                 <w:rFonts w:ascii="Arial" w:hAnsi="Arial" w:cs="Arial"/>
                 <w:b/>
@@ -2066,12 +1786,9 @@
             </w:pPr>
             <w:r>
               <w:rPr>
-                <w:rFonts w:cs="Arial" w:ascii="Arial" w:hAnsi="Arial"/>
+                <w:rFonts w:ascii="Arial" w:hAnsi="Arial" w:cs="Arial"/>
                 <w:b/>
                 <w:bCs/>
-                <w:sz w:val="24"/>
-                <w:szCs w:val="24"/>
-                <w:lang w:val="pl-PL"/>
               </w:rPr>
               <w:t>Średni</w:t>
             </w:r>
@@ -2080,48 +1797,35 @@
         <w:tc>
           <w:tcPr>
             <w:tcW w:w="4811" w:type="dxa"/>
-            <w:tcBorders/>
-          </w:tcPr>
-          <w:p>
-            <w:pPr>
-              <w:pStyle w:val="Normal"/>
-              <w:widowControl/>
-              <w:spacing w:before="0" w:after="0"/>
-              <w:jc w:val="left"/>
-              <w:rPr>
-                <w:rFonts w:ascii="Cascadia Mono" w:hAnsi="Cascadia Mono" w:cs="Cascadia Mono"/>
-                <w:sz w:val="20"/>
-                <w:szCs w:val="20"/>
-              </w:rPr>
-            </w:pPr>
-            <w:r>
-              <w:rPr>
-                <w:rFonts w:cs="Cascadia Mono" w:ascii="Cascadia Mono" w:hAnsi="Cascadia Mono"/>
-                <w:sz w:val="20"/>
-                <w:szCs w:val="20"/>
-                <w:lang w:val="pl-PL"/>
+          </w:tcPr>
+          <w:p>
+            <w:pPr>
+              <w:rPr>
+                <w:rFonts w:ascii="Cascadia Mono" w:hAnsi="Cascadia Mono" w:cs="Cascadia Mono"/>
+                <w:sz w:val="20"/>
+                <w:szCs w:val="20"/>
+              </w:rPr>
+            </w:pPr>
+            <w:r>
+              <w:rPr>
+                <w:rFonts w:ascii="Cascadia Mono" w:hAnsi="Cascadia Mono" w:cs="Cascadia Mono"/>
+                <w:sz w:val="20"/>
+                <w:szCs w:val="20"/>
               </w:rPr>
               <w:t>Szacowany czas</w:t>
             </w:r>
           </w:p>
           <w:p>
             <w:pPr>
-              <w:pStyle w:val="Normal"/>
-              <w:widowControl/>
-              <w:spacing w:before="0" w:after="0"/>
-              <w:jc w:val="left"/>
-              <w:rPr>
-                <w:rFonts w:ascii="Arial" w:hAnsi="Arial" w:cs="Arial"/>
-              </w:rPr>
-            </w:pPr>
-            <w:r>
-              <w:rPr>
-                <w:rFonts w:cs="Arial" w:ascii="Arial" w:hAnsi="Arial"/>
+              <w:rPr>
+                <w:rFonts w:ascii="Arial" w:hAnsi="Arial" w:cs="Arial"/>
+              </w:rPr>
+            </w:pPr>
+            <w:r>
+              <w:rPr>
+                <w:rFonts w:ascii="Arial" w:hAnsi="Arial" w:cs="Arial"/>
                 <w:b/>
                 <w:bCs/>
-                <w:sz w:val="24"/>
-                <w:szCs w:val="24"/>
-                <w:lang w:val="pl-PL"/>
               </w:rPr>
               <w:t>16 godzin</w:t>
             </w:r>
@@ -2129,51 +1833,31 @@
         </w:tc>
       </w:tr>
     </w:tbl>
-    <w:p>
-      <w:pPr>
-        <w:pStyle w:val="Normal"/>
-        <w:rPr/>
-      </w:pPr>
-      <w:r>
-        <w:rPr/>
-      </w:r>
-    </w:p>
+    <w:p/>
     <w:tbl>
       <w:tblPr>
         <w:tblStyle w:val="Tabela-Siatka"/>
         <w:tblW w:w="9628" w:type="dxa"/>
-        <w:jc w:val="left"/>
-        <w:tblInd w:w="0" w:type="dxa"/>
         <w:tblLayout w:type="fixed"/>
-        <w:tblCellMar>
-          <w:top w:w="0" w:type="dxa"/>
-          <w:left w:w="108" w:type="dxa"/>
-          <w:bottom w:w="0" w:type="dxa"/>
-          <w:right w:w="108" w:type="dxa"/>
-        </w:tblCellMar>
-        <w:tblLook w:val="04a0" w:noHBand="0" w:noVBand="1" w:firstColumn="1" w:lastRow="0" w:lastColumn="0" w:firstRow="1"/>
+        <w:tblLook w:val="04A0" w:firstRow="1" w:lastRow="0" w:firstColumn="1" w:lastColumn="0" w:noHBand="0" w:noVBand="1"/>
       </w:tblPr>
       <w:tblGrid>
-        <w:gridCol w:w="4818"/>
+        <w:gridCol w:w="4819"/>
         <w:gridCol w:w="4809"/>
       </w:tblGrid>
       <w:tr>
         <w:trPr>
-          <w:trHeight w:val="567" w:hRule="atLeast"/>
+          <w:trHeight w:val="567"/>
         </w:trPr>
         <w:tc>
           <w:tcPr>
             <w:tcW w:w="9627" w:type="dxa"/>
             <w:gridSpan w:val="2"/>
-            <w:tcBorders/>
-            <w:shd w:color="auto" w:fill="3A7C22" w:themeFill="accent6" w:themeFillShade="bf" w:val="clear"/>
+            <w:shd w:val="clear" w:color="auto" w:fill="3A7C22" w:themeFill="accent6" w:themeFillShade="BF"/>
             <w:vAlign w:val="center"/>
           </w:tcPr>
           <w:p>
             <w:pPr>
-              <w:pStyle w:val="Normal"/>
-              <w:widowControl/>
-              <w:spacing w:before="0" w:after="0"/>
               <w:jc w:val="center"/>
               <w:rPr>
                 <w:color w:val="F2F2F2"/>
@@ -2183,21 +1867,19 @@
             </w:pPr>
             <w:r>
               <w:rPr>
-                <w:rFonts w:cs="Cascadia Mono SemiBold" w:ascii="Cascadia Mono SemiBold" w:hAnsi="Cascadia Mono SemiBold"/>
-                <w:color w:themeColor="background1" w:themeShade="f2" w:val="F2F2F2"/>
+                <w:rFonts w:ascii="Cascadia Mono SemiBold" w:hAnsi="Cascadia Mono SemiBold" w:cs="Cascadia Mono SemiBold"/>
+                <w:color w:val="F2F2F2" w:themeColor="background1" w:themeShade="F2"/>
                 <w:sz w:val="32"/>
                 <w:szCs w:val="32"/>
-                <w:lang w:val="pl-PL"/>
               </w:rPr>
               <w:t>KOLORYSTYKA I WYGLĄD UI/UX</w:t>
             </w:r>
             <w:r>
               <w:rPr>
-                <w:rFonts w:cs="Cascadia Mono SemiBold" w:ascii="Cascadia Mono SemiBold" w:hAnsi="Cascadia Mono SemiBold"/>
+                <w:rFonts w:ascii="Cascadia Mono SemiBold" w:hAnsi="Cascadia Mono SemiBold" w:cs="Cascadia Mono SemiBold"/>
                 <w:color w:val="F2F2F2"/>
                 <w:sz w:val="32"/>
                 <w:szCs w:val="32"/>
-                <w:lang w:val="pl-PL"/>
               </w:rPr>
               <w:t xml:space="preserve"> – Implementacja</w:t>
             </w:r>
@@ -2206,247 +1888,251 @@
       </w:tr>
       <w:tr>
         <w:trPr>
-          <w:trHeight w:val="680" w:hRule="atLeast"/>
+          <w:trHeight w:val="680"/>
         </w:trPr>
         <w:tc>
           <w:tcPr>
             <w:tcW w:w="9627" w:type="dxa"/>
             <w:gridSpan w:val="2"/>
-            <w:tcBorders/>
-          </w:tcPr>
-          <w:p>
-            <w:pPr>
-              <w:pStyle w:val="Normal"/>
-              <w:widowControl/>
-              <w:spacing w:before="0" w:after="0"/>
-              <w:jc w:val="left"/>
-              <w:rPr>
-                <w:rFonts w:ascii="Cascadia Mono" w:hAnsi="Cascadia Mono" w:cs="Cascadia Mono"/>
-                <w:sz w:val="20"/>
-                <w:szCs w:val="20"/>
-              </w:rPr>
-            </w:pPr>
-            <w:r>
-              <w:rPr>
-                <w:rFonts w:cs="Cascadia Mono" w:ascii="Cascadia Mono" w:hAnsi="Cascadia Mono"/>
-                <w:sz w:val="20"/>
-                <w:szCs w:val="20"/>
-                <w:lang w:val="pl-PL"/>
+          </w:tcPr>
+          <w:p>
+            <w:pPr>
+              <w:rPr>
+                <w:rFonts w:ascii="Cascadia Mono" w:hAnsi="Cascadia Mono" w:cs="Cascadia Mono"/>
+                <w:sz w:val="20"/>
+                <w:szCs w:val="20"/>
+              </w:rPr>
+            </w:pPr>
+            <w:r>
+              <w:rPr>
+                <w:rFonts w:ascii="Cascadia Mono" w:hAnsi="Cascadia Mono" w:cs="Cascadia Mono"/>
+                <w:sz w:val="20"/>
+                <w:szCs w:val="20"/>
               </w:rPr>
               <w:t>Nazwa klasy</w:t>
             </w:r>
           </w:p>
           <w:p>
             <w:pPr>
-              <w:pStyle w:val="Normal"/>
-              <w:widowControl/>
-              <w:spacing w:before="0" w:after="0"/>
-              <w:jc w:val="left"/>
-              <w:rPr>
-                <w:rFonts w:ascii="Arial" w:hAnsi="Arial" w:cs="Arial"/>
-              </w:rPr>
-            </w:pPr>
-            <w:r>
-              <w:rPr>
-                <w:rFonts w:cs="Arial" w:ascii="Arial" w:hAnsi="Arial"/>
-                <w:sz w:val="24"/>
-                <w:szCs w:val="24"/>
-                <w:lang w:val="pl-PL"/>
+              <w:rPr>
+                <w:rFonts w:ascii="Arial" w:hAnsi="Arial" w:cs="Arial"/>
+              </w:rPr>
+            </w:pPr>
+            <w:proofErr w:type="spellStart"/>
+            <w:r>
+              <w:rPr>
+                <w:rFonts w:ascii="Arial" w:hAnsi="Arial" w:cs="Arial"/>
               </w:rPr>
               <w:t>SystemDesign</w:t>
             </w:r>
+            <w:proofErr w:type="spellEnd"/>
           </w:p>
         </w:tc>
       </w:tr>
       <w:tr>
         <w:trPr>
-          <w:trHeight w:val="1370" w:hRule="atLeast"/>
+          <w:trHeight w:val="1370"/>
         </w:trPr>
         <w:tc>
           <w:tcPr>
             <w:tcW w:w="4818" w:type="dxa"/>
-            <w:tcBorders/>
-          </w:tcPr>
-          <w:p>
-            <w:pPr>
-              <w:pStyle w:val="Normal"/>
-              <w:widowControl/>
-              <w:spacing w:before="0" w:after="0"/>
-              <w:jc w:val="left"/>
-              <w:rPr>
-                <w:rFonts w:ascii="Cascadia Mono" w:hAnsi="Cascadia Mono" w:cs="Cascadia Mono"/>
-                <w:sz w:val="20"/>
-                <w:szCs w:val="20"/>
-              </w:rPr>
-            </w:pPr>
-            <w:r>
-              <w:rPr>
-                <w:rFonts w:cs="Cascadia Mono" w:ascii="Cascadia Mono" w:hAnsi="Cascadia Mono"/>
-                <w:sz w:val="20"/>
-                <w:szCs w:val="20"/>
-                <w:lang w:val="pl-PL"/>
+          </w:tcPr>
+          <w:p>
+            <w:pPr>
+              <w:rPr>
+                <w:rFonts w:ascii="Cascadia Mono" w:hAnsi="Cascadia Mono" w:cs="Cascadia Mono"/>
+                <w:sz w:val="20"/>
+                <w:szCs w:val="20"/>
+              </w:rPr>
+            </w:pPr>
+            <w:r>
+              <w:rPr>
+                <w:rFonts w:ascii="Cascadia Mono" w:hAnsi="Cascadia Mono" w:cs="Cascadia Mono"/>
+                <w:sz w:val="20"/>
+                <w:szCs w:val="20"/>
               </w:rPr>
               <w:t>Odpowiedzialności</w:t>
             </w:r>
           </w:p>
           <w:p>
             <w:pPr>
-              <w:pStyle w:val="ListParagraph"/>
-              <w:widowControl/>
+              <w:pStyle w:val="Akapitzlist"/>
               <w:numPr>
                 <w:ilvl w:val="0"/>
                 <w:numId w:val="3"/>
               </w:numPr>
-              <w:spacing w:before="0" w:after="0"/>
-              <w:contextualSpacing/>
-              <w:jc w:val="left"/>
-              <w:rPr>
-                <w:rFonts w:ascii="Arial" w:hAnsi="Arial" w:cs="Arial"/>
-                <w:sz w:val="22"/>
-                <w:szCs w:val="22"/>
-              </w:rPr>
-            </w:pPr>
-            <w:r>
-              <w:rPr>
-                <w:rFonts w:cs="Arial" w:ascii="Arial" w:hAnsi="Arial"/>
-                <w:sz w:val="22"/>
-                <w:szCs w:val="22"/>
-                <w:lang w:val="pl-PL"/>
-              </w:rPr>
-              <w:t>Definicja palety kolorów (primary, tint itd.);</w:t>
-            </w:r>
-          </w:p>
-          <w:p>
-            <w:pPr>
-              <w:pStyle w:val="ListParagraph"/>
-              <w:widowControl/>
+              <w:rPr>
+                <w:rFonts w:ascii="Arial" w:hAnsi="Arial" w:cs="Arial"/>
+                <w:sz w:val="22"/>
+                <w:szCs w:val="22"/>
+              </w:rPr>
+            </w:pPr>
+            <w:r>
+              <w:rPr>
+                <w:rFonts w:ascii="Arial" w:hAnsi="Arial" w:cs="Arial"/>
+                <w:sz w:val="22"/>
+                <w:szCs w:val="22"/>
+              </w:rPr>
+              <w:t>Definicja palety kolorów (</w:t>
+            </w:r>
+            <w:proofErr w:type="spellStart"/>
+            <w:r>
+              <w:rPr>
+                <w:rFonts w:ascii="Arial" w:hAnsi="Arial" w:cs="Arial"/>
+                <w:sz w:val="22"/>
+                <w:szCs w:val="22"/>
+              </w:rPr>
+              <w:t>primary</w:t>
+            </w:r>
+            <w:proofErr w:type="spellEnd"/>
+            <w:r>
+              <w:rPr>
+                <w:rFonts w:ascii="Arial" w:hAnsi="Arial" w:cs="Arial"/>
+                <w:sz w:val="22"/>
+                <w:szCs w:val="22"/>
+              </w:rPr>
+              <w:t>, tint itd.);</w:t>
+            </w:r>
+          </w:p>
+          <w:p>
+            <w:pPr>
+              <w:pStyle w:val="Akapitzlist"/>
               <w:numPr>
                 <w:ilvl w:val="0"/>
                 <w:numId w:val="3"/>
               </w:numPr>
-              <w:spacing w:before="0" w:after="0"/>
-              <w:contextualSpacing/>
-              <w:jc w:val="left"/>
-              <w:rPr>
-                <w:rFonts w:ascii="Arial" w:hAnsi="Arial" w:cs="Arial"/>
-                <w:sz w:val="22"/>
-                <w:szCs w:val="22"/>
-              </w:rPr>
-            </w:pPr>
-            <w:r>
-              <w:rPr>
-                <w:rFonts w:cs="Arial" w:ascii="Arial" w:hAnsi="Arial"/>
-                <w:sz w:val="22"/>
-                <w:szCs w:val="22"/>
-                <w:lang w:val="pl-PL"/>
-              </w:rPr>
-              <w:t>Wybór typografii (fonty, skale);</w:t>
-            </w:r>
-          </w:p>
-          <w:p>
-            <w:pPr>
-              <w:pStyle w:val="ListParagraph"/>
-              <w:widowControl/>
+              <w:rPr>
+                <w:rFonts w:ascii="Arial" w:hAnsi="Arial" w:cs="Arial"/>
+                <w:sz w:val="22"/>
+                <w:szCs w:val="22"/>
+              </w:rPr>
+            </w:pPr>
+            <w:r>
+              <w:rPr>
+                <w:rFonts w:ascii="Arial" w:hAnsi="Arial" w:cs="Arial"/>
+                <w:sz w:val="22"/>
+                <w:szCs w:val="22"/>
+              </w:rPr>
+              <w:t>Wybór typografii (</w:t>
+            </w:r>
+            <w:proofErr w:type="spellStart"/>
+            <w:r>
+              <w:rPr>
+                <w:rFonts w:ascii="Arial" w:hAnsi="Arial" w:cs="Arial"/>
+                <w:sz w:val="22"/>
+                <w:szCs w:val="22"/>
+              </w:rPr>
+              <w:t>fonty</w:t>
+            </w:r>
+            <w:proofErr w:type="spellEnd"/>
+            <w:r>
+              <w:rPr>
+                <w:rFonts w:ascii="Arial" w:hAnsi="Arial" w:cs="Arial"/>
+                <w:sz w:val="22"/>
+                <w:szCs w:val="22"/>
+              </w:rPr>
+              <w:t>, skale);</w:t>
+            </w:r>
+          </w:p>
+          <w:p>
+            <w:pPr>
+              <w:pStyle w:val="Akapitzlist"/>
               <w:numPr>
                 <w:ilvl w:val="0"/>
                 <w:numId w:val="3"/>
               </w:numPr>
-              <w:spacing w:before="0" w:after="0"/>
-              <w:contextualSpacing/>
-              <w:jc w:val="left"/>
-              <w:rPr>
-                <w:rFonts w:ascii="Arial" w:hAnsi="Arial" w:cs="Arial"/>
-              </w:rPr>
-            </w:pPr>
-            <w:r>
-              <w:rPr>
-                <w:rFonts w:cs="Arial" w:ascii="Arial" w:hAnsi="Arial"/>
-                <w:sz w:val="22"/>
-                <w:szCs w:val="22"/>
-                <w:lang w:val="pl-PL"/>
-              </w:rPr>
-              <w:t>Definicja bazowych komponentów (przyciski, inputy, karty itp.);</w:t>
+              <w:rPr>
+                <w:rFonts w:ascii="Arial" w:hAnsi="Arial" w:cs="Arial"/>
+              </w:rPr>
+            </w:pPr>
+            <w:r>
+              <w:rPr>
+                <w:rFonts w:ascii="Arial" w:hAnsi="Arial" w:cs="Arial"/>
+                <w:sz w:val="22"/>
+                <w:szCs w:val="22"/>
+              </w:rPr>
+              <w:t xml:space="preserve">Definicja bazowych komponentów (przyciski, </w:t>
+            </w:r>
+            <w:proofErr w:type="spellStart"/>
+            <w:r>
+              <w:rPr>
+                <w:rFonts w:ascii="Arial" w:hAnsi="Arial" w:cs="Arial"/>
+                <w:sz w:val="22"/>
+                <w:szCs w:val="22"/>
+              </w:rPr>
+              <w:t>inputy</w:t>
+            </w:r>
+            <w:proofErr w:type="spellEnd"/>
+            <w:r>
+              <w:rPr>
+                <w:rFonts w:ascii="Arial" w:hAnsi="Arial" w:cs="Arial"/>
+                <w:sz w:val="22"/>
+                <w:szCs w:val="22"/>
+              </w:rPr>
+              <w:t>, karty itp.);</w:t>
             </w:r>
           </w:p>
         </w:tc>
         <w:tc>
           <w:tcPr>
             <w:tcW w:w="4809" w:type="dxa"/>
-            <w:tcBorders/>
-          </w:tcPr>
-          <w:p>
-            <w:pPr>
-              <w:pStyle w:val="Normal"/>
-              <w:widowControl/>
-              <w:spacing w:before="0" w:after="0"/>
-              <w:jc w:val="left"/>
-              <w:rPr>
-                <w:rFonts w:ascii="Cascadia Mono" w:hAnsi="Cascadia Mono" w:cs="Cascadia Mono"/>
-                <w:sz w:val="20"/>
-                <w:szCs w:val="20"/>
-              </w:rPr>
-            </w:pPr>
-            <w:r>
-              <w:rPr>
-                <w:rFonts w:cs="Cascadia Mono" w:ascii="Cascadia Mono" w:hAnsi="Cascadia Mono"/>
-                <w:sz w:val="20"/>
-                <w:szCs w:val="20"/>
-                <w:lang w:val="pl-PL"/>
+          </w:tcPr>
+          <w:p>
+            <w:pPr>
+              <w:rPr>
+                <w:rFonts w:ascii="Cascadia Mono" w:hAnsi="Cascadia Mono" w:cs="Cascadia Mono"/>
+                <w:sz w:val="20"/>
+                <w:szCs w:val="20"/>
+              </w:rPr>
+            </w:pPr>
+            <w:r>
+              <w:rPr>
+                <w:rFonts w:ascii="Cascadia Mono" w:hAnsi="Cascadia Mono" w:cs="Cascadia Mono"/>
+                <w:sz w:val="20"/>
+                <w:szCs w:val="20"/>
               </w:rPr>
               <w:t>Klasy współpracujące</w:t>
             </w:r>
           </w:p>
           <w:p>
             <w:pPr>
-              <w:pStyle w:val="Normal"/>
-              <w:widowControl/>
-              <w:spacing w:before="0" w:after="0"/>
-              <w:jc w:val="left"/>
-              <w:rPr>
-                <w:rFonts w:ascii="Arial" w:hAnsi="Arial" w:cs="Arial"/>
-              </w:rPr>
-            </w:pPr>
-            <w:r>
-              <w:rPr>
-                <w:rFonts w:cs="Arial" w:ascii="Arial" w:hAnsi="Arial"/>
-                <w:sz w:val="24"/>
-                <w:szCs w:val="24"/>
-                <w:lang w:val="pl-PL"/>
-              </w:rPr>
-              <w:t>ColorPaletteConfig, FontSelector</w:t>
-            </w:r>
+              <w:rPr>
+                <w:rFonts w:ascii="Arial" w:hAnsi="Arial" w:cs="Arial"/>
+              </w:rPr>
+            </w:pPr>
+            <w:proofErr w:type="spellStart"/>
+            <w:r>
+              <w:rPr>
+                <w:rFonts w:ascii="Arial" w:hAnsi="Arial" w:cs="Arial"/>
+              </w:rPr>
+              <w:t>ColorPaletteConfig</w:t>
+            </w:r>
+            <w:proofErr w:type="spellEnd"/>
+            <w:r>
+              <w:rPr>
+                <w:rFonts w:ascii="Arial" w:hAnsi="Arial" w:cs="Arial"/>
+              </w:rPr>
+              <w:t xml:space="preserve">, </w:t>
+            </w:r>
+            <w:proofErr w:type="spellStart"/>
+            <w:r>
+              <w:rPr>
+                <w:rFonts w:ascii="Arial" w:hAnsi="Arial" w:cs="Arial"/>
+              </w:rPr>
+              <w:t>FontSelector</w:t>
+            </w:r>
+            <w:proofErr w:type="spellEnd"/>
           </w:p>
         </w:tc>
       </w:tr>
     </w:tbl>
+    <w:p/>
+    <w:p/>
     <w:p>
       <w:pPr>
-        <w:pStyle w:val="Normal"/>
-        <w:rPr/>
-      </w:pPr>
-      <w:r>
-        <w:rPr/>
-      </w:r>
-    </w:p>
-    <w:p>
-      <w:pPr>
-        <w:pStyle w:val="Normal"/>
-        <w:rPr/>
-      </w:pPr>
-      <w:r>
-        <w:rPr/>
-      </w:r>
-    </w:p>
-    <w:p>
-      <w:pPr>
-        <w:pStyle w:val="Normal"/>
-        <w:suppressAutoHyphens w:val="false"/>
-        <w:spacing w:lineRule="auto" w:line="276" w:before="0" w:after="160"/>
-        <w:rPr/>
-      </w:pPr>
-      <w:r>
-        <w:rPr/>
-      </w:r>
+        <w:suppressAutoHyphens w:val="0"/>
+        <w:spacing w:after="160" w:line="276" w:lineRule="auto"/>
+      </w:pPr>
       <w:r>
         <w:br w:type="page"/>
       </w:r>
@@ -2455,54 +2141,42 @@
       <w:tblPr>
         <w:tblStyle w:val="Tabela-Siatka"/>
         <w:tblW w:w="9628" w:type="dxa"/>
-        <w:jc w:val="left"/>
-        <w:tblInd w:w="0" w:type="dxa"/>
         <w:tblLayout w:type="fixed"/>
-        <w:tblCellMar>
-          <w:top w:w="0" w:type="dxa"/>
-          <w:left w:w="108" w:type="dxa"/>
-          <w:bottom w:w="0" w:type="dxa"/>
-          <w:right w:w="108" w:type="dxa"/>
-        </w:tblCellMar>
-        <w:tblLook w:val="04a0" w:noHBand="0" w:noVBand="1" w:firstColumn="1" w:lastRow="0" w:lastColumn="0" w:firstRow="1"/>
+        <w:tblLook w:val="04A0" w:firstRow="1" w:lastRow="0" w:firstColumn="1" w:lastColumn="0" w:noHBand="0" w:noVBand="1"/>
       </w:tblPr>
       <w:tblGrid>
         <w:gridCol w:w="4747"/>
-        <w:gridCol w:w="4880"/>
+        <w:gridCol w:w="4881"/>
       </w:tblGrid>
       <w:tr>
         <w:trPr>
-          <w:trHeight w:val="567" w:hRule="atLeast"/>
+          <w:trHeight w:val="567"/>
         </w:trPr>
         <w:tc>
           <w:tcPr>
             <w:tcW w:w="9627" w:type="dxa"/>
             <w:gridSpan w:val="2"/>
-            <w:tcBorders/>
-            <w:shd w:color="auto" w:fill="215E99" w:themeFill="text2" w:themeFillTint="bf" w:val="clear"/>
+            <w:shd w:val="clear" w:color="auto" w:fill="215E99" w:themeFill="text2" w:themeFillTint="BF"/>
             <w:vAlign w:val="center"/>
           </w:tcPr>
           <w:p>
             <w:pPr>
-              <w:pStyle w:val="Normal"/>
               <w:pageBreakBefore/>
-              <w:widowControl/>
-              <w:spacing w:before="0" w:after="0"/>
               <w:jc w:val="center"/>
               <w:rPr>
-                <w:color w:themeColor="background1" w:themeShade="f2" w:val="F2F2F2"/>
+                <w:color w:val="F2F2F2" w:themeColor="background1" w:themeShade="F2"/>
                 <w:sz w:val="32"/>
                 <w:szCs w:val="32"/>
               </w:rPr>
             </w:pPr>
             <w:r>
               <w:rPr>
-                <w:rFonts w:cs="Cascadia Mono SemiBold" w:ascii="Cascadia Mono SemiBold" w:hAnsi="Cascadia Mono SemiBold"/>
-                <w:color w:themeColor="background1" w:themeShade="f2" w:val="F2F2F2"/>
+                <w:rFonts w:ascii="Cascadia Mono SemiBold" w:hAnsi="Cascadia Mono SemiBold" w:cs="Cascadia Mono SemiBold"/>
+                <w:color w:val="F2F2F2" w:themeColor="background1" w:themeShade="F2"/>
                 <w:sz w:val="32"/>
                 <w:szCs w:val="32"/>
-                <w:lang w:val="pl-PL"/>
-              </w:rPr>
+              </w:rPr>
+              <w:lastRenderedPageBreak/>
               <w:t>PROJEKT PIERWSZEJ WERSJI – Historia klienta</w:t>
             </w:r>
           </w:p>
@@ -2510,19 +2184,15 @@
       </w:tr>
       <w:tr>
         <w:trPr>
-          <w:trHeight w:val="850" w:hRule="atLeast"/>
+          <w:trHeight w:val="850"/>
         </w:trPr>
         <w:tc>
           <w:tcPr>
             <w:tcW w:w="9627" w:type="dxa"/>
             <w:gridSpan w:val="2"/>
-            <w:tcBorders/>
-          </w:tcPr>
-          <w:p>
-            <w:pPr>
-              <w:pStyle w:val="Normal"/>
-              <w:widowControl/>
-              <w:spacing w:before="0" w:after="0"/>
+          </w:tcPr>
+          <w:p>
+            <w:pPr>
               <w:jc w:val="both"/>
               <w:rPr>
                 <w:rFonts w:ascii="Cascadia Mono" w:hAnsi="Cascadia Mono" w:cs="Cascadia Mono"/>
@@ -2532,19 +2202,15 @@
             </w:pPr>
             <w:r>
               <w:rPr>
-                <w:rFonts w:cs="Cascadia Mono" w:ascii="Cascadia Mono" w:hAnsi="Cascadia Mono"/>
-                <w:sz w:val="20"/>
-                <w:szCs w:val="20"/>
-                <w:lang w:val="pl-PL"/>
+                <w:rFonts w:ascii="Cascadia Mono" w:hAnsi="Cascadia Mono" w:cs="Cascadia Mono"/>
+                <w:sz w:val="20"/>
+                <w:szCs w:val="20"/>
               </w:rPr>
               <w:t>Perspektywa</w:t>
             </w:r>
           </w:p>
           <w:p>
             <w:pPr>
-              <w:pStyle w:val="Normal"/>
-              <w:widowControl/>
-              <w:spacing w:before="0" w:after="0"/>
               <w:jc w:val="both"/>
               <w:rPr>
                 <w:rFonts w:ascii="Arial" w:hAnsi="Arial" w:cs="Arial"/>
@@ -2552,10 +2218,9 @@
             </w:pPr>
             <w:r>
               <w:rPr>
-                <w:rFonts w:cs="Arial" w:ascii="Arial" w:hAnsi="Arial"/>
-                <w:sz w:val="22"/>
-                <w:szCs w:val="22"/>
-                <w:lang w:val="pl-PL"/>
+                <w:rFonts w:ascii="Arial" w:hAnsi="Arial" w:cs="Arial"/>
+                <w:sz w:val="22"/>
+                <w:szCs w:val="22"/>
               </w:rPr>
               <w:t>Jako zleceniodawca chcę zobaczyć wstępny projekt interfejsu przed rozpoczęciem kodowania, aby móc ocenić i zaakceptować kierunek wizualny aplikacji.</w:t>
             </w:r>
@@ -2564,41 +2229,32 @@
       </w:tr>
       <w:tr>
         <w:trPr>
-          <w:trHeight w:val="850" w:hRule="atLeast"/>
+          <w:trHeight w:val="850"/>
         </w:trPr>
         <w:tc>
           <w:tcPr>
             <w:tcW w:w="9627" w:type="dxa"/>
             <w:gridSpan w:val="2"/>
-            <w:tcBorders/>
-          </w:tcPr>
-          <w:p>
-            <w:pPr>
-              <w:pStyle w:val="Normal"/>
-              <w:widowControl/>
-              <w:spacing w:before="0" w:after="0"/>
-              <w:jc w:val="left"/>
-              <w:rPr>
-                <w:rFonts w:ascii="Cascadia Mono" w:hAnsi="Cascadia Mono" w:cs="Cascadia Mono"/>
-                <w:sz w:val="20"/>
-                <w:szCs w:val="20"/>
-              </w:rPr>
-            </w:pPr>
-            <w:r>
-              <w:rPr>
-                <w:rFonts w:cs="Cascadia Mono" w:ascii="Cascadia Mono" w:hAnsi="Cascadia Mono"/>
-                <w:sz w:val="20"/>
-                <w:szCs w:val="20"/>
-                <w:lang w:val="pl-PL"/>
+          </w:tcPr>
+          <w:p>
+            <w:pPr>
+              <w:rPr>
+                <w:rFonts w:ascii="Cascadia Mono" w:hAnsi="Cascadia Mono" w:cs="Cascadia Mono"/>
+                <w:sz w:val="20"/>
+                <w:szCs w:val="20"/>
+              </w:rPr>
+            </w:pPr>
+            <w:r>
+              <w:rPr>
+                <w:rFonts w:ascii="Cascadia Mono" w:hAnsi="Cascadia Mono" w:cs="Cascadia Mono"/>
+                <w:sz w:val="20"/>
+                <w:szCs w:val="20"/>
               </w:rPr>
               <w:t>Powód zapotrzebowania</w:t>
             </w:r>
           </w:p>
           <w:p>
             <w:pPr>
-              <w:pStyle w:val="Normal"/>
-              <w:widowControl/>
-              <w:spacing w:before="0" w:after="0"/>
               <w:jc w:val="both"/>
               <w:rPr>
                 <w:rFonts w:ascii="Arial" w:hAnsi="Arial" w:cs="Arial"/>
@@ -2606,53 +2262,60 @@
             </w:pPr>
             <w:r>
               <w:rPr>
-                <w:rFonts w:cs="Arial" w:ascii="Arial" w:hAnsi="Arial"/>
-                <w:sz w:val="22"/>
-                <w:szCs w:val="22"/>
-                <w:lang w:val="pl-PL"/>
-              </w:rPr>
-              <w:t>Kodowanie bez projektu wizualnego prowadzi do wielokrotnych przeróbek. Wireframy pozwalają szybko weryfikować układ widoków bez kosztownych zmian później.</w:t>
+                <w:rFonts w:ascii="Arial" w:hAnsi="Arial" w:cs="Arial"/>
+                <w:sz w:val="22"/>
+                <w:szCs w:val="22"/>
+              </w:rPr>
+              <w:t xml:space="preserve">Kodowanie bez projektu wizualnego prowadzi do wielokrotnych przeróbek. </w:t>
+            </w:r>
+            <w:proofErr w:type="spellStart"/>
+            <w:r>
+              <w:rPr>
+                <w:rFonts w:ascii="Arial" w:hAnsi="Arial" w:cs="Arial"/>
+                <w:sz w:val="22"/>
+                <w:szCs w:val="22"/>
+              </w:rPr>
+              <w:t>Wireframy</w:t>
+            </w:r>
+            <w:proofErr w:type="spellEnd"/>
+            <w:r>
+              <w:rPr>
+                <w:rFonts w:ascii="Arial" w:hAnsi="Arial" w:cs="Arial"/>
+                <w:sz w:val="22"/>
+                <w:szCs w:val="22"/>
+              </w:rPr>
+              <w:t xml:space="preserve"> pozwalają szybko weryfikować układ widoków bez kosztownych zmian później.</w:t>
             </w:r>
           </w:p>
         </w:tc>
       </w:tr>
       <w:tr>
         <w:trPr>
-          <w:trHeight w:val="680" w:hRule="atLeast"/>
+          <w:trHeight w:val="680"/>
         </w:trPr>
         <w:tc>
           <w:tcPr>
             <w:tcW w:w="4747" w:type="dxa"/>
-            <w:tcBorders/>
-          </w:tcPr>
-          <w:p>
-            <w:pPr>
-              <w:pStyle w:val="Normal"/>
-              <w:widowControl/>
-              <w:spacing w:before="0" w:after="0"/>
-              <w:jc w:val="left"/>
-              <w:rPr>
-                <w:rFonts w:ascii="Cascadia Mono" w:hAnsi="Cascadia Mono" w:cs="Cascadia Mono"/>
-                <w:sz w:val="20"/>
-                <w:szCs w:val="20"/>
-              </w:rPr>
-            </w:pPr>
-            <w:r>
-              <w:rPr>
-                <w:rFonts w:cs="Cascadia Mono" w:ascii="Cascadia Mono" w:hAnsi="Cascadia Mono"/>
-                <w:sz w:val="20"/>
-                <w:szCs w:val="20"/>
-                <w:lang w:val="pl-PL"/>
+          </w:tcPr>
+          <w:p>
+            <w:pPr>
+              <w:rPr>
+                <w:rFonts w:ascii="Cascadia Mono" w:hAnsi="Cascadia Mono" w:cs="Cascadia Mono"/>
+                <w:sz w:val="20"/>
+                <w:szCs w:val="20"/>
+              </w:rPr>
+            </w:pPr>
+            <w:r>
+              <w:rPr>
+                <w:rFonts w:ascii="Cascadia Mono" w:hAnsi="Cascadia Mono" w:cs="Cascadia Mono"/>
+                <w:sz w:val="20"/>
+                <w:szCs w:val="20"/>
               </w:rPr>
               <w:t>Autor</w:t>
             </w:r>
           </w:p>
           <w:p>
             <w:pPr>
-              <w:pStyle w:val="Normal"/>
-              <w:widowControl/>
-              <w:spacing w:before="0" w:after="0"/>
-              <w:jc w:val="left"/>
               <w:rPr>
                 <w:rFonts w:ascii="Arial" w:hAnsi="Arial" w:cs="Arial"/>
                 <w:b/>
@@ -2661,12 +2324,11 @@
             </w:pPr>
             <w:r>
               <w:rPr>
-                <w:rFonts w:cs="Arial" w:ascii="Arial" w:hAnsi="Arial"/>
+                <w:rFonts w:ascii="Arial" w:hAnsi="Arial" w:cs="Arial"/>
                 <w:b/>
                 <w:bCs/>
                 <w:sz w:val="20"/>
                 <w:szCs w:val="20"/>
-                <w:lang w:val="pl-PL"/>
               </w:rPr>
               <w:t>Zespół projektowy (pośrednio zleceniodawca)</w:t>
             </w:r>
@@ -2675,36 +2337,26 @@
         <w:tc>
           <w:tcPr>
             <w:tcW w:w="4880" w:type="dxa"/>
-            <w:tcBorders/>
-          </w:tcPr>
-          <w:p>
-            <w:pPr>
-              <w:pStyle w:val="Normal"/>
-              <w:widowControl/>
-              <w:spacing w:before="0" w:after="0"/>
-              <w:jc w:val="left"/>
-              <w:rPr>
-                <w:rFonts w:ascii="Cascadia Mono" w:hAnsi="Cascadia Mono" w:cs="Cascadia Mono"/>
-                <w:sz w:val="20"/>
-                <w:szCs w:val="20"/>
-              </w:rPr>
-            </w:pPr>
-            <w:r>
-              <w:rPr>
-                <w:rFonts w:cs="Cascadia Mono" w:ascii="Cascadia Mono" w:hAnsi="Cascadia Mono"/>
-                <w:sz w:val="20"/>
-                <w:szCs w:val="20"/>
-                <w:lang w:val="pl-PL"/>
+          </w:tcPr>
+          <w:p>
+            <w:pPr>
+              <w:rPr>
+                <w:rFonts w:ascii="Cascadia Mono" w:hAnsi="Cascadia Mono" w:cs="Cascadia Mono"/>
+                <w:sz w:val="20"/>
+                <w:szCs w:val="20"/>
+              </w:rPr>
+            </w:pPr>
+            <w:r>
+              <w:rPr>
+                <w:rFonts w:ascii="Cascadia Mono" w:hAnsi="Cascadia Mono" w:cs="Cascadia Mono"/>
+                <w:sz w:val="20"/>
+                <w:szCs w:val="20"/>
               </w:rPr>
               <w:t>Data</w:t>
             </w:r>
           </w:p>
           <w:p>
             <w:pPr>
-              <w:pStyle w:val="Normal"/>
-              <w:widowControl/>
-              <w:spacing w:before="0" w:after="0"/>
-              <w:jc w:val="left"/>
               <w:rPr>
                 <w:rFonts w:ascii="Arial" w:hAnsi="Arial" w:cs="Arial"/>
                 <w:b/>
@@ -2713,12 +2365,9 @@
             </w:pPr>
             <w:r>
               <w:rPr>
-                <w:rFonts w:cs="Arial" w:ascii="Arial" w:hAnsi="Arial"/>
+                <w:rFonts w:ascii="Arial" w:hAnsi="Arial" w:cs="Arial"/>
                 <w:b/>
                 <w:bCs/>
-                <w:sz w:val="24"/>
-                <w:szCs w:val="24"/>
-                <w:lang w:val="pl-PL"/>
               </w:rPr>
               <w:t>12.03.2026 r.</w:t>
             </w:r>
@@ -2727,42 +2376,32 @@
       </w:tr>
       <w:tr>
         <w:trPr>
-          <w:trHeight w:val="680" w:hRule="atLeast"/>
+          <w:trHeight w:val="680"/>
         </w:trPr>
         <w:tc>
           <w:tcPr>
             <w:tcW w:w="4747" w:type="dxa"/>
-            <w:tcBorders/>
-            <w:shd w:color="auto" w:fill="FFFF99" w:val="clear"/>
-          </w:tcPr>
-          <w:p>
-            <w:pPr>
-              <w:pStyle w:val="Normal"/>
-              <w:widowControl/>
-              <w:spacing w:before="0" w:after="0"/>
-              <w:jc w:val="left"/>
-              <w:rPr>
-                <w:rFonts w:ascii="Cascadia Mono" w:hAnsi="Cascadia Mono" w:cs="Cascadia Mono"/>
-                <w:sz w:val="20"/>
-                <w:szCs w:val="20"/>
-              </w:rPr>
-            </w:pPr>
-            <w:r>
-              <w:rPr>
-                <w:rFonts w:cs="Cascadia Mono" w:ascii="Cascadia Mono" w:hAnsi="Cascadia Mono"/>
-                <w:sz w:val="20"/>
-                <w:szCs w:val="20"/>
-                <w:lang w:val="pl-PL"/>
+            <w:shd w:val="clear" w:color="auto" w:fill="FFFF99"/>
+          </w:tcPr>
+          <w:p>
+            <w:pPr>
+              <w:rPr>
+                <w:rFonts w:ascii="Cascadia Mono" w:hAnsi="Cascadia Mono" w:cs="Cascadia Mono"/>
+                <w:sz w:val="20"/>
+                <w:szCs w:val="20"/>
+              </w:rPr>
+            </w:pPr>
+            <w:r>
+              <w:rPr>
+                <w:rFonts w:ascii="Cascadia Mono" w:hAnsi="Cascadia Mono" w:cs="Cascadia Mono"/>
+                <w:sz w:val="20"/>
+                <w:szCs w:val="20"/>
               </w:rPr>
               <w:t>Priorytet</w:t>
             </w:r>
           </w:p>
           <w:p>
             <w:pPr>
-              <w:pStyle w:val="Normal"/>
-              <w:widowControl/>
-              <w:spacing w:before="0" w:after="0"/>
-              <w:jc w:val="left"/>
               <w:rPr>
                 <w:rFonts w:ascii="Arial" w:hAnsi="Arial" w:cs="Arial"/>
                 <w:b/>
@@ -2771,12 +2410,9 @@
             </w:pPr>
             <w:r>
               <w:rPr>
-                <w:rFonts w:cs="Arial" w:ascii="Arial" w:hAnsi="Arial"/>
+                <w:rFonts w:ascii="Arial" w:hAnsi="Arial" w:cs="Arial"/>
                 <w:b/>
                 <w:bCs/>
-                <w:sz w:val="24"/>
-                <w:szCs w:val="24"/>
-                <w:lang w:val="pl-PL"/>
               </w:rPr>
               <w:t>Średni</w:t>
             </w:r>
@@ -2785,36 +2421,26 @@
         <w:tc>
           <w:tcPr>
             <w:tcW w:w="4880" w:type="dxa"/>
-            <w:tcBorders/>
-          </w:tcPr>
-          <w:p>
-            <w:pPr>
-              <w:pStyle w:val="Normal"/>
-              <w:widowControl/>
-              <w:spacing w:before="0" w:after="0"/>
-              <w:jc w:val="left"/>
-              <w:rPr>
-                <w:rFonts w:ascii="Cascadia Mono" w:hAnsi="Cascadia Mono" w:cs="Cascadia Mono"/>
-                <w:sz w:val="20"/>
-                <w:szCs w:val="20"/>
-              </w:rPr>
-            </w:pPr>
-            <w:r>
-              <w:rPr>
-                <w:rFonts w:cs="Cascadia Mono" w:ascii="Cascadia Mono" w:hAnsi="Cascadia Mono"/>
-                <w:sz w:val="20"/>
-                <w:szCs w:val="20"/>
-                <w:lang w:val="pl-PL"/>
+          </w:tcPr>
+          <w:p>
+            <w:pPr>
+              <w:rPr>
+                <w:rFonts w:ascii="Cascadia Mono" w:hAnsi="Cascadia Mono" w:cs="Cascadia Mono"/>
+                <w:sz w:val="20"/>
+                <w:szCs w:val="20"/>
+              </w:rPr>
+            </w:pPr>
+            <w:r>
+              <w:rPr>
+                <w:rFonts w:ascii="Cascadia Mono" w:hAnsi="Cascadia Mono" w:cs="Cascadia Mono"/>
+                <w:sz w:val="20"/>
+                <w:szCs w:val="20"/>
               </w:rPr>
               <w:t>Szacowany czas</w:t>
             </w:r>
           </w:p>
           <w:p>
             <w:pPr>
-              <w:pStyle w:val="Normal"/>
-              <w:widowControl/>
-              <w:spacing w:before="0" w:after="0"/>
-              <w:jc w:val="left"/>
               <w:rPr>
                 <w:rFonts w:ascii="Arial" w:hAnsi="Arial" w:cs="Arial"/>
                 <w:b/>
@@ -2823,64 +2449,829 @@
             </w:pPr>
             <w:r>
               <w:rPr>
-                <w:rFonts w:cs="Arial" w:ascii="Arial" w:hAnsi="Arial"/>
+                <w:rFonts w:ascii="Arial" w:hAnsi="Arial" w:cs="Arial"/>
                 <w:b/>
                 <w:bCs/>
-                <w:sz w:val="24"/>
-                <w:szCs w:val="24"/>
-                <w:lang w:val="pl-PL"/>
               </w:rPr>
               <w:t>16 godzin</w:t>
             </w:r>
+          </w:p>
+        </w:tc>
+      </w:tr>
+    </w:tbl>
+    <w:p/>
+    <w:tbl>
+      <w:tblPr>
+        <w:tblStyle w:val="Tabela-Siatka"/>
+        <w:tblW w:w="9628" w:type="dxa"/>
+        <w:tblLayout w:type="fixed"/>
+        <w:tblLook w:val="04A0" w:firstRow="1" w:lastRow="0" w:firstColumn="1" w:lastColumn="0" w:noHBand="0" w:noVBand="1"/>
+      </w:tblPr>
+      <w:tblGrid>
+        <w:gridCol w:w="4819"/>
+        <w:gridCol w:w="4809"/>
+      </w:tblGrid>
+      <w:tr>
+        <w:trPr>
+          <w:trHeight w:val="567"/>
+        </w:trPr>
+        <w:tc>
+          <w:tcPr>
+            <w:tcW w:w="9627" w:type="dxa"/>
+            <w:gridSpan w:val="2"/>
+            <w:shd w:val="clear" w:color="auto" w:fill="3A7C22" w:themeFill="accent6" w:themeFillShade="BF"/>
+            <w:vAlign w:val="center"/>
+          </w:tcPr>
+          <w:p>
+            <w:pPr>
+              <w:jc w:val="center"/>
+              <w:rPr>
+                <w:color w:val="F2F2F2"/>
+                <w:sz w:val="32"/>
+                <w:szCs w:val="32"/>
+              </w:rPr>
+            </w:pPr>
+            <w:r>
+              <w:rPr>
+                <w:rFonts w:ascii="Cascadia Mono SemiBold" w:hAnsi="Cascadia Mono SemiBold" w:cs="Cascadia Mono SemiBold"/>
+                <w:color w:val="F2F2F2" w:themeColor="background1" w:themeShade="F2"/>
+                <w:sz w:val="32"/>
+                <w:szCs w:val="32"/>
+              </w:rPr>
+              <w:t>PROJEKT PIERWSZEJ WERSJI</w:t>
+            </w:r>
+            <w:r>
+              <w:rPr>
+                <w:rFonts w:ascii="Cascadia Mono SemiBold" w:hAnsi="Cascadia Mono SemiBold" w:cs="Cascadia Mono SemiBold"/>
+                <w:color w:val="F2F2F2"/>
+                <w:sz w:val="32"/>
+                <w:szCs w:val="32"/>
+              </w:rPr>
+              <w:t xml:space="preserve"> – Implementacja</w:t>
+            </w:r>
+          </w:p>
+        </w:tc>
+      </w:tr>
+      <w:tr>
+        <w:trPr>
+          <w:trHeight w:val="680"/>
+        </w:trPr>
+        <w:tc>
+          <w:tcPr>
+            <w:tcW w:w="9627" w:type="dxa"/>
+            <w:gridSpan w:val="2"/>
+          </w:tcPr>
+          <w:p>
+            <w:pPr>
+              <w:rPr>
+                <w:rFonts w:ascii="Cascadia Mono" w:hAnsi="Cascadia Mono" w:cs="Cascadia Mono"/>
+                <w:sz w:val="20"/>
+                <w:szCs w:val="20"/>
+              </w:rPr>
+            </w:pPr>
+            <w:r>
+              <w:rPr>
+                <w:rFonts w:ascii="Cascadia Mono" w:hAnsi="Cascadia Mono" w:cs="Cascadia Mono"/>
+                <w:sz w:val="20"/>
+                <w:szCs w:val="20"/>
+              </w:rPr>
+              <w:t>Nazwa klasy</w:t>
+            </w:r>
+          </w:p>
+          <w:p>
+            <w:pPr>
+              <w:rPr>
+                <w:rFonts w:ascii="Arial" w:hAnsi="Arial" w:cs="Arial"/>
+              </w:rPr>
+            </w:pPr>
+            <w:proofErr w:type="spellStart"/>
+            <w:r>
+              <w:rPr>
+                <w:rFonts w:ascii="Arial" w:hAnsi="Arial" w:cs="Arial"/>
+              </w:rPr>
+              <w:t>UIPrototype</w:t>
+            </w:r>
+            <w:proofErr w:type="spellEnd"/>
+          </w:p>
+        </w:tc>
+      </w:tr>
+      <w:tr>
+        <w:trPr>
+          <w:trHeight w:val="1370"/>
+        </w:trPr>
+        <w:tc>
+          <w:tcPr>
+            <w:tcW w:w="4818" w:type="dxa"/>
+          </w:tcPr>
+          <w:p>
+            <w:pPr>
+              <w:rPr>
+                <w:rFonts w:ascii="Cascadia Mono" w:hAnsi="Cascadia Mono" w:cs="Cascadia Mono"/>
+                <w:sz w:val="20"/>
+                <w:szCs w:val="20"/>
+              </w:rPr>
+            </w:pPr>
+            <w:r>
+              <w:rPr>
+                <w:rFonts w:ascii="Cascadia Mono" w:hAnsi="Cascadia Mono" w:cs="Cascadia Mono"/>
+                <w:sz w:val="20"/>
+                <w:szCs w:val="20"/>
+              </w:rPr>
+              <w:t>Odpowiedzialności</w:t>
+            </w:r>
+          </w:p>
+          <w:p>
+            <w:pPr>
+              <w:pStyle w:val="Akapitzlist"/>
+              <w:numPr>
+                <w:ilvl w:val="0"/>
+                <w:numId w:val="4"/>
+              </w:numPr>
+              <w:rPr>
+                <w:rFonts w:ascii="Arial" w:hAnsi="Arial" w:cs="Arial"/>
+                <w:sz w:val="22"/>
+                <w:szCs w:val="22"/>
+              </w:rPr>
+            </w:pPr>
+            <w:r>
+              <w:rPr>
+                <w:rFonts w:ascii="Arial" w:hAnsi="Arial" w:cs="Arial"/>
+                <w:sz w:val="22"/>
+                <w:szCs w:val="22"/>
+              </w:rPr>
+              <w:t xml:space="preserve">Przygotowanie </w:t>
+            </w:r>
+            <w:proofErr w:type="spellStart"/>
+            <w:r>
+              <w:rPr>
+                <w:rFonts w:ascii="Arial" w:hAnsi="Arial" w:cs="Arial"/>
+                <w:sz w:val="22"/>
+                <w:szCs w:val="22"/>
+              </w:rPr>
+              <w:t>wireframów</w:t>
+            </w:r>
+            <w:proofErr w:type="spellEnd"/>
+            <w:r>
+              <w:rPr>
+                <w:rFonts w:ascii="Arial" w:hAnsi="Arial" w:cs="Arial"/>
+                <w:sz w:val="22"/>
+                <w:szCs w:val="22"/>
+              </w:rPr>
+              <w:t xml:space="preserve"> kluczowych stron (strona główna, </w:t>
+            </w:r>
+            <w:proofErr w:type="spellStart"/>
+            <w:r>
+              <w:rPr>
+                <w:rFonts w:ascii="Arial" w:hAnsi="Arial" w:cs="Arial"/>
+                <w:sz w:val="22"/>
+                <w:szCs w:val="22"/>
+              </w:rPr>
+              <w:t>player</w:t>
+            </w:r>
+            <w:proofErr w:type="spellEnd"/>
+            <w:r>
+              <w:rPr>
+                <w:rFonts w:ascii="Arial" w:hAnsi="Arial" w:cs="Arial"/>
+                <w:sz w:val="22"/>
+                <w:szCs w:val="22"/>
+              </w:rPr>
+              <w:t>, panel użytkownika itp.);</w:t>
+            </w:r>
+          </w:p>
+          <w:p>
+            <w:pPr>
+              <w:pStyle w:val="Akapitzlist"/>
+              <w:numPr>
+                <w:ilvl w:val="0"/>
+                <w:numId w:val="4"/>
+              </w:numPr>
+              <w:rPr>
+                <w:rFonts w:ascii="Arial" w:hAnsi="Arial" w:cs="Arial"/>
+                <w:sz w:val="22"/>
+                <w:szCs w:val="22"/>
+              </w:rPr>
+            </w:pPr>
+            <w:r>
+              <w:rPr>
+                <w:rFonts w:ascii="Arial" w:hAnsi="Arial" w:cs="Arial"/>
+                <w:sz w:val="22"/>
+                <w:szCs w:val="22"/>
+              </w:rPr>
+              <w:t xml:space="preserve">Przygotowanie makiet w </w:t>
+            </w:r>
+            <w:proofErr w:type="spellStart"/>
+            <w:r>
+              <w:rPr>
+                <w:rFonts w:ascii="Arial" w:hAnsi="Arial" w:cs="Arial"/>
+                <w:sz w:val="22"/>
+                <w:szCs w:val="22"/>
+              </w:rPr>
+              <w:t>Figmie</w:t>
+            </w:r>
+            <w:proofErr w:type="spellEnd"/>
+            <w:r>
+              <w:rPr>
+                <w:rFonts w:ascii="Arial" w:hAnsi="Arial" w:cs="Arial"/>
+                <w:sz w:val="22"/>
+                <w:szCs w:val="22"/>
+              </w:rPr>
+              <w:t xml:space="preserve"> lub czymś </w:t>
+            </w:r>
+            <w:proofErr w:type="spellStart"/>
+            <w:r>
+              <w:rPr>
+                <w:rFonts w:ascii="Arial" w:hAnsi="Arial" w:cs="Arial"/>
+                <w:sz w:val="22"/>
+                <w:szCs w:val="22"/>
+              </w:rPr>
+              <w:t>poodobnym</w:t>
+            </w:r>
+            <w:proofErr w:type="spellEnd"/>
+            <w:r>
+              <w:rPr>
+                <w:rFonts w:ascii="Arial" w:hAnsi="Arial" w:cs="Arial"/>
+                <w:sz w:val="22"/>
+                <w:szCs w:val="22"/>
+              </w:rPr>
+              <w:t>;</w:t>
+            </w:r>
+          </w:p>
+          <w:p>
+            <w:pPr>
+              <w:pStyle w:val="Akapitzlist"/>
+              <w:numPr>
+                <w:ilvl w:val="0"/>
+                <w:numId w:val="4"/>
+              </w:numPr>
+              <w:rPr>
+                <w:rFonts w:ascii="Arial" w:hAnsi="Arial" w:cs="Arial"/>
+              </w:rPr>
+            </w:pPr>
+            <w:r>
+              <w:rPr>
+                <w:rFonts w:ascii="Arial" w:hAnsi="Arial" w:cs="Arial"/>
+                <w:sz w:val="22"/>
+                <w:szCs w:val="22"/>
+              </w:rPr>
+              <w:t>Zebranie feedbacku i akceptacja projektu.</w:t>
+            </w:r>
+          </w:p>
+        </w:tc>
+        <w:tc>
+          <w:tcPr>
+            <w:tcW w:w="4809" w:type="dxa"/>
+          </w:tcPr>
+          <w:p>
+            <w:pPr>
+              <w:rPr>
+                <w:rFonts w:ascii="Cascadia Mono" w:hAnsi="Cascadia Mono" w:cs="Cascadia Mono"/>
+                <w:sz w:val="20"/>
+                <w:szCs w:val="20"/>
+              </w:rPr>
+            </w:pPr>
+            <w:r>
+              <w:rPr>
+                <w:rFonts w:ascii="Cascadia Mono" w:hAnsi="Cascadia Mono" w:cs="Cascadia Mono"/>
+                <w:sz w:val="20"/>
+                <w:szCs w:val="20"/>
+              </w:rPr>
+              <w:t>Klasy współpracujące</w:t>
+            </w:r>
+          </w:p>
+          <w:p>
+            <w:pPr>
+              <w:rPr>
+                <w:rFonts w:ascii="Arial" w:hAnsi="Arial" w:cs="Arial"/>
+              </w:rPr>
+            </w:pPr>
+            <w:proofErr w:type="spellStart"/>
+            <w:r>
+              <w:rPr>
+                <w:rFonts w:ascii="Arial" w:hAnsi="Arial" w:cs="Arial"/>
+              </w:rPr>
+              <w:t>SystemDesign</w:t>
+            </w:r>
+            <w:proofErr w:type="spellEnd"/>
+            <w:r>
+              <w:rPr>
+                <w:rFonts w:ascii="Arial" w:hAnsi="Arial" w:cs="Arial"/>
+              </w:rPr>
+              <w:t xml:space="preserve">, </w:t>
+            </w:r>
+            <w:proofErr w:type="spellStart"/>
+            <w:r>
+              <w:rPr>
+                <w:rFonts w:ascii="Arial" w:hAnsi="Arial" w:cs="Arial"/>
+              </w:rPr>
+              <w:t>UserFlowChart</w:t>
+            </w:r>
+            <w:proofErr w:type="spellEnd"/>
           </w:p>
         </w:tc>
       </w:tr>
     </w:tbl>
     <w:p>
       <w:pPr>
-        <w:pStyle w:val="Normal"/>
-        <w:rPr/>
+        <w:ind w:left="-142"/>
+        <w:rPr>
+          <w:rFonts w:ascii="Arial" w:hAnsi="Arial" w:cs="Arial"/>
+        </w:rPr>
+      </w:pPr>
+    </w:p>
+    <w:p>
+      <w:pPr>
+        <w:rPr>
+          <w:rFonts w:ascii="Arial" w:hAnsi="Arial" w:cs="Arial"/>
+          <w:i/>
+          <w:iCs/>
+          <w:sz w:val="22"/>
+          <w:szCs w:val="22"/>
+        </w:rPr>
       </w:pPr>
       <w:r>
-        <w:rPr/>
+        <w:rPr>
+          <w:rFonts w:ascii="Arial" w:hAnsi="Arial" w:cs="Arial"/>
+          <w:i/>
+          <w:iCs/>
+          <w:sz w:val="22"/>
+          <w:szCs w:val="22"/>
+        </w:rPr>
+        <w:t xml:space="preserve">* dwa poprawione </w:t>
+      </w:r>
+      <w:r>
+        <w:rPr>
+          <w:rFonts w:ascii="Arial" w:hAnsi="Arial" w:cs="Arial"/>
+          <w:i/>
+          <w:iCs/>
+          <w:sz w:val="22"/>
+          <w:szCs w:val="22"/>
+        </w:rPr>
+        <w:t xml:space="preserve">są </w:t>
+      </w:r>
+      <w:r>
+        <w:rPr>
+          <w:rFonts w:ascii="Arial" w:hAnsi="Arial" w:cs="Arial"/>
+          <w:i/>
+          <w:iCs/>
+          <w:sz w:val="22"/>
+          <w:szCs w:val="22"/>
+        </w:rPr>
+        <w:t>p</w:t>
+      </w:r>
+      <w:r>
+        <w:rPr>
+          <w:rFonts w:ascii="Arial" w:hAnsi="Arial" w:cs="Arial"/>
+          <w:i/>
+          <w:iCs/>
+          <w:sz w:val="22"/>
+          <w:szCs w:val="22"/>
+        </w:rPr>
+        <w:t>od spodem</w:t>
       </w:r>
     </w:p>
     <w:tbl>
       <w:tblPr>
         <w:tblStyle w:val="Tabela-Siatka"/>
         <w:tblW w:w="9628" w:type="dxa"/>
-        <w:jc w:val="left"/>
-        <w:tblInd w:w="0" w:type="dxa"/>
         <w:tblLayout w:type="fixed"/>
-        <w:tblCellMar>
-          <w:top w:w="0" w:type="dxa"/>
-          <w:left w:w="108" w:type="dxa"/>
-          <w:bottom w:w="0" w:type="dxa"/>
-          <w:right w:w="108" w:type="dxa"/>
-        </w:tblCellMar>
-        <w:tblLook w:val="04a0" w:noHBand="0" w:noVBand="1" w:firstColumn="1" w:lastRow="0" w:lastColumn="0" w:firstRow="1"/>
+        <w:tblLook w:val="04A0" w:firstRow="1" w:lastRow="0" w:firstColumn="1" w:lastColumn="0" w:noHBand="0" w:noVBand="1"/>
       </w:tblPr>
       <w:tblGrid>
-        <w:gridCol w:w="4818"/>
+        <w:gridCol w:w="4742"/>
+        <w:gridCol w:w="4886"/>
+      </w:tblGrid>
+      <w:tr>
+        <w:trPr>
+          <w:trHeight w:val="567"/>
+        </w:trPr>
+        <w:tc>
+          <w:tcPr>
+            <w:tcW w:w="9628" w:type="dxa"/>
+            <w:gridSpan w:val="2"/>
+            <w:shd w:val="clear" w:color="auto" w:fill="215E99" w:themeFill="text2" w:themeFillTint="BF"/>
+            <w:vAlign w:val="center"/>
+          </w:tcPr>
+          <w:p>
+            <w:pPr>
+              <w:pStyle w:val="Akapitzlist"/>
+              <w:pageBreakBefore/>
+              <w:ind w:left="-142"/>
+              <w:jc w:val="center"/>
+              <w:rPr>
+                <w:color w:val="F2F2F2" w:themeColor="background1" w:themeShade="F2"/>
+                <w:sz w:val="32"/>
+                <w:szCs w:val="32"/>
+              </w:rPr>
+            </w:pPr>
+            <w:r>
+              <w:lastRenderedPageBreak/>
+              <w:br w:type="page"/>
+            </w:r>
+            <w:r>
+              <w:rPr>
+                <w:rFonts w:ascii="Cascadia Mono SemiBold" w:hAnsi="Cascadia Mono SemiBold" w:cs="Cascadia Mono SemiBold"/>
+                <w:color w:val="F2F2F2" w:themeColor="background1" w:themeShade="F2"/>
+                <w:sz w:val="28"/>
+                <w:szCs w:val="28"/>
+              </w:rPr>
+              <w:t xml:space="preserve">SYSTEM REJESTRACJI UŻYTKOWNIKA </w:t>
+            </w:r>
+            <w:r>
+              <w:rPr>
+                <w:rFonts w:ascii="Cascadia Mono SemiBold" w:hAnsi="Cascadia Mono SemiBold" w:cs="Cascadia Mono SemiBold"/>
+                <w:color w:val="F2F2F2" w:themeColor="background1" w:themeShade="F2"/>
+                <w:sz w:val="28"/>
+                <w:szCs w:val="28"/>
+              </w:rPr>
+              <w:t>– Historia klienta</w:t>
+            </w:r>
+          </w:p>
+        </w:tc>
+      </w:tr>
+      <w:tr>
+        <w:trPr>
+          <w:trHeight w:val="850"/>
+        </w:trPr>
+        <w:tc>
+          <w:tcPr>
+            <w:tcW w:w="9628" w:type="dxa"/>
+            <w:gridSpan w:val="2"/>
+          </w:tcPr>
+          <w:p>
+            <w:pPr>
+              <w:rPr>
+                <w:rFonts w:ascii="Cascadia Mono" w:hAnsi="Cascadia Mono" w:cs="Cascadia Mono"/>
+                <w:sz w:val="20"/>
+                <w:szCs w:val="20"/>
+              </w:rPr>
+            </w:pPr>
+            <w:r>
+              <w:rPr>
+                <w:rFonts w:ascii="Cascadia Mono" w:hAnsi="Cascadia Mono" w:cs="Cascadia Mono"/>
+                <w:sz w:val="20"/>
+                <w:szCs w:val="20"/>
+              </w:rPr>
+              <w:t>Perspektywa</w:t>
+            </w:r>
+          </w:p>
+          <w:p>
+            <w:pPr>
+              <w:rPr>
+                <w:rFonts w:ascii="Arial" w:hAnsi="Arial" w:cs="Arial"/>
+              </w:rPr>
+            </w:pPr>
+            <w:r>
+              <w:rPr>
+                <w:rFonts w:ascii="Arial" w:hAnsi="Arial" w:cs="Arial"/>
+                <w:sz w:val="22"/>
+                <w:szCs w:val="22"/>
+              </w:rPr>
+              <w:t>Jako nowy użytkownik platformy chcę m</w:t>
+            </w:r>
+            <w:r>
+              <w:rPr>
+                <w:rFonts w:ascii="Arial" w:hAnsi="Arial" w:cs="Arial"/>
+                <w:sz w:val="22"/>
+                <w:szCs w:val="22"/>
+              </w:rPr>
+              <w:t>ieć możliwość</w:t>
+            </w:r>
+            <w:r>
+              <w:rPr>
+                <w:rFonts w:ascii="Arial" w:hAnsi="Arial" w:cs="Arial"/>
+                <w:sz w:val="22"/>
+                <w:szCs w:val="22"/>
+              </w:rPr>
+              <w:t xml:space="preserve"> założyć konto, aby uzyskać dostęp do materiałów wideo i </w:t>
+            </w:r>
+            <w:r>
+              <w:rPr>
+                <w:rFonts w:ascii="Arial" w:hAnsi="Arial" w:cs="Arial"/>
+                <w:sz w:val="22"/>
+                <w:szCs w:val="22"/>
+              </w:rPr>
+              <w:t xml:space="preserve">innych </w:t>
+            </w:r>
+            <w:r>
+              <w:rPr>
+                <w:rFonts w:ascii="Arial" w:hAnsi="Arial" w:cs="Arial"/>
+                <w:sz w:val="22"/>
+                <w:szCs w:val="22"/>
+              </w:rPr>
+              <w:t>funkcji serwisu.</w:t>
+            </w:r>
+          </w:p>
+        </w:tc>
+      </w:tr>
+      <w:tr>
+        <w:trPr>
+          <w:trHeight w:val="850"/>
+        </w:trPr>
+        <w:tc>
+          <w:tcPr>
+            <w:tcW w:w="9628" w:type="dxa"/>
+            <w:gridSpan w:val="2"/>
+          </w:tcPr>
+          <w:p>
+            <w:pPr>
+              <w:rPr>
+                <w:rFonts w:ascii="Cascadia Mono" w:hAnsi="Cascadia Mono" w:cs="Cascadia Mono"/>
+                <w:sz w:val="20"/>
+                <w:szCs w:val="20"/>
+              </w:rPr>
+            </w:pPr>
+            <w:r>
+              <w:rPr>
+                <w:rFonts w:ascii="Cascadia Mono" w:hAnsi="Cascadia Mono" w:cs="Cascadia Mono"/>
+                <w:sz w:val="20"/>
+                <w:szCs w:val="20"/>
+              </w:rPr>
+              <w:t>Powód zapotrzebowania</w:t>
+            </w:r>
+          </w:p>
+          <w:p>
+            <w:pPr>
+              <w:jc w:val="both"/>
+              <w:rPr>
+                <w:rFonts w:ascii="Arial" w:hAnsi="Arial" w:cs="Arial"/>
+              </w:rPr>
+            </w:pPr>
+            <w:r>
+              <w:rPr>
+                <w:rFonts w:ascii="Arial" w:hAnsi="Arial" w:cs="Arial"/>
+                <w:sz w:val="22"/>
+                <w:szCs w:val="22"/>
+              </w:rPr>
+              <w:t xml:space="preserve">Platforma </w:t>
+            </w:r>
+            <w:r>
+              <w:rPr>
+                <w:rFonts w:ascii="Arial" w:hAnsi="Arial" w:cs="Arial"/>
+                <w:sz w:val="22"/>
+                <w:szCs w:val="22"/>
+              </w:rPr>
+              <w:t xml:space="preserve">ta </w:t>
+            </w:r>
+            <w:r>
+              <w:rPr>
+                <w:rFonts w:ascii="Arial" w:hAnsi="Arial" w:cs="Arial"/>
+                <w:sz w:val="22"/>
+                <w:szCs w:val="22"/>
+              </w:rPr>
+              <w:t xml:space="preserve">wymaga unikalnej tożsamości użytkownika, by umożliwić personalizację </w:t>
+            </w:r>
+            <w:r>
+              <w:rPr>
+                <w:rFonts w:ascii="Arial" w:hAnsi="Arial" w:cs="Arial"/>
+                <w:sz w:val="22"/>
+                <w:szCs w:val="22"/>
+              </w:rPr>
+              <w:t>i co ważne</w:t>
+            </w:r>
+            <w:r>
+              <w:rPr>
+                <w:rFonts w:ascii="Arial" w:hAnsi="Arial" w:cs="Arial"/>
+                <w:sz w:val="22"/>
+                <w:szCs w:val="22"/>
+              </w:rPr>
+              <w:t xml:space="preserve"> kontrolę dostępu. Bez rejestracji </w:t>
+            </w:r>
+            <w:r>
+              <w:rPr>
+                <w:rFonts w:ascii="Arial" w:hAnsi="Arial" w:cs="Arial"/>
+                <w:sz w:val="22"/>
+                <w:szCs w:val="22"/>
+              </w:rPr>
+              <w:t xml:space="preserve">jest to </w:t>
+            </w:r>
+            <w:r>
+              <w:rPr>
+                <w:rFonts w:ascii="Arial" w:hAnsi="Arial" w:cs="Arial"/>
+                <w:sz w:val="22"/>
+                <w:szCs w:val="22"/>
+              </w:rPr>
+              <w:t>niemożliwe</w:t>
+            </w:r>
+            <w:r>
+              <w:rPr>
+                <w:rFonts w:ascii="Arial" w:hAnsi="Arial" w:cs="Arial"/>
+                <w:sz w:val="22"/>
+                <w:szCs w:val="22"/>
+              </w:rPr>
+              <w:t>.</w:t>
+            </w:r>
+          </w:p>
+        </w:tc>
+      </w:tr>
+      <w:tr>
+        <w:trPr>
+          <w:trHeight w:val="680"/>
+        </w:trPr>
+        <w:tc>
+          <w:tcPr>
+            <w:tcW w:w="4742" w:type="dxa"/>
+          </w:tcPr>
+          <w:p>
+            <w:pPr>
+              <w:rPr>
+                <w:rFonts w:ascii="Cascadia Mono" w:hAnsi="Cascadia Mono" w:cs="Cascadia Mono"/>
+                <w:sz w:val="20"/>
+                <w:szCs w:val="20"/>
+              </w:rPr>
+            </w:pPr>
+            <w:r>
+              <w:rPr>
+                <w:rFonts w:ascii="Cascadia Mono" w:hAnsi="Cascadia Mono" w:cs="Cascadia Mono"/>
+                <w:sz w:val="20"/>
+                <w:szCs w:val="20"/>
+              </w:rPr>
+              <w:t>Autor</w:t>
+            </w:r>
+          </w:p>
+          <w:p>
+            <w:pPr>
+              <w:rPr>
+                <w:rFonts w:ascii="Arial" w:hAnsi="Arial" w:cs="Arial"/>
+                <w:b/>
+                <w:bCs/>
+              </w:rPr>
+            </w:pPr>
+            <w:r>
+              <w:rPr>
+                <w:rFonts w:ascii="Arial" w:hAnsi="Arial" w:cs="Arial"/>
+                <w:b/>
+                <w:bCs/>
+              </w:rPr>
+              <w:t>Zespół projektowy</w:t>
+            </w:r>
+          </w:p>
+        </w:tc>
+        <w:tc>
+          <w:tcPr>
+            <w:tcW w:w="4886" w:type="dxa"/>
+          </w:tcPr>
+          <w:p>
+            <w:pPr>
+              <w:rPr>
+                <w:rFonts w:ascii="Cascadia Mono" w:hAnsi="Cascadia Mono" w:cs="Cascadia Mono"/>
+                <w:sz w:val="20"/>
+                <w:szCs w:val="20"/>
+              </w:rPr>
+            </w:pPr>
+            <w:r>
+              <w:rPr>
+                <w:rFonts w:ascii="Cascadia Mono" w:hAnsi="Cascadia Mono" w:cs="Cascadia Mono"/>
+                <w:sz w:val="20"/>
+                <w:szCs w:val="20"/>
+              </w:rPr>
+              <w:t>Data</w:t>
+            </w:r>
+          </w:p>
+          <w:p>
+            <w:pPr>
+              <w:rPr>
+                <w:rFonts w:ascii="Arial" w:hAnsi="Arial" w:cs="Arial"/>
+                <w:b/>
+                <w:bCs/>
+              </w:rPr>
+            </w:pPr>
+            <w:r>
+              <w:rPr>
+                <w:rFonts w:ascii="Arial" w:hAnsi="Arial" w:cs="Arial"/>
+                <w:b/>
+                <w:bCs/>
+              </w:rPr>
+              <w:t>12.03.2026 r.</w:t>
+            </w:r>
+          </w:p>
+        </w:tc>
+      </w:tr>
+      <w:tr>
+        <w:trPr>
+          <w:trHeight w:val="680"/>
+        </w:trPr>
+        <w:tc>
+          <w:tcPr>
+            <w:tcW w:w="4742" w:type="dxa"/>
+            <w:shd w:val="clear" w:color="auto" w:fill="F1A983" w:themeFill="accent2" w:themeFillTint="99"/>
+          </w:tcPr>
+          <w:p>
+            <w:pPr>
+              <w:rPr>
+                <w:rFonts w:ascii="Cascadia Mono" w:hAnsi="Cascadia Mono" w:cs="Cascadia Mono"/>
+                <w:sz w:val="20"/>
+                <w:szCs w:val="20"/>
+              </w:rPr>
+            </w:pPr>
+            <w:r>
+              <w:rPr>
+                <w:rFonts w:ascii="Cascadia Mono" w:hAnsi="Cascadia Mono" w:cs="Cascadia Mono"/>
+                <w:sz w:val="20"/>
+                <w:szCs w:val="20"/>
+              </w:rPr>
+              <w:t>Priorytet</w:t>
+            </w:r>
+          </w:p>
+          <w:p>
+            <w:pPr>
+              <w:rPr>
+                <w:rFonts w:ascii="Arial" w:hAnsi="Arial" w:cs="Arial"/>
+                <w:b/>
+                <w:bCs/>
+              </w:rPr>
+            </w:pPr>
+            <w:r>
+              <w:rPr>
+                <w:rFonts w:ascii="Arial" w:hAnsi="Arial" w:cs="Arial"/>
+                <w:b/>
+                <w:bCs/>
+              </w:rPr>
+              <w:t>Wysoki</w:t>
+            </w:r>
+          </w:p>
+        </w:tc>
+        <w:tc>
+          <w:tcPr>
+            <w:tcW w:w="4886" w:type="dxa"/>
+          </w:tcPr>
+          <w:p>
+            <w:pPr>
+              <w:rPr>
+                <w:rFonts w:ascii="Cascadia Mono" w:hAnsi="Cascadia Mono" w:cs="Cascadia Mono"/>
+                <w:sz w:val="20"/>
+                <w:szCs w:val="20"/>
+              </w:rPr>
+            </w:pPr>
+            <w:r>
+              <w:rPr>
+                <w:rFonts w:ascii="Cascadia Mono" w:hAnsi="Cascadia Mono" w:cs="Cascadia Mono"/>
+                <w:sz w:val="20"/>
+                <w:szCs w:val="20"/>
+              </w:rPr>
+              <w:t>Szacowany czas</w:t>
+            </w:r>
+          </w:p>
+          <w:p>
+            <w:pPr>
+              <w:rPr>
+                <w:rFonts w:ascii="Arial" w:hAnsi="Arial" w:cs="Arial"/>
+                <w:b/>
+                <w:bCs/>
+              </w:rPr>
+            </w:pPr>
+            <w:r>
+              <w:rPr>
+                <w:rFonts w:ascii="Arial" w:hAnsi="Arial" w:cs="Arial"/>
+                <w:b/>
+                <w:bCs/>
+              </w:rPr>
+              <w:t>24</w:t>
+            </w:r>
+            <w:r>
+              <w:rPr>
+                <w:rFonts w:ascii="Arial" w:hAnsi="Arial" w:cs="Arial"/>
+                <w:b/>
+                <w:bCs/>
+              </w:rPr>
+              <w:t xml:space="preserve"> godzin</w:t>
+            </w:r>
+            <w:r>
+              <w:rPr>
+                <w:rFonts w:ascii="Arial" w:hAnsi="Arial" w:cs="Arial"/>
+                <w:b/>
+                <w:bCs/>
+              </w:rPr>
+              <w:t>y</w:t>
+            </w:r>
+          </w:p>
+        </w:tc>
+      </w:tr>
+    </w:tbl>
+    <w:p/>
+    <w:tbl>
+      <w:tblPr>
+        <w:tblStyle w:val="Tabela-Siatka"/>
+        <w:tblW w:w="9628" w:type="dxa"/>
+        <w:tblLayout w:type="fixed"/>
+        <w:tblLook w:val="04A0" w:firstRow="1" w:lastRow="0" w:firstColumn="1" w:lastColumn="0" w:noHBand="0" w:noVBand="1"/>
+      </w:tblPr>
+      <w:tblGrid>
+        <w:gridCol w:w="4819"/>
         <w:gridCol w:w="4809"/>
       </w:tblGrid>
       <w:tr>
         <w:trPr>
-          <w:trHeight w:val="567" w:hRule="atLeast"/>
+          <w:trHeight w:val="567"/>
         </w:trPr>
         <w:tc>
           <w:tcPr>
             <w:tcW w:w="9627" w:type="dxa"/>
             <w:gridSpan w:val="2"/>
-            <w:tcBorders/>
-            <w:shd w:color="auto" w:fill="3A7C22" w:themeFill="accent6" w:themeFillShade="bf" w:val="clear"/>
+            <w:shd w:val="clear" w:color="auto" w:fill="3A7C22" w:themeFill="accent6" w:themeFillShade="BF"/>
             <w:vAlign w:val="center"/>
           </w:tcPr>
           <w:p>
             <w:pPr>
-              <w:pStyle w:val="Normal"/>
-              <w:widowControl/>
-              <w:spacing w:before="0" w:after="0"/>
               <w:jc w:val="center"/>
               <w:rPr>
                 <w:color w:val="F2F2F2"/>
@@ -2890,21 +3281,19 @@
             </w:pPr>
             <w:r>
               <w:rPr>
-                <w:rFonts w:cs="Cascadia Mono SemiBold" w:ascii="Cascadia Mono SemiBold" w:hAnsi="Cascadia Mono SemiBold"/>
-                <w:color w:themeColor="background1" w:themeShade="f2" w:val="F2F2F2"/>
+                <w:rFonts w:ascii="Cascadia Mono SemiBold" w:hAnsi="Cascadia Mono SemiBold" w:cs="Cascadia Mono SemiBold"/>
+                <w:color w:val="F2F2F2" w:themeColor="background1" w:themeShade="F2"/>
                 <w:sz w:val="32"/>
                 <w:szCs w:val="32"/>
-                <w:lang w:val="pl-PL"/>
-              </w:rPr>
-              <w:t>PROJEKT PIERWSZEJ WERSJI</w:t>
-            </w:r>
-            <w:r>
-              <w:rPr>
-                <w:rFonts w:cs="Cascadia Mono SemiBold" w:ascii="Cascadia Mono SemiBold" w:hAnsi="Cascadia Mono SemiBold"/>
+              </w:rPr>
+              <w:t>SYSTEM REJESTRACJI UŻYTKOWNIKA</w:t>
+            </w:r>
+            <w:r>
+              <w:rPr>
+                <w:rFonts w:ascii="Cascadia Mono SemiBold" w:hAnsi="Cascadia Mono SemiBold" w:cs="Cascadia Mono SemiBold"/>
                 <w:color w:val="F2F2F2"/>
                 <w:sz w:val="32"/>
                 <w:szCs w:val="32"/>
-                <w:lang w:val="pl-PL"/>
               </w:rPr>
               <w:t xml:space="preserve"> – Implementacja</w:t>
             </w:r>
@@ -2913,395 +3302,496 @@
       </w:tr>
       <w:tr>
         <w:trPr>
-          <w:trHeight w:val="680" w:hRule="atLeast"/>
+          <w:trHeight w:val="680"/>
         </w:trPr>
         <w:tc>
           <w:tcPr>
             <w:tcW w:w="9627" w:type="dxa"/>
             <w:gridSpan w:val="2"/>
-            <w:tcBorders/>
-          </w:tcPr>
-          <w:p>
-            <w:pPr>
-              <w:pStyle w:val="Normal"/>
-              <w:widowControl/>
-              <w:spacing w:before="0" w:after="0"/>
-              <w:jc w:val="left"/>
-              <w:rPr>
-                <w:rFonts w:ascii="Cascadia Mono" w:hAnsi="Cascadia Mono" w:cs="Cascadia Mono"/>
-                <w:sz w:val="20"/>
-                <w:szCs w:val="20"/>
-              </w:rPr>
-            </w:pPr>
-            <w:r>
-              <w:rPr>
-                <w:rFonts w:cs="Cascadia Mono" w:ascii="Cascadia Mono" w:hAnsi="Cascadia Mono"/>
-                <w:sz w:val="20"/>
-                <w:szCs w:val="20"/>
-                <w:lang w:val="pl-PL"/>
+          </w:tcPr>
+          <w:p>
+            <w:pPr>
+              <w:rPr>
+                <w:rFonts w:ascii="Cascadia Mono" w:hAnsi="Cascadia Mono" w:cs="Cascadia Mono"/>
+                <w:sz w:val="20"/>
+                <w:szCs w:val="20"/>
+              </w:rPr>
+            </w:pPr>
+            <w:r>
+              <w:rPr>
+                <w:rFonts w:ascii="Cascadia Mono" w:hAnsi="Cascadia Mono" w:cs="Cascadia Mono"/>
+                <w:sz w:val="20"/>
+                <w:szCs w:val="20"/>
               </w:rPr>
               <w:t>Nazwa klasy</w:t>
             </w:r>
           </w:p>
           <w:p>
             <w:pPr>
-              <w:pStyle w:val="Normal"/>
-              <w:widowControl/>
-              <w:spacing w:before="0" w:after="0"/>
-              <w:jc w:val="left"/>
-              <w:rPr>
-                <w:rFonts w:ascii="Arial" w:hAnsi="Arial" w:cs="Arial"/>
-              </w:rPr>
-            </w:pPr>
-            <w:r>
-              <w:rPr>
-                <w:rFonts w:cs="Arial" w:ascii="Arial" w:hAnsi="Arial"/>
-                <w:sz w:val="24"/>
-                <w:szCs w:val="24"/>
-                <w:lang w:val="pl-PL"/>
-              </w:rPr>
-              <w:t>UIPrototype</w:t>
-            </w:r>
+              <w:rPr>
+                <w:rFonts w:ascii="Arial" w:hAnsi="Arial" w:cs="Arial"/>
+              </w:rPr>
+            </w:pPr>
+            <w:proofErr w:type="spellStart"/>
+            <w:r>
+              <w:rPr>
+                <w:rFonts w:ascii="Arial" w:hAnsi="Arial" w:cs="Arial"/>
+              </w:rPr>
+              <w:t>UserRegistrationService</w:t>
+            </w:r>
+            <w:proofErr w:type="spellEnd"/>
           </w:p>
         </w:tc>
       </w:tr>
       <w:tr>
         <w:trPr>
-          <w:trHeight w:val="1370" w:hRule="atLeast"/>
+          <w:trHeight w:val="1370"/>
         </w:trPr>
         <w:tc>
           <w:tcPr>
             <w:tcW w:w="4818" w:type="dxa"/>
-            <w:tcBorders/>
-          </w:tcPr>
-          <w:p>
-            <w:pPr>
-              <w:pStyle w:val="Normal"/>
-              <w:widowControl/>
-              <w:spacing w:before="0" w:after="0"/>
-              <w:jc w:val="left"/>
-              <w:rPr>
-                <w:rFonts w:ascii="Cascadia Mono" w:hAnsi="Cascadia Mono" w:cs="Cascadia Mono"/>
-                <w:sz w:val="20"/>
-                <w:szCs w:val="20"/>
-              </w:rPr>
-            </w:pPr>
-            <w:r>
-              <w:rPr>
-                <w:rFonts w:cs="Cascadia Mono" w:ascii="Cascadia Mono" w:hAnsi="Cascadia Mono"/>
-                <w:sz w:val="20"/>
-                <w:szCs w:val="20"/>
-                <w:lang w:val="pl-PL"/>
+          </w:tcPr>
+          <w:p>
+            <w:pPr>
+              <w:rPr>
+                <w:rFonts w:ascii="Cascadia Mono" w:hAnsi="Cascadia Mono" w:cs="Cascadia Mono"/>
+                <w:sz w:val="20"/>
+                <w:szCs w:val="20"/>
+              </w:rPr>
+            </w:pPr>
+            <w:r>
+              <w:rPr>
+                <w:rFonts w:ascii="Cascadia Mono" w:hAnsi="Cascadia Mono" w:cs="Cascadia Mono"/>
+                <w:sz w:val="20"/>
+                <w:szCs w:val="20"/>
               </w:rPr>
               <w:t>Odpowiedzialności</w:t>
             </w:r>
           </w:p>
           <w:p>
             <w:pPr>
-              <w:pStyle w:val="ListParagraph"/>
-              <w:widowControl/>
+              <w:pStyle w:val="Akapitzlist"/>
               <w:numPr>
                 <w:ilvl w:val="0"/>
-                <w:numId w:val="4"/>
+                <w:numId w:val="6"/>
               </w:numPr>
-              <w:spacing w:before="0" w:after="0"/>
-              <w:contextualSpacing/>
-              <w:jc w:val="left"/>
-              <w:rPr>
-                <w:rFonts w:ascii="Arial" w:hAnsi="Arial" w:cs="Arial"/>
-                <w:sz w:val="22"/>
-                <w:szCs w:val="22"/>
-              </w:rPr>
-            </w:pPr>
-            <w:r>
-              <w:rPr>
-                <w:rFonts w:cs="Arial" w:ascii="Arial" w:hAnsi="Arial"/>
-                <w:sz w:val="22"/>
-                <w:szCs w:val="22"/>
-                <w:lang w:val="pl-PL"/>
-              </w:rPr>
-              <w:t>Przygotowanie wireframów kluczowych stron (strona główna, player, panel użytkownika itp.);</w:t>
-            </w:r>
-          </w:p>
-          <w:p>
-            <w:pPr>
-              <w:pStyle w:val="ListParagraph"/>
-              <w:widowControl/>
+              <w:rPr>
+                <w:rFonts w:ascii="Arial" w:hAnsi="Arial" w:cs="Arial"/>
+              </w:rPr>
+            </w:pPr>
+            <w:r>
+              <w:rPr>
+                <w:rFonts w:ascii="Arial" w:hAnsi="Arial" w:cs="Arial"/>
+                <w:sz w:val="22"/>
+                <w:szCs w:val="20"/>
+              </w:rPr>
+              <w:t>Walidacja danych rejestracyjnych</w:t>
+            </w:r>
+            <w:r>
+              <w:rPr>
+                <w:rFonts w:ascii="Arial" w:hAnsi="Arial" w:cs="Arial"/>
+                <w:sz w:val="22"/>
+                <w:szCs w:val="20"/>
+              </w:rPr>
+              <w:t>;</w:t>
+            </w:r>
+          </w:p>
+          <w:p>
+            <w:pPr>
+              <w:pStyle w:val="Akapitzlist"/>
               <w:numPr>
                 <w:ilvl w:val="0"/>
-                <w:numId w:val="4"/>
+                <w:numId w:val="6"/>
               </w:numPr>
-              <w:spacing w:before="0" w:after="0"/>
-              <w:contextualSpacing/>
-              <w:jc w:val="left"/>
-              <w:rPr>
-                <w:rFonts w:ascii="Arial" w:hAnsi="Arial" w:cs="Arial"/>
-                <w:sz w:val="22"/>
-                <w:szCs w:val="22"/>
-              </w:rPr>
-            </w:pPr>
-            <w:r>
-              <w:rPr>
-                <w:rFonts w:cs="Arial" w:ascii="Arial" w:hAnsi="Arial"/>
-                <w:sz w:val="22"/>
-                <w:szCs w:val="22"/>
-                <w:lang w:val="pl-PL"/>
-              </w:rPr>
-              <w:t>Przygotowanie makiet w Figmie lub czymś poodobnym;</w:t>
-            </w:r>
-          </w:p>
-          <w:p>
-            <w:pPr>
-              <w:pStyle w:val="ListParagraph"/>
-              <w:widowControl/>
+              <w:rPr>
+                <w:rFonts w:ascii="Arial" w:hAnsi="Arial" w:cs="Arial"/>
+              </w:rPr>
+            </w:pPr>
+            <w:proofErr w:type="spellStart"/>
+            <w:r>
+              <w:rPr>
+                <w:rFonts w:ascii="Arial" w:hAnsi="Arial" w:cs="Arial"/>
+                <w:sz w:val="22"/>
+                <w:szCs w:val="20"/>
+              </w:rPr>
+              <w:t>H</w:t>
+            </w:r>
+            <w:r>
+              <w:rPr>
+                <w:rFonts w:ascii="Arial" w:hAnsi="Arial" w:cs="Arial"/>
+                <w:sz w:val="22"/>
+                <w:szCs w:val="20"/>
+              </w:rPr>
+              <w:t>ashowanie</w:t>
+            </w:r>
+            <w:proofErr w:type="spellEnd"/>
+            <w:r>
+              <w:rPr>
+                <w:rFonts w:ascii="Arial" w:hAnsi="Arial" w:cs="Arial"/>
+                <w:sz w:val="22"/>
+                <w:szCs w:val="20"/>
+              </w:rPr>
+              <w:t xml:space="preserve"> hasła; </w:t>
+            </w:r>
+          </w:p>
+          <w:p>
+            <w:pPr>
+              <w:pStyle w:val="Akapitzlist"/>
               <w:numPr>
                 <w:ilvl w:val="0"/>
-                <w:numId w:val="4"/>
+                <w:numId w:val="6"/>
               </w:numPr>
-              <w:spacing w:before="0" w:after="0"/>
-              <w:contextualSpacing/>
-              <w:jc w:val="left"/>
-              <w:rPr>
-                <w:rFonts w:ascii="Arial" w:hAnsi="Arial" w:cs="Arial"/>
-              </w:rPr>
-            </w:pPr>
-            <w:r>
-              <w:rPr>
-                <w:rFonts w:cs="Arial" w:ascii="Arial" w:hAnsi="Arial"/>
-                <w:sz w:val="22"/>
-                <w:szCs w:val="22"/>
-                <w:lang w:val="pl-PL"/>
-              </w:rPr>
-              <w:t>Zebranie feedbacku i akceptacja projektu.</w:t>
+              <w:rPr>
+                <w:rFonts w:ascii="Arial" w:hAnsi="Arial" w:cs="Arial"/>
+              </w:rPr>
+            </w:pPr>
+            <w:r>
+              <w:rPr>
+                <w:rFonts w:ascii="Arial" w:hAnsi="Arial" w:cs="Arial"/>
+                <w:sz w:val="22"/>
+                <w:szCs w:val="20"/>
+              </w:rPr>
+              <w:t>Z</w:t>
+            </w:r>
+            <w:r>
+              <w:rPr>
+                <w:rFonts w:ascii="Arial" w:hAnsi="Arial" w:cs="Arial"/>
+                <w:sz w:val="22"/>
+                <w:szCs w:val="20"/>
+              </w:rPr>
+              <w:t>apis nowego użytkownika do</w:t>
+            </w:r>
+            <w:r>
+              <w:rPr>
+                <w:rFonts w:ascii="Arial" w:hAnsi="Arial" w:cs="Arial"/>
+                <w:sz w:val="22"/>
+                <w:szCs w:val="20"/>
+              </w:rPr>
+              <w:t xml:space="preserve"> BD</w:t>
+            </w:r>
+            <w:r>
+              <w:rPr>
+                <w:rFonts w:ascii="Arial" w:hAnsi="Arial" w:cs="Arial"/>
+                <w:sz w:val="22"/>
+                <w:szCs w:val="20"/>
+              </w:rPr>
+              <w:t xml:space="preserve">; </w:t>
+            </w:r>
+          </w:p>
+          <w:p>
+            <w:pPr>
+              <w:pStyle w:val="Akapitzlist"/>
+              <w:numPr>
+                <w:ilvl w:val="0"/>
+                <w:numId w:val="6"/>
+              </w:numPr>
+              <w:rPr>
+                <w:rFonts w:ascii="Arial" w:hAnsi="Arial" w:cs="Arial"/>
+              </w:rPr>
+            </w:pPr>
+            <w:r>
+              <w:rPr>
+                <w:rFonts w:ascii="Arial" w:hAnsi="Arial" w:cs="Arial"/>
+                <w:sz w:val="22"/>
+                <w:szCs w:val="20"/>
+              </w:rPr>
+              <w:t>W</w:t>
+            </w:r>
+            <w:r>
+              <w:rPr>
+                <w:rFonts w:ascii="Arial" w:hAnsi="Arial" w:cs="Arial"/>
+                <w:sz w:val="22"/>
+                <w:szCs w:val="20"/>
+              </w:rPr>
+              <w:t xml:space="preserve">ysyłka e-maila weryfikacyjnego; </w:t>
+            </w:r>
+          </w:p>
+          <w:p>
+            <w:pPr>
+              <w:pStyle w:val="Akapitzlist"/>
+              <w:numPr>
+                <w:ilvl w:val="0"/>
+                <w:numId w:val="6"/>
+              </w:numPr>
+              <w:rPr>
+                <w:rFonts w:ascii="Arial" w:hAnsi="Arial" w:cs="Arial"/>
+              </w:rPr>
+            </w:pPr>
+            <w:r>
+              <w:rPr>
+                <w:rFonts w:ascii="Arial" w:hAnsi="Arial" w:cs="Arial"/>
+                <w:sz w:val="22"/>
+                <w:szCs w:val="20"/>
+              </w:rPr>
+              <w:t>Z</w:t>
+            </w:r>
+            <w:r>
+              <w:rPr>
+                <w:rFonts w:ascii="Arial" w:hAnsi="Arial" w:cs="Arial"/>
+                <w:sz w:val="22"/>
+                <w:szCs w:val="20"/>
+              </w:rPr>
+              <w:t xml:space="preserve">wrot </w:t>
+            </w:r>
+            <w:proofErr w:type="spellStart"/>
+            <w:r>
+              <w:rPr>
+                <w:rFonts w:ascii="Arial" w:hAnsi="Arial" w:cs="Arial"/>
+                <w:sz w:val="22"/>
+                <w:szCs w:val="20"/>
+              </w:rPr>
+              <w:t>tokenu</w:t>
+            </w:r>
+            <w:proofErr w:type="spellEnd"/>
+            <w:r>
+              <w:rPr>
+                <w:rFonts w:ascii="Arial" w:hAnsi="Arial" w:cs="Arial"/>
+                <w:sz w:val="22"/>
+                <w:szCs w:val="20"/>
+              </w:rPr>
+              <w:t xml:space="preserve"> po rejestracji.</w:t>
             </w:r>
           </w:p>
         </w:tc>
         <w:tc>
           <w:tcPr>
             <w:tcW w:w="4809" w:type="dxa"/>
-            <w:tcBorders/>
-          </w:tcPr>
-          <w:p>
-            <w:pPr>
-              <w:pStyle w:val="Normal"/>
-              <w:widowControl/>
-              <w:spacing w:before="0" w:after="0"/>
-              <w:jc w:val="left"/>
-              <w:rPr>
-                <w:rFonts w:ascii="Cascadia Mono" w:hAnsi="Cascadia Mono" w:cs="Cascadia Mono"/>
-                <w:sz w:val="20"/>
-                <w:szCs w:val="20"/>
-              </w:rPr>
-            </w:pPr>
-            <w:r>
-              <w:rPr>
-                <w:rFonts w:cs="Cascadia Mono" w:ascii="Cascadia Mono" w:hAnsi="Cascadia Mono"/>
-                <w:sz w:val="20"/>
-                <w:szCs w:val="20"/>
-                <w:lang w:val="pl-PL"/>
+          </w:tcPr>
+          <w:p>
+            <w:pPr>
+              <w:rPr>
+                <w:rFonts w:ascii="Cascadia Mono" w:hAnsi="Cascadia Mono" w:cs="Cascadia Mono"/>
+                <w:sz w:val="20"/>
+                <w:szCs w:val="20"/>
+              </w:rPr>
+            </w:pPr>
+            <w:r>
+              <w:rPr>
+                <w:rFonts w:ascii="Cascadia Mono" w:hAnsi="Cascadia Mono" w:cs="Cascadia Mono"/>
+                <w:sz w:val="20"/>
+                <w:szCs w:val="20"/>
               </w:rPr>
               <w:t>Klasy współpracujące</w:t>
             </w:r>
           </w:p>
           <w:p>
             <w:pPr>
-              <w:pStyle w:val="Normal"/>
-              <w:widowControl/>
-              <w:spacing w:before="0" w:after="0"/>
-              <w:jc w:val="left"/>
-              <w:rPr>
-                <w:rFonts w:ascii="Arial" w:hAnsi="Arial" w:cs="Arial"/>
-              </w:rPr>
-            </w:pPr>
-            <w:r>
-              <w:rPr>
-                <w:rFonts w:cs="Arial" w:ascii="Arial" w:hAnsi="Arial"/>
-                <w:sz w:val="24"/>
-                <w:szCs w:val="24"/>
-                <w:lang w:val="pl-PL"/>
-              </w:rPr>
-              <w:t>SystemDesign, UserFlowChart</w:t>
-            </w:r>
+              <w:rPr>
+                <w:rFonts w:ascii="Arial" w:hAnsi="Arial" w:cs="Arial"/>
+              </w:rPr>
+            </w:pPr>
+            <w:proofErr w:type="spellStart"/>
+            <w:r>
+              <w:rPr>
+                <w:rFonts w:ascii="Arial" w:hAnsi="Arial" w:cs="Arial"/>
+              </w:rPr>
+              <w:t>UserRepository</w:t>
+            </w:r>
+            <w:proofErr w:type="spellEnd"/>
+            <w:r>
+              <w:rPr>
+                <w:rFonts w:ascii="Arial" w:hAnsi="Arial" w:cs="Arial"/>
+              </w:rPr>
+              <w:t xml:space="preserve">, </w:t>
+            </w:r>
+            <w:proofErr w:type="spellStart"/>
+            <w:r>
+              <w:rPr>
+                <w:rFonts w:ascii="Arial" w:hAnsi="Arial" w:cs="Arial"/>
+              </w:rPr>
+              <w:t>EmailService</w:t>
+            </w:r>
+            <w:proofErr w:type="spellEnd"/>
           </w:p>
         </w:tc>
       </w:tr>
     </w:tbl>
     <w:p>
       <w:pPr>
-        <w:pStyle w:val="Normal"/>
-        <w:rPr/>
-      </w:pPr>
-      <w:r>
-        <w:rPr/>
-      </w:r>
-    </w:p>
-    <w:p>
-      <w:pPr>
-        <w:pStyle w:val="Normal"/>
-        <w:suppressAutoHyphens w:val="false"/>
-        <w:spacing w:lineRule="auto" w:line="276" w:before="0" w:after="160"/>
-        <w:rPr/>
-      </w:pPr>
-      <w:r>
-        <w:rPr/>
-      </w:r>
-      <w:r>
-        <w:br w:type="page"/>
-      </w:r>
+        <w:rPr>
+          <w:rFonts w:ascii="Arial" w:hAnsi="Arial" w:cs="Arial"/>
+          <w:b/>
+          <w:bCs/>
+          <w:i/>
+          <w:iCs/>
+          <w:sz w:val="32"/>
+          <w:szCs w:val="28"/>
+        </w:rPr>
+      </w:pPr>
     </w:p>
     <w:tbl>
       <w:tblPr>
         <w:tblStyle w:val="Tabela-Siatka"/>
         <w:tblW w:w="9628" w:type="dxa"/>
-        <w:jc w:val="left"/>
-        <w:tblInd w:w="0" w:type="dxa"/>
         <w:tblLayout w:type="fixed"/>
-        <w:tblCellMar>
-          <w:top w:w="0" w:type="dxa"/>
-          <w:left w:w="108" w:type="dxa"/>
-          <w:bottom w:w="0" w:type="dxa"/>
-          <w:right w:w="108" w:type="dxa"/>
-        </w:tblCellMar>
-        <w:tblLook w:val="04a0" w:noHBand="0" w:noVBand="1" w:firstColumn="1" w:lastRow="0" w:lastColumn="0" w:firstRow="1"/>
+        <w:tblLook w:val="04A0" w:firstRow="1" w:lastRow="0" w:firstColumn="1" w:lastColumn="0" w:noHBand="0" w:noVBand="1"/>
       </w:tblPr>
       <w:tblGrid>
         <w:gridCol w:w="4742"/>
-        <w:gridCol w:w="4885"/>
+        <w:gridCol w:w="4886"/>
       </w:tblGrid>
       <w:tr>
         <w:trPr>
-          <w:trHeight w:val="567" w:hRule="atLeast"/>
+          <w:trHeight w:val="567"/>
         </w:trPr>
         <w:tc>
           <w:tcPr>
-            <w:tcW w:w="9627" w:type="dxa"/>
+            <w:tcW w:w="9628" w:type="dxa"/>
             <w:gridSpan w:val="2"/>
-            <w:tcBorders/>
-            <w:shd w:color="auto" w:fill="215E99" w:themeFill="text2" w:themeFillTint="bf" w:val="clear"/>
+            <w:shd w:val="clear" w:color="auto" w:fill="215E99" w:themeFill="text2" w:themeFillTint="BF"/>
             <w:vAlign w:val="center"/>
           </w:tcPr>
           <w:p>
             <w:pPr>
-              <w:pStyle w:val="ListParagraph"/>
               <w:pageBreakBefore/>
-              <w:widowControl/>
-              <w:numPr>
-                <w:ilvl w:val="0"/>
-                <w:numId w:val="5"/>
-              </w:numPr>
-              <w:spacing w:before="0" w:after="0"/>
-              <w:contextualSpacing/>
               <w:jc w:val="center"/>
               <w:rPr>
-                <w:color w:themeColor="background1" w:themeShade="f2" w:val="F2F2F2"/>
+                <w:color w:val="F2F2F2" w:themeColor="background1" w:themeShade="F2"/>
                 <w:sz w:val="32"/>
                 <w:szCs w:val="32"/>
               </w:rPr>
             </w:pPr>
             <w:r>
               <w:rPr>
-                <w:rFonts w:cs="Cascadia Mono SemiBold" w:ascii="Cascadia Mono SemiBold" w:hAnsi="Cascadia Mono SemiBold"/>
-                <w:color w:themeColor="background1" w:themeShade="f2" w:val="F2F2F2"/>
+                <w:rFonts w:ascii="Cascadia Mono SemiBold" w:hAnsi="Cascadia Mono SemiBold" w:cs="Cascadia Mono SemiBold"/>
+                <w:color w:val="F2F2F2" w:themeColor="background1" w:themeShade="F2"/>
                 <w:sz w:val="32"/>
                 <w:szCs w:val="32"/>
-                <w:lang w:val="pl-PL"/>
-              </w:rPr>
-              <w:t>SCHEMAT BAZY DANYCH – Historia klienta</w:t>
+              </w:rPr>
+              <w:lastRenderedPageBreak/>
+              <w:t>SYSTEM LOGOWANIA UŻYTKOWNIKA</w:t>
+            </w:r>
+            <w:r>
+              <w:rPr>
+                <w:rFonts w:ascii="Cascadia Mono SemiBold" w:hAnsi="Cascadia Mono SemiBold" w:cs="Cascadia Mono SemiBold"/>
+                <w:color w:val="F2F2F2" w:themeColor="background1" w:themeShade="F2"/>
+                <w:sz w:val="32"/>
+                <w:szCs w:val="32"/>
+              </w:rPr>
+              <w:t xml:space="preserve"> – Historia klienta</w:t>
             </w:r>
           </w:p>
         </w:tc>
       </w:tr>
       <w:tr>
         <w:trPr>
-          <w:trHeight w:val="850" w:hRule="atLeast"/>
+          <w:trHeight w:val="850"/>
         </w:trPr>
         <w:tc>
           <w:tcPr>
-            <w:tcW w:w="9627" w:type="dxa"/>
+            <w:tcW w:w="9628" w:type="dxa"/>
             <w:gridSpan w:val="2"/>
-            <w:tcBorders/>
-          </w:tcPr>
-          <w:p>
-            <w:pPr>
-              <w:pStyle w:val="Normal"/>
-              <w:widowControl/>
-              <w:spacing w:before="0" w:after="0"/>
-              <w:jc w:val="left"/>
-              <w:rPr>
-                <w:rFonts w:ascii="Cascadia Mono" w:hAnsi="Cascadia Mono" w:cs="Cascadia Mono"/>
-                <w:sz w:val="20"/>
-                <w:szCs w:val="20"/>
-              </w:rPr>
-            </w:pPr>
-            <w:r>
-              <w:rPr>
-                <w:rFonts w:cs="Cascadia Mono" w:ascii="Cascadia Mono" w:hAnsi="Cascadia Mono"/>
-                <w:sz w:val="20"/>
-                <w:szCs w:val="20"/>
-                <w:lang w:val="pl-PL"/>
+          </w:tcPr>
+          <w:p>
+            <w:pPr>
+              <w:rPr>
+                <w:rFonts w:ascii="Cascadia Mono" w:hAnsi="Cascadia Mono" w:cs="Cascadia Mono"/>
+                <w:sz w:val="20"/>
+                <w:szCs w:val="20"/>
+              </w:rPr>
+            </w:pPr>
+            <w:r>
+              <w:rPr>
+                <w:rFonts w:ascii="Cascadia Mono" w:hAnsi="Cascadia Mono" w:cs="Cascadia Mono"/>
+                <w:sz w:val="20"/>
+                <w:szCs w:val="20"/>
               </w:rPr>
               <w:t>Perspektywa</w:t>
             </w:r>
           </w:p>
           <w:p>
             <w:pPr>
-              <w:pStyle w:val="Normal"/>
-              <w:widowControl/>
-              <w:spacing w:before="0" w:after="0"/>
-              <w:jc w:val="left"/>
-              <w:rPr>
-                <w:rFonts w:ascii="Arial" w:hAnsi="Arial" w:cs="Arial"/>
-              </w:rPr>
-            </w:pPr>
-            <w:r>
-              <w:rPr>
-                <w:rFonts w:cs="Arial" w:ascii="Arial" w:hAnsi="Arial"/>
-                <w:sz w:val="22"/>
-                <w:szCs w:val="22"/>
-                <w:lang w:val="pl-PL"/>
-              </w:rPr>
-              <w:t>Jako deweloper projektu chcę mieć zaprojektowany i udokumentowany schemat bazy danych przed implementacją, aby uniknąć kosztownych migracji i niespójności danych później.</w:t>
+              <w:rPr>
+                <w:rFonts w:ascii="Arial" w:hAnsi="Arial" w:cs="Arial"/>
+              </w:rPr>
+            </w:pPr>
+            <w:r>
+              <w:rPr>
+                <w:rFonts w:ascii="Arial" w:hAnsi="Arial" w:cs="Arial"/>
+                <w:sz w:val="22"/>
+                <w:szCs w:val="22"/>
+              </w:rPr>
+              <w:t xml:space="preserve">Jako zarejestrowany użytkownik chcę </w:t>
+            </w:r>
+            <w:r>
+              <w:rPr>
+                <w:rFonts w:ascii="Arial" w:hAnsi="Arial" w:cs="Arial"/>
+                <w:sz w:val="22"/>
+                <w:szCs w:val="22"/>
+              </w:rPr>
+              <w:t>mieć możliwość</w:t>
+            </w:r>
+            <w:r>
+              <w:rPr>
+                <w:rFonts w:ascii="Arial" w:hAnsi="Arial" w:cs="Arial"/>
+                <w:sz w:val="22"/>
+                <w:szCs w:val="22"/>
+              </w:rPr>
+              <w:t xml:space="preserve"> zalogować się na swoje konto, aby uzyskać dostęp do </w:t>
+            </w:r>
+            <w:r>
+              <w:rPr>
+                <w:rFonts w:ascii="Arial" w:hAnsi="Arial" w:cs="Arial"/>
+                <w:sz w:val="22"/>
+                <w:szCs w:val="22"/>
+              </w:rPr>
+              <w:t xml:space="preserve">danych </w:t>
+            </w:r>
+            <w:r>
+              <w:rPr>
+                <w:rFonts w:ascii="Arial" w:hAnsi="Arial" w:cs="Arial"/>
+                <w:sz w:val="22"/>
+                <w:szCs w:val="22"/>
+              </w:rPr>
+              <w:t>treści i funkcji</w:t>
+            </w:r>
+            <w:r>
+              <w:rPr>
+                <w:rFonts w:ascii="Arial" w:hAnsi="Arial" w:cs="Arial"/>
+                <w:sz w:val="22"/>
+                <w:szCs w:val="22"/>
+              </w:rPr>
+              <w:t xml:space="preserve"> możliwych do uzyskania po zalogowaniu</w:t>
+            </w:r>
+            <w:r>
+              <w:rPr>
+                <w:rFonts w:ascii="Arial" w:hAnsi="Arial" w:cs="Arial"/>
+                <w:sz w:val="22"/>
+                <w:szCs w:val="22"/>
+              </w:rPr>
+              <w:t>.</w:t>
             </w:r>
           </w:p>
         </w:tc>
       </w:tr>
       <w:tr>
         <w:trPr>
-          <w:trHeight w:val="850" w:hRule="atLeast"/>
+          <w:trHeight w:val="850"/>
         </w:trPr>
         <w:tc>
           <w:tcPr>
-            <w:tcW w:w="9627" w:type="dxa"/>
+            <w:tcW w:w="9628" w:type="dxa"/>
             <w:gridSpan w:val="2"/>
-            <w:tcBorders/>
-          </w:tcPr>
-          <w:p>
-            <w:pPr>
-              <w:pStyle w:val="Normal"/>
-              <w:widowControl/>
-              <w:spacing w:before="0" w:after="0"/>
-              <w:jc w:val="left"/>
-              <w:rPr>
-                <w:rFonts w:ascii="Cascadia Mono" w:hAnsi="Cascadia Mono" w:cs="Cascadia Mono"/>
-                <w:sz w:val="20"/>
-                <w:szCs w:val="20"/>
-              </w:rPr>
-            </w:pPr>
-            <w:r>
-              <w:rPr>
-                <w:rFonts w:cs="Cascadia Mono" w:ascii="Cascadia Mono" w:hAnsi="Cascadia Mono"/>
-                <w:sz w:val="20"/>
-                <w:szCs w:val="20"/>
-                <w:lang w:val="pl-PL"/>
+          </w:tcPr>
+          <w:p>
+            <w:pPr>
+              <w:rPr>
+                <w:rFonts w:ascii="Cascadia Mono" w:hAnsi="Cascadia Mono" w:cs="Cascadia Mono"/>
+                <w:sz w:val="20"/>
+                <w:szCs w:val="20"/>
+              </w:rPr>
+            </w:pPr>
+            <w:r>
+              <w:rPr>
+                <w:rFonts w:ascii="Cascadia Mono" w:hAnsi="Cascadia Mono" w:cs="Cascadia Mono"/>
+                <w:sz w:val="20"/>
+                <w:szCs w:val="20"/>
               </w:rPr>
               <w:t>Powód zapotrzebowania</w:t>
             </w:r>
           </w:p>
           <w:p>
             <w:pPr>
-              <w:pStyle w:val="Normal"/>
-              <w:widowControl/>
-              <w:spacing w:before="0" w:after="0"/>
               <w:jc w:val="both"/>
               <w:rPr>
                 <w:rFonts w:ascii="Arial" w:hAnsi="Arial" w:cs="Arial"/>
@@ -3309,53 +3799,82 @@
             </w:pPr>
             <w:r>
               <w:rPr>
-                <w:rFonts w:cs="Arial" w:ascii="Arial" w:hAnsi="Arial"/>
-                <w:sz w:val="22"/>
-                <w:szCs w:val="22"/>
-                <w:lang w:val="pl-PL"/>
-              </w:rPr>
-              <w:t>Zmiany w strukturze bazy danych po rozpoczęciu implementacji są kosztowne. Wczesny projekt schematu pozwala na spokojnie zidentyfikować relacje między encjami, uniknąć redundancji oraz zaplanować indeksy i klucze obce.</w:t>
+                <w:rFonts w:ascii="Arial" w:hAnsi="Arial" w:cs="Arial"/>
+                <w:sz w:val="22"/>
+                <w:szCs w:val="22"/>
+              </w:rPr>
+              <w:t xml:space="preserve">Logowanie jest </w:t>
+            </w:r>
+            <w:r>
+              <w:rPr>
+                <w:rFonts w:ascii="Arial" w:hAnsi="Arial" w:cs="Arial"/>
+                <w:sz w:val="22"/>
+                <w:szCs w:val="22"/>
+              </w:rPr>
+              <w:t xml:space="preserve">swego rodzaju </w:t>
+            </w:r>
+            <w:r>
+              <w:rPr>
+                <w:rFonts w:ascii="Arial" w:hAnsi="Arial" w:cs="Arial"/>
+                <w:sz w:val="22"/>
+                <w:szCs w:val="22"/>
+              </w:rPr>
+              <w:t xml:space="preserve">bramą do spersonalizowanych funkcji platformy. Bez </w:t>
+            </w:r>
+            <w:r>
+              <w:rPr>
+                <w:rFonts w:ascii="Arial" w:hAnsi="Arial" w:cs="Arial"/>
+                <w:sz w:val="22"/>
+                <w:szCs w:val="22"/>
+              </w:rPr>
+              <w:t>tego</w:t>
+            </w:r>
+            <w:r>
+              <w:rPr>
+                <w:rFonts w:ascii="Arial" w:hAnsi="Arial" w:cs="Arial"/>
+                <w:sz w:val="22"/>
+                <w:szCs w:val="22"/>
+              </w:rPr>
+              <w:t xml:space="preserve"> niemożliwe jest rozróżnienie ról użytkowników</w:t>
+            </w:r>
+            <w:r>
+              <w:rPr>
+                <w:rFonts w:ascii="Arial" w:hAnsi="Arial" w:cs="Arial"/>
+                <w:sz w:val="22"/>
+                <w:szCs w:val="22"/>
+              </w:rPr>
+              <w:t xml:space="preserve"> itp.</w:t>
             </w:r>
           </w:p>
         </w:tc>
       </w:tr>
       <w:tr>
         <w:trPr>
-          <w:trHeight w:val="680" w:hRule="atLeast"/>
+          <w:trHeight w:val="680"/>
         </w:trPr>
         <w:tc>
           <w:tcPr>
             <w:tcW w:w="4742" w:type="dxa"/>
-            <w:tcBorders/>
-          </w:tcPr>
-          <w:p>
-            <w:pPr>
-              <w:pStyle w:val="Normal"/>
-              <w:widowControl/>
-              <w:spacing w:before="0" w:after="0"/>
-              <w:jc w:val="left"/>
-              <w:rPr>
-                <w:rFonts w:ascii="Cascadia Mono" w:hAnsi="Cascadia Mono" w:cs="Cascadia Mono"/>
-                <w:sz w:val="20"/>
-                <w:szCs w:val="20"/>
-              </w:rPr>
-            </w:pPr>
-            <w:r>
-              <w:rPr>
-                <w:rFonts w:cs="Cascadia Mono" w:ascii="Cascadia Mono" w:hAnsi="Cascadia Mono"/>
-                <w:sz w:val="20"/>
-                <w:szCs w:val="20"/>
-                <w:lang w:val="pl-PL"/>
+          </w:tcPr>
+          <w:p>
+            <w:pPr>
+              <w:rPr>
+                <w:rFonts w:ascii="Cascadia Mono" w:hAnsi="Cascadia Mono" w:cs="Cascadia Mono"/>
+                <w:sz w:val="20"/>
+                <w:szCs w:val="20"/>
+              </w:rPr>
+            </w:pPr>
+            <w:r>
+              <w:rPr>
+                <w:rFonts w:ascii="Cascadia Mono" w:hAnsi="Cascadia Mono" w:cs="Cascadia Mono"/>
+                <w:sz w:val="20"/>
+                <w:szCs w:val="20"/>
               </w:rPr>
               <w:t>Autor</w:t>
             </w:r>
           </w:p>
           <w:p>
             <w:pPr>
-              <w:pStyle w:val="Normal"/>
-              <w:widowControl/>
-              <w:spacing w:before="0" w:after="0"/>
-              <w:jc w:val="left"/>
               <w:rPr>
                 <w:rFonts w:ascii="Arial" w:hAnsi="Arial" w:cs="Arial"/>
                 <w:b/>
@@ -3364,12 +3883,9 @@
             </w:pPr>
             <w:r>
               <w:rPr>
-                <w:rFonts w:cs="Arial" w:ascii="Arial" w:hAnsi="Arial"/>
+                <w:rFonts w:ascii="Arial" w:hAnsi="Arial" w:cs="Arial"/>
                 <w:b/>
                 <w:bCs/>
-                <w:sz w:val="24"/>
-                <w:szCs w:val="24"/>
-                <w:lang w:val="pl-PL"/>
               </w:rPr>
               <w:t>Zespół projektowy</w:t>
             </w:r>
@@ -3377,37 +3893,27 @@
         </w:tc>
         <w:tc>
           <w:tcPr>
-            <w:tcW w:w="4885" w:type="dxa"/>
-            <w:tcBorders/>
-          </w:tcPr>
-          <w:p>
-            <w:pPr>
-              <w:pStyle w:val="Normal"/>
-              <w:widowControl/>
-              <w:spacing w:before="0" w:after="0"/>
-              <w:jc w:val="left"/>
-              <w:rPr>
-                <w:rFonts w:ascii="Cascadia Mono" w:hAnsi="Cascadia Mono" w:cs="Cascadia Mono"/>
-                <w:sz w:val="20"/>
-                <w:szCs w:val="20"/>
-              </w:rPr>
-            </w:pPr>
-            <w:r>
-              <w:rPr>
-                <w:rFonts w:cs="Cascadia Mono" w:ascii="Cascadia Mono" w:hAnsi="Cascadia Mono"/>
-                <w:sz w:val="20"/>
-                <w:szCs w:val="20"/>
-                <w:lang w:val="pl-PL"/>
+            <w:tcW w:w="4886" w:type="dxa"/>
+          </w:tcPr>
+          <w:p>
+            <w:pPr>
+              <w:rPr>
+                <w:rFonts w:ascii="Cascadia Mono" w:hAnsi="Cascadia Mono" w:cs="Cascadia Mono"/>
+                <w:sz w:val="20"/>
+                <w:szCs w:val="20"/>
+              </w:rPr>
+            </w:pPr>
+            <w:r>
+              <w:rPr>
+                <w:rFonts w:ascii="Cascadia Mono" w:hAnsi="Cascadia Mono" w:cs="Cascadia Mono"/>
+                <w:sz w:val="20"/>
+                <w:szCs w:val="20"/>
               </w:rPr>
               <w:t>Data</w:t>
             </w:r>
           </w:p>
           <w:p>
             <w:pPr>
-              <w:pStyle w:val="Normal"/>
-              <w:widowControl/>
-              <w:spacing w:before="0" w:after="0"/>
-              <w:jc w:val="left"/>
               <w:rPr>
                 <w:rFonts w:ascii="Arial" w:hAnsi="Arial" w:cs="Arial"/>
                 <w:b/>
@@ -3416,12 +3922,9 @@
             </w:pPr>
             <w:r>
               <w:rPr>
-                <w:rFonts w:cs="Arial" w:ascii="Arial" w:hAnsi="Arial"/>
+                <w:rFonts w:ascii="Arial" w:hAnsi="Arial" w:cs="Arial"/>
                 <w:b/>
                 <w:bCs/>
-                <w:sz w:val="24"/>
-                <w:szCs w:val="24"/>
-                <w:lang w:val="pl-PL"/>
               </w:rPr>
               <w:t>12.03.2026 r.</w:t>
             </w:r>
@@ -3430,42 +3933,32 @@
       </w:tr>
       <w:tr>
         <w:trPr>
-          <w:trHeight w:val="680" w:hRule="atLeast"/>
+          <w:trHeight w:val="680"/>
         </w:trPr>
         <w:tc>
           <w:tcPr>
             <w:tcW w:w="4742" w:type="dxa"/>
-            <w:tcBorders/>
-            <w:shd w:color="auto" w:fill="F1A983" w:themeFill="accent2" w:themeFillTint="99" w:val="clear"/>
-          </w:tcPr>
-          <w:p>
-            <w:pPr>
-              <w:pStyle w:val="Normal"/>
-              <w:widowControl/>
-              <w:spacing w:before="0" w:after="0"/>
-              <w:jc w:val="left"/>
-              <w:rPr>
-                <w:rFonts w:ascii="Cascadia Mono" w:hAnsi="Cascadia Mono" w:cs="Cascadia Mono"/>
-                <w:sz w:val="20"/>
-                <w:szCs w:val="20"/>
-              </w:rPr>
-            </w:pPr>
-            <w:r>
-              <w:rPr>
-                <w:rFonts w:cs="Cascadia Mono" w:ascii="Cascadia Mono" w:hAnsi="Cascadia Mono"/>
-                <w:sz w:val="20"/>
-                <w:szCs w:val="20"/>
-                <w:lang w:val="pl-PL"/>
+            <w:shd w:val="clear" w:color="auto" w:fill="F1A983" w:themeFill="accent2" w:themeFillTint="99"/>
+          </w:tcPr>
+          <w:p>
+            <w:pPr>
+              <w:rPr>
+                <w:rFonts w:ascii="Cascadia Mono" w:hAnsi="Cascadia Mono" w:cs="Cascadia Mono"/>
+                <w:sz w:val="20"/>
+                <w:szCs w:val="20"/>
+              </w:rPr>
+            </w:pPr>
+            <w:r>
+              <w:rPr>
+                <w:rFonts w:ascii="Cascadia Mono" w:hAnsi="Cascadia Mono" w:cs="Cascadia Mono"/>
+                <w:sz w:val="20"/>
+                <w:szCs w:val="20"/>
               </w:rPr>
               <w:t>Priorytet</w:t>
             </w:r>
           </w:p>
           <w:p>
             <w:pPr>
-              <w:pStyle w:val="Normal"/>
-              <w:widowControl/>
-              <w:spacing w:before="0" w:after="0"/>
-              <w:jc w:val="left"/>
               <w:rPr>
                 <w:rFonts w:ascii="Arial" w:hAnsi="Arial" w:cs="Arial"/>
                 <w:b/>
@@ -3474,12 +3967,9 @@
             </w:pPr>
             <w:r>
               <w:rPr>
-                <w:rFonts w:cs="Arial" w:ascii="Arial" w:hAnsi="Arial"/>
+                <w:rFonts w:ascii="Arial" w:hAnsi="Arial" w:cs="Arial"/>
                 <w:b/>
                 <w:bCs/>
-                <w:sz w:val="24"/>
-                <w:szCs w:val="24"/>
-                <w:lang w:val="pl-PL"/>
               </w:rPr>
               <w:t>Wysoki</w:t>
             </w:r>
@@ -3487,37 +3977,27 @@
         </w:tc>
         <w:tc>
           <w:tcPr>
-            <w:tcW w:w="4885" w:type="dxa"/>
-            <w:tcBorders/>
-          </w:tcPr>
-          <w:p>
-            <w:pPr>
-              <w:pStyle w:val="Normal"/>
-              <w:widowControl/>
-              <w:spacing w:before="0" w:after="0"/>
-              <w:jc w:val="left"/>
-              <w:rPr>
-                <w:rFonts w:ascii="Cascadia Mono" w:hAnsi="Cascadia Mono" w:cs="Cascadia Mono"/>
-                <w:sz w:val="20"/>
-                <w:szCs w:val="20"/>
-              </w:rPr>
-            </w:pPr>
-            <w:r>
-              <w:rPr>
-                <w:rFonts w:cs="Cascadia Mono" w:ascii="Cascadia Mono" w:hAnsi="Cascadia Mono"/>
-                <w:sz w:val="20"/>
-                <w:szCs w:val="20"/>
-                <w:lang w:val="pl-PL"/>
+            <w:tcW w:w="4886" w:type="dxa"/>
+          </w:tcPr>
+          <w:p>
+            <w:pPr>
+              <w:rPr>
+                <w:rFonts w:ascii="Cascadia Mono" w:hAnsi="Cascadia Mono" w:cs="Cascadia Mono"/>
+                <w:sz w:val="20"/>
+                <w:szCs w:val="20"/>
+              </w:rPr>
+            </w:pPr>
+            <w:r>
+              <w:rPr>
+                <w:rFonts w:ascii="Cascadia Mono" w:hAnsi="Cascadia Mono" w:cs="Cascadia Mono"/>
+                <w:sz w:val="20"/>
+                <w:szCs w:val="20"/>
               </w:rPr>
               <w:t>Szacowany czas</w:t>
             </w:r>
           </w:p>
           <w:p>
             <w:pPr>
-              <w:pStyle w:val="Normal"/>
-              <w:widowControl/>
-              <w:spacing w:before="0" w:after="0"/>
-              <w:jc w:val="left"/>
               <w:rPr>
                 <w:rFonts w:ascii="Arial" w:hAnsi="Arial" w:cs="Arial"/>
                 <w:b/>
@@ -3526,64 +4006,57 @@
             </w:pPr>
             <w:r>
               <w:rPr>
-                <w:rFonts w:cs="Arial" w:ascii="Arial" w:hAnsi="Arial"/>
+                <w:rFonts w:ascii="Arial" w:hAnsi="Arial" w:cs="Arial"/>
                 <w:b/>
                 <w:bCs/>
-                <w:sz w:val="24"/>
-                <w:szCs w:val="24"/>
-                <w:lang w:val="pl-PL"/>
-              </w:rPr>
-              <w:t>12 godzin</w:t>
+              </w:rPr>
+              <w:t>1</w:t>
+            </w:r>
+            <w:r>
+              <w:rPr>
+                <w:rFonts w:ascii="Arial" w:hAnsi="Arial" w:cs="Arial"/>
+                <w:b/>
+                <w:bCs/>
+              </w:rPr>
+              <w:t>6</w:t>
+            </w:r>
+            <w:r>
+              <w:rPr>
+                <w:rFonts w:ascii="Arial" w:hAnsi="Arial" w:cs="Arial"/>
+                <w:b/>
+                <w:bCs/>
+              </w:rPr>
+              <w:t xml:space="preserve"> godzin</w:t>
             </w:r>
           </w:p>
         </w:tc>
       </w:tr>
     </w:tbl>
-    <w:p>
-      <w:pPr>
-        <w:pStyle w:val="Normal"/>
-        <w:rPr/>
-      </w:pPr>
-      <w:r>
-        <w:rPr/>
-      </w:r>
-    </w:p>
+    <w:p/>
     <w:tbl>
       <w:tblPr>
         <w:tblStyle w:val="Tabela-Siatka"/>
         <w:tblW w:w="9628" w:type="dxa"/>
-        <w:jc w:val="left"/>
-        <w:tblInd w:w="0" w:type="dxa"/>
         <w:tblLayout w:type="fixed"/>
-        <w:tblCellMar>
-          <w:top w:w="0" w:type="dxa"/>
-          <w:left w:w="108" w:type="dxa"/>
-          <w:bottom w:w="0" w:type="dxa"/>
-          <w:right w:w="108" w:type="dxa"/>
-        </w:tblCellMar>
-        <w:tblLook w:val="04a0" w:noHBand="0" w:noVBand="1" w:firstColumn="1" w:lastRow="0" w:lastColumn="0" w:firstRow="1"/>
+        <w:tblLook w:val="04A0" w:firstRow="1" w:lastRow="0" w:firstColumn="1" w:lastColumn="0" w:noHBand="0" w:noVBand="1"/>
       </w:tblPr>
       <w:tblGrid>
-        <w:gridCol w:w="4818"/>
+        <w:gridCol w:w="4819"/>
         <w:gridCol w:w="4809"/>
       </w:tblGrid>
       <w:tr>
         <w:trPr>
-          <w:trHeight w:val="567" w:hRule="atLeast"/>
+          <w:trHeight w:val="567"/>
         </w:trPr>
         <w:tc>
           <w:tcPr>
-            <w:tcW w:w="9627" w:type="dxa"/>
+            <w:tcW w:w="9628" w:type="dxa"/>
             <w:gridSpan w:val="2"/>
-            <w:tcBorders/>
-            <w:shd w:color="auto" w:fill="3A7C22" w:themeFill="accent6" w:themeFillShade="bf" w:val="clear"/>
+            <w:shd w:val="clear" w:color="auto" w:fill="3A7C22" w:themeFill="accent6" w:themeFillShade="BF"/>
             <w:vAlign w:val="center"/>
           </w:tcPr>
           <w:p>
             <w:pPr>
-              <w:pStyle w:val="Normal"/>
-              <w:widowControl/>
-              <w:spacing w:before="0" w:after="0"/>
               <w:jc w:val="center"/>
               <w:rPr>
                 <w:color w:val="F2F2F2"/>
@@ -3593,393 +4066,366 @@
             </w:pPr>
             <w:r>
               <w:rPr>
-                <w:rFonts w:cs="Cascadia Mono SemiBold" w:ascii="Cascadia Mono SemiBold" w:hAnsi="Cascadia Mono SemiBold"/>
-                <w:color w:themeColor="background1" w:themeShade="f2" w:val="F2F2F2"/>
+                <w:rFonts w:ascii="Cascadia Mono SemiBold" w:hAnsi="Cascadia Mono SemiBold" w:cs="Cascadia Mono SemiBold"/>
+                <w:color w:val="F2F2F2" w:themeColor="background1" w:themeShade="F2"/>
                 <w:sz w:val="32"/>
                 <w:szCs w:val="32"/>
-                <w:lang w:val="pl-PL"/>
-              </w:rPr>
-              <w:t>SCHEMAT BAZY DANYCH</w:t>
-            </w:r>
-            <w:r>
-              <w:rPr>
-                <w:rFonts w:cs="Cascadia Mono SemiBold" w:ascii="Cascadia Mono SemiBold" w:hAnsi="Cascadia Mono SemiBold"/>
+              </w:rPr>
+              <w:t>SYSTEM LOGOWANIA UŻYTKOWNIKA</w:t>
+            </w:r>
+            <w:r>
+              <w:rPr>
+                <w:rFonts w:ascii="Cascadia Mono SemiBold" w:hAnsi="Cascadia Mono SemiBold" w:cs="Cascadia Mono SemiBold"/>
+                <w:color w:val="F2F2F2" w:themeColor="background1" w:themeShade="F2"/>
+                <w:sz w:val="32"/>
+                <w:szCs w:val="32"/>
+              </w:rPr>
+              <w:t xml:space="preserve"> </w:t>
+            </w:r>
+            <w:r>
+              <w:rPr>
+                <w:rFonts w:ascii="Cascadia Mono SemiBold" w:hAnsi="Cascadia Mono SemiBold" w:cs="Cascadia Mono SemiBold"/>
                 <w:color w:val="F2F2F2"/>
                 <w:sz w:val="32"/>
                 <w:szCs w:val="32"/>
-                <w:lang w:val="pl-PL"/>
-              </w:rPr>
-              <w:t xml:space="preserve"> – Implementacja</w:t>
+              </w:rPr>
+              <w:t>– Implementacja</w:t>
             </w:r>
           </w:p>
         </w:tc>
       </w:tr>
       <w:tr>
         <w:trPr>
-          <w:trHeight w:val="680" w:hRule="atLeast"/>
+          <w:trHeight w:val="680"/>
         </w:trPr>
         <w:tc>
           <w:tcPr>
-            <w:tcW w:w="9627" w:type="dxa"/>
+            <w:tcW w:w="9628" w:type="dxa"/>
             <w:gridSpan w:val="2"/>
-            <w:tcBorders/>
-          </w:tcPr>
-          <w:p>
-            <w:pPr>
-              <w:pStyle w:val="Normal"/>
-              <w:widowControl/>
-              <w:spacing w:before="0" w:after="0"/>
-              <w:jc w:val="left"/>
-              <w:rPr>
-                <w:rFonts w:ascii="Cascadia Mono" w:hAnsi="Cascadia Mono" w:cs="Cascadia Mono"/>
-                <w:sz w:val="20"/>
-                <w:szCs w:val="20"/>
-              </w:rPr>
-            </w:pPr>
-            <w:r>
-              <w:rPr>
-                <w:rFonts w:cs="Cascadia Mono" w:ascii="Cascadia Mono" w:hAnsi="Cascadia Mono"/>
-                <w:sz w:val="20"/>
-                <w:szCs w:val="20"/>
-                <w:lang w:val="pl-PL"/>
+          </w:tcPr>
+          <w:p>
+            <w:pPr>
+              <w:rPr>
+                <w:rFonts w:ascii="Cascadia Mono" w:hAnsi="Cascadia Mono" w:cs="Cascadia Mono"/>
+                <w:sz w:val="20"/>
+                <w:szCs w:val="20"/>
+              </w:rPr>
+            </w:pPr>
+            <w:r>
+              <w:rPr>
+                <w:rFonts w:ascii="Cascadia Mono" w:hAnsi="Cascadia Mono" w:cs="Cascadia Mono"/>
+                <w:sz w:val="20"/>
+                <w:szCs w:val="20"/>
               </w:rPr>
               <w:t>Nazwa klasy</w:t>
             </w:r>
           </w:p>
           <w:p>
             <w:pPr>
-              <w:pStyle w:val="Normal"/>
-              <w:widowControl/>
-              <w:spacing w:before="0" w:after="0"/>
-              <w:jc w:val="left"/>
-              <w:rPr>
-                <w:rFonts w:ascii="Arial" w:hAnsi="Arial" w:cs="Arial"/>
-              </w:rPr>
-            </w:pPr>
-            <w:r>
-              <w:rPr>
-                <w:rFonts w:cs="Arial" w:ascii="Arial" w:hAnsi="Arial"/>
-                <w:sz w:val="24"/>
-                <w:szCs w:val="24"/>
-                <w:lang w:val="pl-PL"/>
-              </w:rPr>
-              <w:t>DatabaseSchema</w:t>
-            </w:r>
+              <w:rPr>
+                <w:rFonts w:ascii="Arial" w:hAnsi="Arial" w:cs="Arial"/>
+              </w:rPr>
+            </w:pPr>
+            <w:proofErr w:type="spellStart"/>
+            <w:r>
+              <w:rPr>
+                <w:rFonts w:ascii="Arial" w:hAnsi="Arial" w:cs="Arial"/>
+              </w:rPr>
+              <w:t>AuthenticationService</w:t>
+            </w:r>
+            <w:proofErr w:type="spellEnd"/>
           </w:p>
         </w:tc>
       </w:tr>
       <w:tr>
         <w:trPr>
-          <w:trHeight w:val="1370" w:hRule="atLeast"/>
+          <w:trHeight w:val="1370"/>
         </w:trPr>
         <w:tc>
           <w:tcPr>
-            <w:tcW w:w="4818" w:type="dxa"/>
-            <w:tcBorders/>
-          </w:tcPr>
-          <w:p>
-            <w:pPr>
-              <w:pStyle w:val="Normal"/>
-              <w:widowControl/>
-              <w:spacing w:before="0" w:after="0"/>
-              <w:jc w:val="left"/>
-              <w:rPr>
-                <w:rFonts w:ascii="Cascadia Mono" w:hAnsi="Cascadia Mono" w:cs="Cascadia Mono"/>
-                <w:sz w:val="20"/>
-                <w:szCs w:val="20"/>
-              </w:rPr>
-            </w:pPr>
-            <w:r>
-              <w:rPr>
-                <w:rFonts w:cs="Cascadia Mono" w:ascii="Cascadia Mono" w:hAnsi="Cascadia Mono"/>
-                <w:sz w:val="20"/>
-                <w:szCs w:val="20"/>
-                <w:lang w:val="pl-PL"/>
+            <w:tcW w:w="4819" w:type="dxa"/>
+          </w:tcPr>
+          <w:p>
+            <w:pPr>
+              <w:rPr>
+                <w:rFonts w:ascii="Cascadia Mono" w:hAnsi="Cascadia Mono" w:cs="Cascadia Mono"/>
+                <w:sz w:val="20"/>
+                <w:szCs w:val="20"/>
+              </w:rPr>
+            </w:pPr>
+            <w:r>
+              <w:rPr>
+                <w:rFonts w:ascii="Cascadia Mono" w:hAnsi="Cascadia Mono" w:cs="Cascadia Mono"/>
+                <w:sz w:val="20"/>
+                <w:szCs w:val="20"/>
               </w:rPr>
               <w:t>Odpowiedzialności</w:t>
             </w:r>
           </w:p>
           <w:p>
             <w:pPr>
-              <w:pStyle w:val="ListParagraph"/>
-              <w:widowControl/>
+              <w:pStyle w:val="Akapitzlist"/>
               <w:numPr>
                 <w:ilvl w:val="0"/>
                 <w:numId w:val="6"/>
               </w:numPr>
-              <w:spacing w:before="0" w:after="0"/>
-              <w:contextualSpacing/>
-              <w:jc w:val="left"/>
-              <w:rPr>
-                <w:rFonts w:ascii="Arial" w:hAnsi="Arial" w:cs="Arial"/>
-                <w:sz w:val="22"/>
-                <w:szCs w:val="20"/>
-              </w:rPr>
-            </w:pPr>
-            <w:r>
-              <w:rPr>
-                <w:rFonts w:cs="Arial" w:ascii="Arial" w:hAnsi="Arial"/>
-                <w:sz w:val="22"/>
-                <w:szCs w:val="20"/>
-                <w:lang w:val="pl-PL"/>
-              </w:rPr>
-              <w:t>Projektowanie encji i relacji (diagram ERD);</w:t>
-            </w:r>
-          </w:p>
-          <w:p>
-            <w:pPr>
-              <w:pStyle w:val="ListParagraph"/>
-              <w:widowControl/>
+              <w:rPr>
+                <w:rFonts w:ascii="Arial" w:hAnsi="Arial" w:cs="Arial"/>
+              </w:rPr>
+            </w:pPr>
+            <w:r>
+              <w:rPr>
+                <w:rFonts w:ascii="Arial" w:hAnsi="Arial" w:cs="Arial"/>
+                <w:sz w:val="22"/>
+                <w:szCs w:val="20"/>
+              </w:rPr>
+              <w:t>Weryfikacja danych logowania</w:t>
+            </w:r>
+            <w:r>
+              <w:rPr>
+                <w:rFonts w:ascii="Arial" w:hAnsi="Arial" w:cs="Arial"/>
+                <w:sz w:val="22"/>
+                <w:szCs w:val="20"/>
+              </w:rPr>
+              <w:t>;</w:t>
+            </w:r>
+          </w:p>
+          <w:p>
+            <w:pPr>
+              <w:pStyle w:val="Akapitzlist"/>
               <w:numPr>
                 <w:ilvl w:val="0"/>
                 <w:numId w:val="6"/>
               </w:numPr>
-              <w:spacing w:before="0" w:after="0"/>
-              <w:contextualSpacing/>
-              <w:jc w:val="left"/>
-              <w:rPr>
-                <w:rFonts w:ascii="Arial" w:hAnsi="Arial" w:cs="Arial"/>
-                <w:sz w:val="22"/>
-                <w:szCs w:val="20"/>
-              </w:rPr>
-            </w:pPr>
-            <w:r>
-              <w:rPr>
-                <w:rFonts w:cs="Arial" w:ascii="Arial" w:hAnsi="Arial"/>
-                <w:sz w:val="22"/>
-                <w:szCs w:val="20"/>
-                <w:lang w:val="pl-PL"/>
-              </w:rPr>
-              <w:t>Definiowanie tabel;</w:t>
-            </w:r>
-          </w:p>
-          <w:p>
-            <w:pPr>
-              <w:pStyle w:val="ListParagraph"/>
-              <w:widowControl/>
+              <w:rPr>
+                <w:rFonts w:ascii="Arial" w:hAnsi="Arial" w:cs="Arial"/>
+              </w:rPr>
+            </w:pPr>
+            <w:r>
+              <w:rPr>
+                <w:rFonts w:ascii="Arial" w:hAnsi="Arial" w:cs="Arial"/>
+                <w:sz w:val="22"/>
+                <w:szCs w:val="20"/>
+              </w:rPr>
+              <w:t>P</w:t>
+            </w:r>
+            <w:r>
+              <w:rPr>
+                <w:rFonts w:ascii="Arial" w:hAnsi="Arial" w:cs="Arial"/>
+                <w:sz w:val="22"/>
+                <w:szCs w:val="20"/>
+              </w:rPr>
+              <w:t xml:space="preserve">orównanie hasła z </w:t>
+            </w:r>
+            <w:proofErr w:type="spellStart"/>
+            <w:r>
+              <w:rPr>
+                <w:rFonts w:ascii="Arial" w:hAnsi="Arial" w:cs="Arial"/>
+                <w:sz w:val="22"/>
+                <w:szCs w:val="20"/>
+              </w:rPr>
+              <w:t>hashem</w:t>
+            </w:r>
+            <w:proofErr w:type="spellEnd"/>
+            <w:r>
+              <w:rPr>
+                <w:rFonts w:ascii="Arial" w:hAnsi="Arial" w:cs="Arial"/>
+                <w:sz w:val="22"/>
+                <w:szCs w:val="20"/>
+              </w:rPr>
+              <w:t xml:space="preserve"> w bazie; </w:t>
+            </w:r>
+          </w:p>
+          <w:p>
+            <w:pPr>
+              <w:pStyle w:val="Akapitzlist"/>
               <w:numPr>
                 <w:ilvl w:val="0"/>
                 <w:numId w:val="6"/>
               </w:numPr>
-              <w:spacing w:before="0" w:after="0"/>
-              <w:contextualSpacing/>
-              <w:jc w:val="left"/>
-              <w:rPr>
-                <w:rFonts w:ascii="Arial" w:hAnsi="Arial" w:cs="Arial"/>
-                <w:sz w:val="22"/>
-                <w:szCs w:val="20"/>
-              </w:rPr>
-            </w:pPr>
-            <w:r>
-              <w:rPr>
-                <w:rFonts w:cs="Arial" w:ascii="Arial" w:hAnsi="Arial"/>
-                <w:sz w:val="22"/>
-                <w:szCs w:val="20"/>
-                <w:lang w:val="pl-PL"/>
-              </w:rPr>
-              <w:t>Określenie typów danych i kluczy;</w:t>
-            </w:r>
-          </w:p>
-          <w:p>
-            <w:pPr>
-              <w:pStyle w:val="ListParagraph"/>
-              <w:widowControl/>
+              <w:rPr>
+                <w:rFonts w:ascii="Arial" w:hAnsi="Arial" w:cs="Arial"/>
+              </w:rPr>
+            </w:pPr>
+            <w:r>
+              <w:rPr>
+                <w:rFonts w:ascii="Arial" w:hAnsi="Arial" w:cs="Arial"/>
+                <w:sz w:val="22"/>
+                <w:szCs w:val="20"/>
+              </w:rPr>
+              <w:t>G</w:t>
+            </w:r>
+            <w:r>
+              <w:rPr>
+                <w:rFonts w:ascii="Arial" w:hAnsi="Arial" w:cs="Arial"/>
+                <w:sz w:val="22"/>
+                <w:szCs w:val="20"/>
+              </w:rPr>
+              <w:t xml:space="preserve">enerowanie </w:t>
+            </w:r>
+            <w:proofErr w:type="spellStart"/>
+            <w:r>
+              <w:rPr>
+                <w:rFonts w:ascii="Arial" w:hAnsi="Arial" w:cs="Arial"/>
+                <w:sz w:val="22"/>
+                <w:szCs w:val="20"/>
+              </w:rPr>
+              <w:t>tokenu</w:t>
+            </w:r>
+            <w:proofErr w:type="spellEnd"/>
+            <w:r>
+              <w:rPr>
+                <w:rFonts w:ascii="Arial" w:hAnsi="Arial" w:cs="Arial"/>
+                <w:sz w:val="22"/>
+                <w:szCs w:val="20"/>
+              </w:rPr>
+              <w:t xml:space="preserve"> JWT; </w:t>
+            </w:r>
+          </w:p>
+          <w:p>
+            <w:pPr>
+              <w:pStyle w:val="Akapitzlist"/>
               <w:numPr>
                 <w:ilvl w:val="0"/>
                 <w:numId w:val="6"/>
               </w:numPr>
-              <w:spacing w:before="0" w:after="0"/>
-              <w:contextualSpacing/>
-              <w:jc w:val="left"/>
-              <w:rPr>
-                <w:rFonts w:ascii="Arial" w:hAnsi="Arial" w:cs="Arial"/>
-                <w:sz w:val="22"/>
-                <w:szCs w:val="20"/>
-              </w:rPr>
-            </w:pPr>
-            <w:r>
-              <w:rPr>
-                <w:rFonts w:cs="Arial" w:ascii="Arial" w:hAnsi="Arial"/>
-                <w:sz w:val="22"/>
-                <w:szCs w:val="20"/>
-                <w:lang w:val="pl-PL"/>
-              </w:rPr>
-              <w:t>Planowanie indeksów;</w:t>
-            </w:r>
-          </w:p>
-          <w:p>
-            <w:pPr>
-              <w:pStyle w:val="ListParagraph"/>
-              <w:widowControl/>
-              <w:numPr>
-                <w:ilvl w:val="0"/>
-                <w:numId w:val="6"/>
-              </w:numPr>
-              <w:spacing w:before="0" w:after="0"/>
-              <w:contextualSpacing/>
-              <w:jc w:val="left"/>
-              <w:rPr>
-                <w:rFonts w:ascii="Arial" w:hAnsi="Arial" w:cs="Arial"/>
-              </w:rPr>
-            </w:pPr>
-            <w:r>
-              <w:rPr>
-                <w:rFonts w:cs="Arial" w:ascii="Arial" w:hAnsi="Arial"/>
-                <w:sz w:val="22"/>
-                <w:szCs w:val="20"/>
-                <w:lang w:val="pl-PL"/>
-              </w:rPr>
-              <w:t>Dokumentacja schematu;</w:t>
+              <w:rPr>
+                <w:rFonts w:ascii="Arial" w:hAnsi="Arial" w:cs="Arial"/>
+              </w:rPr>
+            </w:pPr>
+            <w:r>
+              <w:rPr>
+                <w:rFonts w:ascii="Arial" w:hAnsi="Arial" w:cs="Arial"/>
+                <w:sz w:val="22"/>
+                <w:szCs w:val="20"/>
+              </w:rPr>
+              <w:t>B</w:t>
+            </w:r>
+            <w:r>
+              <w:rPr>
+                <w:rFonts w:ascii="Arial" w:hAnsi="Arial" w:cs="Arial"/>
+                <w:sz w:val="22"/>
+                <w:szCs w:val="20"/>
+              </w:rPr>
+              <w:t>lokada konta po wielokrotnych nieudanych próbach.</w:t>
             </w:r>
           </w:p>
         </w:tc>
         <w:tc>
           <w:tcPr>
             <w:tcW w:w="4809" w:type="dxa"/>
-            <w:tcBorders/>
-          </w:tcPr>
-          <w:p>
-            <w:pPr>
-              <w:pStyle w:val="Normal"/>
-              <w:widowControl/>
-              <w:spacing w:before="0" w:after="0"/>
-              <w:jc w:val="left"/>
-              <w:rPr>
-                <w:rFonts w:ascii="Cascadia Mono" w:hAnsi="Cascadia Mono" w:cs="Cascadia Mono"/>
-                <w:sz w:val="20"/>
-                <w:szCs w:val="20"/>
-              </w:rPr>
-            </w:pPr>
-            <w:r>
-              <w:rPr>
-                <w:rFonts w:cs="Cascadia Mono" w:ascii="Cascadia Mono" w:hAnsi="Cascadia Mono"/>
-                <w:sz w:val="20"/>
-                <w:szCs w:val="20"/>
-                <w:lang w:val="pl-PL"/>
+          </w:tcPr>
+          <w:p>
+            <w:pPr>
+              <w:rPr>
+                <w:rFonts w:ascii="Cascadia Mono" w:hAnsi="Cascadia Mono" w:cs="Cascadia Mono"/>
+                <w:sz w:val="20"/>
+                <w:szCs w:val="20"/>
+              </w:rPr>
+            </w:pPr>
+            <w:r>
+              <w:rPr>
+                <w:rFonts w:ascii="Cascadia Mono" w:hAnsi="Cascadia Mono" w:cs="Cascadia Mono"/>
+                <w:sz w:val="20"/>
+                <w:szCs w:val="20"/>
               </w:rPr>
               <w:t>Klasy współpracujące</w:t>
             </w:r>
           </w:p>
           <w:p>
             <w:pPr>
-              <w:pStyle w:val="Normal"/>
-              <w:widowControl/>
-              <w:spacing w:before="0" w:after="0"/>
-              <w:jc w:val="left"/>
-              <w:rPr>
-                <w:rFonts w:ascii="Arial" w:hAnsi="Arial" w:cs="Arial"/>
-              </w:rPr>
-            </w:pPr>
-            <w:r>
-              <w:rPr>
-                <w:rFonts w:cs="Arial" w:ascii="Arial" w:hAnsi="Arial"/>
-                <w:sz w:val="24"/>
-                <w:szCs w:val="24"/>
-                <w:lang w:val="pl-PL"/>
-              </w:rPr>
-              <w:t>EntityRelationDiagram,</w:t>
-            </w:r>
-          </w:p>
-          <w:p>
-            <w:pPr>
-              <w:pStyle w:val="Normal"/>
-              <w:widowControl/>
-              <w:spacing w:before="0" w:after="0"/>
-              <w:jc w:val="left"/>
-              <w:rPr>
-                <w:rFonts w:ascii="Arial" w:hAnsi="Arial" w:cs="Arial"/>
-              </w:rPr>
-            </w:pPr>
-            <w:r>
-              <w:rPr>
-                <w:rFonts w:cs="Arial" w:ascii="Arial" w:hAnsi="Arial"/>
-                <w:sz w:val="24"/>
-                <w:szCs w:val="24"/>
-                <w:lang w:val="pl-PL"/>
-              </w:rPr>
-              <w:t>TeamAccessManager</w:t>
-            </w:r>
+              <w:rPr>
+                <w:rFonts w:ascii="Arial" w:hAnsi="Arial" w:cs="Arial"/>
+              </w:rPr>
+            </w:pPr>
+            <w:proofErr w:type="spellStart"/>
+            <w:r>
+              <w:rPr>
+                <w:rFonts w:ascii="Arial" w:hAnsi="Arial" w:cs="Arial"/>
+              </w:rPr>
+              <w:t>UserRepository</w:t>
+            </w:r>
+            <w:proofErr w:type="spellEnd"/>
+            <w:r>
+              <w:rPr>
+                <w:rFonts w:ascii="Arial" w:hAnsi="Arial" w:cs="Arial"/>
+              </w:rPr>
+              <w:t xml:space="preserve">, </w:t>
+            </w:r>
+            <w:proofErr w:type="spellStart"/>
+            <w:r>
+              <w:rPr>
+                <w:rFonts w:ascii="Arial" w:hAnsi="Arial" w:cs="Arial"/>
+              </w:rPr>
+              <w:t>TokenService</w:t>
+            </w:r>
+            <w:proofErr w:type="spellEnd"/>
           </w:p>
         </w:tc>
       </w:tr>
     </w:tbl>
-    <w:p>
-      <w:pPr>
-        <w:pStyle w:val="Normal"/>
-        <w:rPr/>
-      </w:pPr>
-      <w:r>
-        <w:rPr/>
-      </w:r>
-    </w:p>
+    <w:p/>
     <w:sectPr>
-      <w:headerReference w:type="even" r:id="rId3"/>
-      <w:headerReference w:type="default" r:id="rId4"/>
-      <w:headerReference w:type="first" r:id="rId5"/>
-      <w:footerReference w:type="even" r:id="rId6"/>
-      <w:footerReference w:type="default" r:id="rId7"/>
-      <w:footerReference w:type="first" r:id="rId8"/>
-      <w:type w:val="nextPage"/>
+      <w:footerReference w:type="default" r:id="rId8"/>
+      <w:footerReference w:type="first" r:id="rId9"/>
       <w:pgSz w:w="11906" w:h="16838"/>
-      <w:pgMar w:left="1134" w:right="1134" w:gutter="0" w:header="1134" w:top="1693" w:footer="708" w:bottom="1134"/>
-      <w:pgNumType w:fmt="decimal"/>
-      <w:formProt w:val="false"/>
-      <w:textDirection w:val="lrTb"/>
-      <w:docGrid w:type="default" w:linePitch="326" w:charSpace="0"/>
+      <w:pgMar w:top="1693" w:right="1134" w:bottom="1134" w:left="1134" w:header="1134" w:footer="708" w:gutter="0"/>
+      <w:cols w:space="708"/>
+      <w:formProt w:val="0"/>
+      <w:docGrid w:linePitch="326"/>
     </w:sectPr>
   </w:body>
 </w:document>
 </file>
 
-<file path=word/footer1.xml><?xml version="1.0" encoding="utf-8"?>
-<w:ftr xmlns:o="urn:schemas-microsoft-com:office:office" xmlns:r="http://schemas.openxmlformats.org/officeDocument/2006/relationships" xmlns:v="urn:schemas-microsoft-com:vml" xmlns:w="http://schemas.openxmlformats.org/wordprocessingml/2006/main" xmlns:w10="urn:schemas-microsoft-com:office:word" xmlns:wp="http://schemas.openxmlformats.org/drawingml/2006/wordprocessingDrawing" xmlns:wps="http://schemas.microsoft.com/office/word/2010/wordprocessingShape" xmlns:wpg="http://schemas.microsoft.com/office/word/2010/wordprocessingGroup" xmlns:mc="http://schemas.openxmlformats.org/markup-compatibility/2006" xmlns:wp14="http://schemas.microsoft.com/office/word/2010/wordprocessingDrawing" xmlns:w14="http://schemas.microsoft.com/office/word/2010/wordml" xmlns:w15="http://schemas.microsoft.com/office/word/2012/wordml" mc:Ignorable="w14 wp14 w15">
-  <w:p>
-    <w:pPr>
-      <w:pStyle w:val="Footer"/>
-      <w:rPr/>
-    </w:pPr>
-    <w:r>
-      <w:rPr/>
-    </w:r>
-  </w:p>
-</w:ftr>
+<file path=word/endnotes.xml><?xml version="1.0" encoding="utf-8"?>
+<w:endnotes xmlns:wpc="http://schemas.microsoft.com/office/word/2010/wordprocessingCanvas" xmlns:cx="http://schemas.microsoft.com/office/drawing/2014/chartex" xmlns:cx1="http://schemas.microsoft.com/office/drawing/2015/9/8/chartex" xmlns:cx2="http://schemas.microsoft.com/office/drawing/2015/10/21/chartex" xmlns:cx3="http://schemas.microsoft.com/office/drawing/2016/5/9/chartex" xmlns:cx4="http://schemas.microsoft.com/office/drawing/2016/5/10/chartex" xmlns:cx5="http://schemas.microsoft.com/office/drawing/2016/5/11/chartex" xmlns:cx6="http://schemas.microsoft.com/office/drawing/2016/5/12/chartex" xmlns:cx7="http://schemas.microsoft.com/office/drawing/2016/5/13/chartex" xmlns:cx8="http://schemas.microsoft.com/office/drawing/2016/5/14/chartex" xmlns:mc="http://schemas.openxmlformats.org/markup-compatibility/2006" xmlns:aink="http://schemas.microsoft.com/office/drawing/2016/ink" xmlns:am3d="http://schemas.microsoft.com/office/drawing/2017/model3d" xmlns:o="urn:schemas-microsoft-com:office:office" xmlns:oel="http://schemas.microsoft.com/office/2019/extlst" xmlns:r="http://schemas.openxmlformats.org/officeDocument/2006/relationships" xmlns:m="http://schemas.openxmlformats.org/officeDocument/2006/math" xmlns:v="urn:schemas-microsoft-com:vml" xmlns:wp14="http://schemas.microsoft.com/office/word/2010/wordprocessingDrawing" xmlns:wp="http://schemas.openxmlformats.org/drawingml/2006/wordprocessingDrawing" xmlns:w10="urn:schemas-microsoft-com:office:word" xmlns:w="http://schemas.openxmlformats.org/wordprocessingml/2006/main" xmlns:w14="http://schemas.microsoft.com/office/word/2010/wordml" xmlns:w15="http://schemas.microsoft.com/office/word/2012/wordml" xmlns:w16cex="http://schemas.microsoft.com/office/word/2018/wordml/cex" xmlns:w16cid="http://schemas.microsoft.com/office/word/2016/wordml/cid" xmlns:w16="http://schemas.microsoft.com/office/word/2018/wordml" xmlns:w16sdtdh="http://schemas.microsoft.com/office/word/2020/wordml/sdtdatahash" xmlns:w16se="http://schemas.microsoft.com/office/word/2015/wordml/symex" xmlns:wpg="http://schemas.microsoft.com/office/word/2010/wordprocessingGroup" xmlns:wpi="http://schemas.microsoft.com/office/word/2010/wordprocessingInk" xmlns:wne="http://schemas.microsoft.com/office/word/2006/wordml" xmlns:wps="http://schemas.microsoft.com/office/word/2010/wordprocessingShape" mc:Ignorable="w14 w15 w16se w16cid w16 w16cex w16sdtdh wp14">
+  <w:endnote w:type="separator" w:id="-1">
+    <w:p>
+      <w:r>
+        <w:separator/>
+      </w:r>
+    </w:p>
+  </w:endnote>
+  <w:endnote w:type="continuationSeparator" w:id="0">
+    <w:p>
+      <w:r>
+        <w:continuationSeparator/>
+      </w:r>
+    </w:p>
+  </w:endnote>
+</w:endnotes>
 </file>
 
-<file path=word/footer2.xml><?xml version="1.0" encoding="utf-8"?>
-<w:ftr xmlns:o="urn:schemas-microsoft-com:office:office" xmlns:r="http://schemas.openxmlformats.org/officeDocument/2006/relationships" xmlns:v="urn:schemas-microsoft-com:vml" xmlns:w="http://schemas.openxmlformats.org/wordprocessingml/2006/main" xmlns:w10="urn:schemas-microsoft-com:office:word" xmlns:wp="http://schemas.openxmlformats.org/drawingml/2006/wordprocessingDrawing" xmlns:wps="http://schemas.microsoft.com/office/word/2010/wordprocessingShape" xmlns:wpg="http://schemas.microsoft.com/office/word/2010/wordprocessingGroup" xmlns:mc="http://schemas.openxmlformats.org/markup-compatibility/2006" xmlns:wp14="http://schemas.microsoft.com/office/word/2010/wordprocessingDrawing" xmlns:w14="http://schemas.microsoft.com/office/word/2010/wordml" xmlns:w15="http://schemas.microsoft.com/office/word/2012/wordml" mc:Ignorable="w14 wp14 w15">
+<file path=word/footer1.xml><?xml version="1.0" encoding="utf-8"?>
+<w:ftr xmlns:wpc="http://schemas.microsoft.com/office/word/2010/wordprocessingCanvas" xmlns:cx="http://schemas.microsoft.com/office/drawing/2014/chartex" xmlns:cx1="http://schemas.microsoft.com/office/drawing/2015/9/8/chartex" xmlns:cx2="http://schemas.microsoft.com/office/drawing/2015/10/21/chartex" xmlns:cx3="http://schemas.microsoft.com/office/drawing/2016/5/9/chartex" xmlns:cx4="http://schemas.microsoft.com/office/drawing/2016/5/10/chartex" xmlns:cx5="http://schemas.microsoft.com/office/drawing/2016/5/11/chartex" xmlns:cx6="http://schemas.microsoft.com/office/drawing/2016/5/12/chartex" xmlns:cx7="http://schemas.microsoft.com/office/drawing/2016/5/13/chartex" xmlns:cx8="http://schemas.microsoft.com/office/drawing/2016/5/14/chartex" xmlns:mc="http://schemas.openxmlformats.org/markup-compatibility/2006" xmlns:aink="http://schemas.microsoft.com/office/drawing/2016/ink" xmlns:am3d="http://schemas.microsoft.com/office/drawing/2017/model3d" xmlns:o="urn:schemas-microsoft-com:office:office" xmlns:oel="http://schemas.microsoft.com/office/2019/extlst" xmlns:r="http://schemas.openxmlformats.org/officeDocument/2006/relationships" xmlns:m="http://schemas.openxmlformats.org/officeDocument/2006/math" xmlns:v="urn:schemas-microsoft-com:vml" xmlns:wp14="http://schemas.microsoft.com/office/word/2010/wordprocessingDrawing" xmlns:wp="http://schemas.openxmlformats.org/drawingml/2006/wordprocessingDrawing" xmlns:w10="urn:schemas-microsoft-com:office:word" xmlns:w="http://schemas.openxmlformats.org/wordprocessingml/2006/main" xmlns:w14="http://schemas.microsoft.com/office/word/2010/wordml" xmlns:w15="http://schemas.microsoft.com/office/word/2012/wordml" xmlns:w16cex="http://schemas.microsoft.com/office/word/2018/wordml/cex" xmlns:w16cid="http://schemas.microsoft.com/office/word/2016/wordml/cid" xmlns:w16="http://schemas.microsoft.com/office/word/2018/wordml" xmlns:w16sdtdh="http://schemas.microsoft.com/office/word/2020/wordml/sdtdatahash" xmlns:w16se="http://schemas.microsoft.com/office/word/2015/wordml/symex" xmlns:wpg="http://schemas.microsoft.com/office/word/2010/wordprocessingGroup" xmlns:wpi="http://schemas.microsoft.com/office/word/2010/wordprocessingInk" xmlns:wne="http://schemas.microsoft.com/office/word/2006/wordml" xmlns:wps="http://schemas.microsoft.com/office/word/2010/wordprocessingShape" mc:Ignorable="w14 w15 w16se w16cid w16 w16cex w16sdtdh wp14">
   <w:sdt>
     <w:sdtPr>
+      <w:id w:val="1191119442"/>
       <w:docPartObj>
         <w:docPartGallery w:val="Page Numbers (Bottom of Page)"/>
-        <w:docPartUnique w:val="true"/>
+        <w:docPartUnique/>
       </w:docPartObj>
-      <w:id w:val="1191119442"/>
     </w:sdtPr>
     <w:sdtContent>
       <w:p>
         <w:pPr>
-          <w:pStyle w:val="Footer"/>
+          <w:pStyle w:val="Stopka"/>
           <w:jc w:val="center"/>
-          <w:rPr/>
         </w:pPr>
         <w:r>
-          <w:rPr/>
           <w:fldChar w:fldCharType="begin"/>
         </w:r>
         <w:r>
-          <w:rPr/>
           <w:instrText xml:space="preserve"> PAGE </w:instrText>
         </w:r>
         <w:r>
-          <w:rPr/>
           <w:fldChar w:fldCharType="separate"/>
         </w:r>
         <w:r>
-          <w:rPr/>
           <w:t>6</w:t>
         </w:r>
         <w:r>
-          <w:rPr/>
           <w:fldChar w:fldCharType="end"/>
         </w:r>
       </w:p>
@@ -3987,51 +4433,41 @@
   </w:sdt>
   <w:p>
     <w:pPr>
-      <w:pStyle w:val="Footer"/>
-      <w:rPr/>
+      <w:pStyle w:val="Stopka"/>
     </w:pPr>
-    <w:r>
-      <w:rPr/>
-    </w:r>
   </w:p>
 </w:ftr>
 </file>
 
-<file path=word/footer3.xml><?xml version="1.0" encoding="utf-8"?>
-<w:ftr xmlns:o="urn:schemas-microsoft-com:office:office" xmlns:r="http://schemas.openxmlformats.org/officeDocument/2006/relationships" xmlns:v="urn:schemas-microsoft-com:vml" xmlns:w="http://schemas.openxmlformats.org/wordprocessingml/2006/main" xmlns:w10="urn:schemas-microsoft-com:office:word" xmlns:wp="http://schemas.openxmlformats.org/drawingml/2006/wordprocessingDrawing" xmlns:wps="http://schemas.microsoft.com/office/word/2010/wordprocessingShape" xmlns:wpg="http://schemas.microsoft.com/office/word/2010/wordprocessingGroup" xmlns:mc="http://schemas.openxmlformats.org/markup-compatibility/2006" xmlns:wp14="http://schemas.microsoft.com/office/word/2010/wordprocessingDrawing" xmlns:w14="http://schemas.microsoft.com/office/word/2010/wordml" xmlns:w15="http://schemas.microsoft.com/office/word/2012/wordml" mc:Ignorable="w14 wp14 w15">
+<file path=word/footer2.xml><?xml version="1.0" encoding="utf-8"?>
+<w:ftr xmlns:wpc="http://schemas.microsoft.com/office/word/2010/wordprocessingCanvas" xmlns:cx="http://schemas.microsoft.com/office/drawing/2014/chartex" xmlns:cx1="http://schemas.microsoft.com/office/drawing/2015/9/8/chartex" xmlns:cx2="http://schemas.microsoft.com/office/drawing/2015/10/21/chartex" xmlns:cx3="http://schemas.microsoft.com/office/drawing/2016/5/9/chartex" xmlns:cx4="http://schemas.microsoft.com/office/drawing/2016/5/10/chartex" xmlns:cx5="http://schemas.microsoft.com/office/drawing/2016/5/11/chartex" xmlns:cx6="http://schemas.microsoft.com/office/drawing/2016/5/12/chartex" xmlns:cx7="http://schemas.microsoft.com/office/drawing/2016/5/13/chartex" xmlns:cx8="http://schemas.microsoft.com/office/drawing/2016/5/14/chartex" xmlns:mc="http://schemas.openxmlformats.org/markup-compatibility/2006" xmlns:aink="http://schemas.microsoft.com/office/drawing/2016/ink" xmlns:am3d="http://schemas.microsoft.com/office/drawing/2017/model3d" xmlns:o="urn:schemas-microsoft-com:office:office" xmlns:oel="http://schemas.microsoft.com/office/2019/extlst" xmlns:r="http://schemas.openxmlformats.org/officeDocument/2006/relationships" xmlns:m="http://schemas.openxmlformats.org/officeDocument/2006/math" xmlns:v="urn:schemas-microsoft-com:vml" xmlns:wp14="http://schemas.microsoft.com/office/word/2010/wordprocessingDrawing" xmlns:wp="http://schemas.openxmlformats.org/drawingml/2006/wordprocessingDrawing" xmlns:w10="urn:schemas-microsoft-com:office:word" xmlns:w="http://schemas.openxmlformats.org/wordprocessingml/2006/main" xmlns:w14="http://schemas.microsoft.com/office/word/2010/wordml" xmlns:w15="http://schemas.microsoft.com/office/word/2012/wordml" xmlns:w16cex="http://schemas.microsoft.com/office/word/2018/wordml/cex" xmlns:w16cid="http://schemas.microsoft.com/office/word/2016/wordml/cid" xmlns:w16="http://schemas.microsoft.com/office/word/2018/wordml" xmlns:w16sdtdh="http://schemas.microsoft.com/office/word/2020/wordml/sdtdatahash" xmlns:w16se="http://schemas.microsoft.com/office/word/2015/wordml/symex" xmlns:wpg="http://schemas.microsoft.com/office/word/2010/wordprocessingGroup" xmlns:wpi="http://schemas.microsoft.com/office/word/2010/wordprocessingInk" xmlns:wne="http://schemas.microsoft.com/office/word/2006/wordml" xmlns:wps="http://schemas.microsoft.com/office/word/2010/wordprocessingShape" mc:Ignorable="w14 w15 w16se w16cid w16 w16cex w16sdtdh wp14">
   <w:sdt>
     <w:sdtPr>
+      <w:id w:val="-1401982448"/>
       <w:docPartObj>
         <w:docPartGallery w:val="Page Numbers (Bottom of Page)"/>
-        <w:docPartUnique w:val="true"/>
+        <w:docPartUnique/>
       </w:docPartObj>
-      <w:id w:val="1191119442"/>
     </w:sdtPr>
     <w:sdtContent>
       <w:p>
         <w:pPr>
-          <w:pStyle w:val="Footer"/>
+          <w:pStyle w:val="Stopka"/>
           <w:jc w:val="center"/>
-          <w:rPr/>
         </w:pPr>
         <w:r>
-          <w:rPr/>
           <w:fldChar w:fldCharType="begin"/>
         </w:r>
         <w:r>
-          <w:rPr/>
           <w:instrText xml:space="preserve"> PAGE </w:instrText>
         </w:r>
         <w:r>
-          <w:rPr/>
           <w:fldChar w:fldCharType="separate"/>
         </w:r>
         <w:r>
-          <w:rPr/>
           <w:t>6</w:t>
         </w:r>
         <w:r>
-          <w:rPr/>
           <w:fldChar w:fldCharType="end"/>
         </w:r>
       </w:p>
@@ -4039,61 +4475,37 @@
   </w:sdt>
   <w:p>
     <w:pPr>
-      <w:pStyle w:val="Footer"/>
-      <w:rPr/>
+      <w:pStyle w:val="Stopka"/>
     </w:pPr>
-    <w:r>
-      <w:rPr/>
-    </w:r>
   </w:p>
 </w:ftr>
 </file>
 
-<file path=word/header1.xml><?xml version="1.0" encoding="utf-8"?>
-<w:hdr xmlns:o="urn:schemas-microsoft-com:office:office" xmlns:r="http://schemas.openxmlformats.org/officeDocument/2006/relationships" xmlns:v="urn:schemas-microsoft-com:vml" xmlns:w="http://schemas.openxmlformats.org/wordprocessingml/2006/main" xmlns:w10="urn:schemas-microsoft-com:office:word" xmlns:wp="http://schemas.openxmlformats.org/drawingml/2006/wordprocessingDrawing" xmlns:wps="http://schemas.microsoft.com/office/word/2010/wordprocessingShape" xmlns:wpg="http://schemas.microsoft.com/office/word/2010/wordprocessingGroup" xmlns:mc="http://schemas.openxmlformats.org/markup-compatibility/2006" xmlns:wp14="http://schemas.microsoft.com/office/word/2010/wordprocessingDrawing" xmlns:w14="http://schemas.microsoft.com/office/word/2010/wordml" xmlns:w15="http://schemas.microsoft.com/office/word/2012/wordml" mc:Ignorable="w14 wp14 w15">
-  <w:p>
-    <w:pPr>
-      <w:pStyle w:val="Header"/>
-      <w:rPr/>
-    </w:pPr>
-    <w:r>
-      <w:rPr/>
-    </w:r>
-  </w:p>
-</w:hdr>
-</file>
-
-<file path=word/header2.xml><?xml version="1.0" encoding="utf-8"?>
-<w:hdr xmlns:o="urn:schemas-microsoft-com:office:office" xmlns:r="http://schemas.openxmlformats.org/officeDocument/2006/relationships" xmlns:v="urn:schemas-microsoft-com:vml" xmlns:w="http://schemas.openxmlformats.org/wordprocessingml/2006/main" xmlns:w10="urn:schemas-microsoft-com:office:word" xmlns:wp="http://schemas.openxmlformats.org/drawingml/2006/wordprocessingDrawing" xmlns:wps="http://schemas.microsoft.com/office/word/2010/wordprocessingShape" xmlns:wpg="http://schemas.microsoft.com/office/word/2010/wordprocessingGroup" xmlns:mc="http://schemas.openxmlformats.org/markup-compatibility/2006" xmlns:wp14="http://schemas.microsoft.com/office/word/2010/wordprocessingDrawing" xmlns:w14="http://schemas.microsoft.com/office/word/2010/wordml" xmlns:w15="http://schemas.microsoft.com/office/word/2012/wordml" mc:Ignorable="w14 wp14 w15">
-  <w:p>
-    <w:pPr>
-      <w:pStyle w:val="Header"/>
-      <w:rPr/>
-    </w:pPr>
-    <w:r>
-      <w:rPr/>
-    </w:r>
-  </w:p>
-</w:hdr>
-</file>
-
-<file path=word/header3.xml><?xml version="1.0" encoding="utf-8"?>
-<w:hdr xmlns:o="urn:schemas-microsoft-com:office:office" xmlns:r="http://schemas.openxmlformats.org/officeDocument/2006/relationships" xmlns:v="urn:schemas-microsoft-com:vml" xmlns:w="http://schemas.openxmlformats.org/wordprocessingml/2006/main" xmlns:w10="urn:schemas-microsoft-com:office:word" xmlns:wp="http://schemas.openxmlformats.org/drawingml/2006/wordprocessingDrawing" xmlns:wps="http://schemas.microsoft.com/office/word/2010/wordprocessingShape" xmlns:wpg="http://schemas.microsoft.com/office/word/2010/wordprocessingGroup" xmlns:mc="http://schemas.openxmlformats.org/markup-compatibility/2006" xmlns:wp14="http://schemas.microsoft.com/office/word/2010/wordprocessingDrawing" xmlns:w14="http://schemas.microsoft.com/office/word/2010/wordml" xmlns:w15="http://schemas.microsoft.com/office/word/2012/wordml" mc:Ignorable="w14 wp14 w15">
-  <w:p>
-    <w:pPr>
-      <w:pStyle w:val="Header"/>
-      <w:rPr/>
-    </w:pPr>
-    <w:r>
-      <w:rPr/>
-    </w:r>
-  </w:p>
-</w:hdr>
+<file path=word/footnotes.xml><?xml version="1.0" encoding="utf-8"?>
+<w:footnotes xmlns:wpc="http://schemas.microsoft.com/office/word/2010/wordprocessingCanvas" xmlns:cx="http://schemas.microsoft.com/office/drawing/2014/chartex" xmlns:cx1="http://schemas.microsoft.com/office/drawing/2015/9/8/chartex" xmlns:cx2="http://schemas.microsoft.com/office/drawing/2015/10/21/chartex" xmlns:cx3="http://schemas.microsoft.com/office/drawing/2016/5/9/chartex" xmlns:cx4="http://schemas.microsoft.com/office/drawing/2016/5/10/chartex" xmlns:cx5="http://schemas.microsoft.com/office/drawing/2016/5/11/chartex" xmlns:cx6="http://schemas.microsoft.com/office/drawing/2016/5/12/chartex" xmlns:cx7="http://schemas.microsoft.com/office/drawing/2016/5/13/chartex" xmlns:cx8="http://schemas.microsoft.com/office/drawing/2016/5/14/chartex" xmlns:mc="http://schemas.openxmlformats.org/markup-compatibility/2006" xmlns:aink="http://schemas.microsoft.com/office/drawing/2016/ink" xmlns:am3d="http://schemas.microsoft.com/office/drawing/2017/model3d" xmlns:o="urn:schemas-microsoft-com:office:office" xmlns:oel="http://schemas.microsoft.com/office/2019/extlst" xmlns:r="http://schemas.openxmlformats.org/officeDocument/2006/relationships" xmlns:m="http://schemas.openxmlformats.org/officeDocument/2006/math" xmlns:v="urn:schemas-microsoft-com:vml" xmlns:wp14="http://schemas.microsoft.com/office/word/2010/wordprocessingDrawing" xmlns:wp="http://schemas.openxmlformats.org/drawingml/2006/wordprocessingDrawing" xmlns:w10="urn:schemas-microsoft-com:office:word" xmlns:w="http://schemas.openxmlformats.org/wordprocessingml/2006/main" xmlns:w14="http://schemas.microsoft.com/office/word/2010/wordml" xmlns:w15="http://schemas.microsoft.com/office/word/2012/wordml" xmlns:w16cex="http://schemas.microsoft.com/office/word/2018/wordml/cex" xmlns:w16cid="http://schemas.microsoft.com/office/word/2016/wordml/cid" xmlns:w16="http://schemas.microsoft.com/office/word/2018/wordml" xmlns:w16sdtdh="http://schemas.microsoft.com/office/word/2020/wordml/sdtdatahash" xmlns:w16se="http://schemas.microsoft.com/office/word/2015/wordml/symex" xmlns:wpg="http://schemas.microsoft.com/office/word/2010/wordprocessingGroup" xmlns:wpi="http://schemas.microsoft.com/office/word/2010/wordprocessingInk" xmlns:wne="http://schemas.microsoft.com/office/word/2006/wordml" xmlns:wps="http://schemas.microsoft.com/office/word/2010/wordprocessingShape" mc:Ignorable="w14 w15 w16se w16cid w16 w16cex w16sdtdh wp14">
+  <w:footnote w:type="separator" w:id="-1">
+    <w:p>
+      <w:r>
+        <w:separator/>
+      </w:r>
+    </w:p>
+  </w:footnote>
+  <w:footnote w:type="continuationSeparator" w:id="0">
+    <w:p>
+      <w:r>
+        <w:continuationSeparator/>
+      </w:r>
+    </w:p>
+  </w:footnote>
+</w:footnotes>
 </file>
 
 <file path=word/numbering.xml><?xml version="1.0" encoding="utf-8"?>
-<w:numbering xmlns:w="http://schemas.openxmlformats.org/wordprocessingml/2006/main" xmlns:o="urn:schemas-microsoft-com:office:office" xmlns:r="http://schemas.openxmlformats.org/officeDocument/2006/relationships" xmlns:v="urn:schemas-microsoft-com:vml" xmlns:mc="http://schemas.openxmlformats.org/markup-compatibility/2006" xmlns:w14="http://schemas.microsoft.com/office/word/2010/wordml" mc:Ignorable="w14">
-  <w:abstractNum w:abstractNumId="1">
+<w:numbering xmlns:wpc="http://schemas.microsoft.com/office/word/2010/wordprocessingCanvas" xmlns:cx="http://schemas.microsoft.com/office/drawing/2014/chartex" xmlns:cx1="http://schemas.microsoft.com/office/drawing/2015/9/8/chartex" xmlns:cx2="http://schemas.microsoft.com/office/drawing/2015/10/21/chartex" xmlns:cx3="http://schemas.microsoft.com/office/drawing/2016/5/9/chartex" xmlns:cx4="http://schemas.microsoft.com/office/drawing/2016/5/10/chartex" xmlns:cx5="http://schemas.microsoft.com/office/drawing/2016/5/11/chartex" xmlns:cx6="http://schemas.microsoft.com/office/drawing/2016/5/12/chartex" xmlns:cx7="http://schemas.microsoft.com/office/drawing/2016/5/13/chartex" xmlns:cx8="http://schemas.microsoft.com/office/drawing/2016/5/14/chartex" xmlns:mc="http://schemas.openxmlformats.org/markup-compatibility/2006" xmlns:aink="http://schemas.microsoft.com/office/drawing/2016/ink" xmlns:am3d="http://schemas.microsoft.com/office/drawing/2017/model3d" xmlns:o="urn:schemas-microsoft-com:office:office" xmlns:oel="http://schemas.microsoft.com/office/2019/extlst" xmlns:r="http://schemas.openxmlformats.org/officeDocument/2006/relationships" xmlns:m="http://schemas.openxmlformats.org/officeDocument/2006/math" xmlns:v="urn:schemas-microsoft-com:vml" xmlns:wp14="http://schemas.microsoft.com/office/word/2010/wordprocessingDrawing" xmlns:wp="http://schemas.openxmlformats.org/drawingml/2006/wordprocessingDrawing" xmlns:w10="urn:schemas-microsoft-com:office:word" xmlns:w="http://schemas.openxmlformats.org/wordprocessingml/2006/main" xmlns:w14="http://schemas.microsoft.com/office/word/2010/wordml" xmlns:w15="http://schemas.microsoft.com/office/word/2012/wordml" xmlns:w16cex="http://schemas.microsoft.com/office/word/2018/wordml/cex" xmlns:w16cid="http://schemas.microsoft.com/office/word/2016/wordml/cid" xmlns:w16="http://schemas.microsoft.com/office/word/2018/wordml" xmlns:w16sdtdh="http://schemas.microsoft.com/office/word/2020/wordml/sdtdatahash" xmlns:w16se="http://schemas.microsoft.com/office/word/2015/wordml/symex" xmlns:wpg="http://schemas.microsoft.com/office/word/2010/wordprocessingGroup" xmlns:wpi="http://schemas.microsoft.com/office/word/2010/wordprocessingInk" xmlns:wne="http://schemas.microsoft.com/office/word/2006/wordml" xmlns:wps="http://schemas.microsoft.com/office/word/2010/wordprocessingShape" mc:Ignorable="w14 w15 w16se w16cid w16 w16cex w16sdtdh wp14">
+  <w:abstractNum w:abstractNumId="0" w15:restartNumberingAfterBreak="0">
+    <w:nsid w:val="231A519D"/>
+    <w:multiLevelType w:val="multilevel"/>
+    <w:tmpl w:val="98AEF2A2"/>
     <w:lvl w:ilvl="0">
       <w:start w:val="1"/>
       <w:numFmt w:val="bullet"/>
@@ -4230,7 +4642,10 @@
       </w:rPr>
     </w:lvl>
   </w:abstractNum>
-  <w:abstractNum w:abstractNumId="2">
+  <w:abstractNum w:abstractNumId="1" w15:restartNumberingAfterBreak="0">
+    <w:nsid w:val="388C17F0"/>
+    <w:multiLevelType w:val="multilevel"/>
+    <w:tmpl w:val="1206B03A"/>
     <w:lvl w:ilvl="0">
       <w:start w:val="1"/>
       <w:numFmt w:val="bullet"/>
@@ -4367,7 +4782,10 @@
       </w:rPr>
     </w:lvl>
   </w:abstractNum>
-  <w:abstractNum w:abstractNumId="3">
+  <w:abstractNum w:abstractNumId="2" w15:restartNumberingAfterBreak="0">
+    <w:nsid w:val="39732165"/>
+    <w:multiLevelType w:val="multilevel"/>
+    <w:tmpl w:val="B964A9CA"/>
     <w:lvl w:ilvl="0">
       <w:start w:val="1"/>
       <w:numFmt w:val="bullet"/>
@@ -4504,7 +4922,10 @@
       </w:rPr>
     </w:lvl>
   </w:abstractNum>
-  <w:abstractNum w:abstractNumId="4">
+  <w:abstractNum w:abstractNumId="3" w15:restartNumberingAfterBreak="0">
+    <w:nsid w:val="50174F00"/>
+    <w:multiLevelType w:val="multilevel"/>
+    <w:tmpl w:val="08168C64"/>
     <w:lvl w:ilvl="0">
       <w:start w:val="1"/>
       <w:numFmt w:val="bullet"/>
@@ -4641,7 +5062,10 @@
       </w:rPr>
     </w:lvl>
   </w:abstractNum>
-  <w:abstractNum w:abstractNumId="5">
+  <w:abstractNum w:abstractNumId="4" w15:restartNumberingAfterBreak="0">
+    <w:nsid w:val="6B4332BD"/>
+    <w:multiLevelType w:val="multilevel"/>
+    <w:tmpl w:val="84843FE0"/>
     <w:lvl w:ilvl="0">
       <w:start w:val="1"/>
       <w:numFmt w:val="decimal"/>
@@ -4653,7 +5077,6 @@
         </w:tabs>
         <w:ind w:left="720" w:hanging="360"/>
       </w:pPr>
-      <w:rPr/>
     </w:lvl>
     <w:lvl w:ilvl="1">
       <w:start w:val="1"/>
@@ -4666,7 +5089,6 @@
         </w:tabs>
         <w:ind w:left="1440" w:hanging="360"/>
       </w:pPr>
-      <w:rPr/>
     </w:lvl>
     <w:lvl w:ilvl="2">
       <w:start w:val="1"/>
@@ -4679,7 +5101,6 @@
         </w:tabs>
         <w:ind w:left="2160" w:hanging="180"/>
       </w:pPr>
-      <w:rPr/>
     </w:lvl>
     <w:lvl w:ilvl="3">
       <w:start w:val="1"/>
@@ -4692,7 +5113,6 @@
         </w:tabs>
         <w:ind w:left="2880" w:hanging="360"/>
       </w:pPr>
-      <w:rPr/>
     </w:lvl>
     <w:lvl w:ilvl="4">
       <w:start w:val="1"/>
@@ -4705,7 +5125,6 @@
         </w:tabs>
         <w:ind w:left="3600" w:hanging="360"/>
       </w:pPr>
-      <w:rPr/>
     </w:lvl>
     <w:lvl w:ilvl="5">
       <w:start w:val="1"/>
@@ -4718,7 +5137,6 @@
         </w:tabs>
         <w:ind w:left="4320" w:hanging="180"/>
       </w:pPr>
-      <w:rPr/>
     </w:lvl>
     <w:lvl w:ilvl="6">
       <w:start w:val="1"/>
@@ -4731,7 +5149,6 @@
         </w:tabs>
         <w:ind w:left="5040" w:hanging="360"/>
       </w:pPr>
-      <w:rPr/>
     </w:lvl>
     <w:lvl w:ilvl="7">
       <w:start w:val="1"/>
@@ -4744,7 +5161,6 @@
         </w:tabs>
         <w:ind w:left="5760" w:hanging="360"/>
       </w:pPr>
-      <w:rPr/>
     </w:lvl>
     <w:lvl w:ilvl="8">
       <w:start w:val="1"/>
@@ -4757,10 +5173,134 @@
         </w:tabs>
         <w:ind w:left="6480" w:hanging="180"/>
       </w:pPr>
-      <w:rPr/>
     </w:lvl>
   </w:abstractNum>
-  <w:abstractNum w:abstractNumId="6">
+  <w:abstractNum w:abstractNumId="5" w15:restartNumberingAfterBreak="0">
+    <w:nsid w:val="6BF5655E"/>
+    <w:multiLevelType w:val="multilevel"/>
+    <w:tmpl w:val="428E942A"/>
+    <w:lvl w:ilvl="0">
+      <w:start w:val="1"/>
+      <w:numFmt w:val="none"/>
+      <w:suff w:val="nothing"/>
+      <w:lvlText w:val=""/>
+      <w:lvlJc w:val="left"/>
+      <w:pPr>
+        <w:tabs>
+          <w:tab w:val="num" w:pos="0"/>
+        </w:tabs>
+        <w:ind w:left="0" w:firstLine="0"/>
+      </w:pPr>
+    </w:lvl>
+    <w:lvl w:ilvl="1">
+      <w:start w:val="1"/>
+      <w:numFmt w:val="none"/>
+      <w:suff w:val="nothing"/>
+      <w:lvlText w:val=""/>
+      <w:lvlJc w:val="left"/>
+      <w:pPr>
+        <w:tabs>
+          <w:tab w:val="num" w:pos="0"/>
+        </w:tabs>
+        <w:ind w:left="0" w:firstLine="0"/>
+      </w:pPr>
+    </w:lvl>
+    <w:lvl w:ilvl="2">
+      <w:start w:val="1"/>
+      <w:numFmt w:val="none"/>
+      <w:suff w:val="nothing"/>
+      <w:lvlText w:val=""/>
+      <w:lvlJc w:val="left"/>
+      <w:pPr>
+        <w:tabs>
+          <w:tab w:val="num" w:pos="0"/>
+        </w:tabs>
+        <w:ind w:left="0" w:firstLine="0"/>
+      </w:pPr>
+    </w:lvl>
+    <w:lvl w:ilvl="3">
+      <w:start w:val="1"/>
+      <w:numFmt w:val="none"/>
+      <w:suff w:val="nothing"/>
+      <w:lvlText w:val=""/>
+      <w:lvlJc w:val="left"/>
+      <w:pPr>
+        <w:tabs>
+          <w:tab w:val="num" w:pos="0"/>
+        </w:tabs>
+        <w:ind w:left="0" w:firstLine="0"/>
+      </w:pPr>
+    </w:lvl>
+    <w:lvl w:ilvl="4">
+      <w:start w:val="1"/>
+      <w:numFmt w:val="none"/>
+      <w:suff w:val="nothing"/>
+      <w:lvlText w:val=""/>
+      <w:lvlJc w:val="left"/>
+      <w:pPr>
+        <w:tabs>
+          <w:tab w:val="num" w:pos="0"/>
+        </w:tabs>
+        <w:ind w:left="0" w:firstLine="0"/>
+      </w:pPr>
+    </w:lvl>
+    <w:lvl w:ilvl="5">
+      <w:start w:val="1"/>
+      <w:numFmt w:val="none"/>
+      <w:suff w:val="nothing"/>
+      <w:lvlText w:val=""/>
+      <w:lvlJc w:val="left"/>
+      <w:pPr>
+        <w:tabs>
+          <w:tab w:val="num" w:pos="0"/>
+        </w:tabs>
+        <w:ind w:left="0" w:firstLine="0"/>
+      </w:pPr>
+    </w:lvl>
+    <w:lvl w:ilvl="6">
+      <w:start w:val="1"/>
+      <w:numFmt w:val="none"/>
+      <w:suff w:val="nothing"/>
+      <w:lvlText w:val=""/>
+      <w:lvlJc w:val="left"/>
+      <w:pPr>
+        <w:tabs>
+          <w:tab w:val="num" w:pos="0"/>
+        </w:tabs>
+        <w:ind w:left="0" w:firstLine="0"/>
+      </w:pPr>
+    </w:lvl>
+    <w:lvl w:ilvl="7">
+      <w:start w:val="1"/>
+      <w:numFmt w:val="none"/>
+      <w:suff w:val="nothing"/>
+      <w:lvlText w:val=""/>
+      <w:lvlJc w:val="left"/>
+      <w:pPr>
+        <w:tabs>
+          <w:tab w:val="num" w:pos="0"/>
+        </w:tabs>
+        <w:ind w:left="0" w:firstLine="0"/>
+      </w:pPr>
+    </w:lvl>
+    <w:lvl w:ilvl="8">
+      <w:start w:val="1"/>
+      <w:numFmt w:val="none"/>
+      <w:suff w:val="nothing"/>
+      <w:lvlText w:val=""/>
+      <w:lvlJc w:val="left"/>
+      <w:pPr>
+        <w:tabs>
+          <w:tab w:val="num" w:pos="0"/>
+        </w:tabs>
+        <w:ind w:left="0" w:firstLine="0"/>
+      </w:pPr>
+    </w:lvl>
+  </w:abstractNum>
+  <w:abstractNum w:abstractNumId="6" w15:restartNumberingAfterBreak="0">
+    <w:nsid w:val="6DEA71BD"/>
+    <w:multiLevelType w:val="multilevel"/>
+    <w:tmpl w:val="7354DE26"/>
     <w:lvl w:ilvl="0">
       <w:start w:val="1"/>
       <w:numFmt w:val="bullet"/>
@@ -4897,155 +5437,36 @@
       </w:rPr>
     </w:lvl>
   </w:abstractNum>
-  <w:abstractNum w:abstractNumId="7">
-    <w:lvl w:ilvl="0">
-      <w:start w:val="1"/>
-      <w:numFmt w:val="none"/>
-      <w:suff w:val="nothing"/>
-      <w:lvlText w:val=""/>
-      <w:lvlJc w:val="left"/>
-      <w:pPr>
-        <w:tabs>
-          <w:tab w:val="num" w:pos="0"/>
-        </w:tabs>
-        <w:ind w:left="0" w:hanging="0"/>
-      </w:pPr>
-    </w:lvl>
-    <w:lvl w:ilvl="1">
-      <w:start w:val="1"/>
-      <w:numFmt w:val="none"/>
-      <w:suff w:val="nothing"/>
-      <w:lvlText w:val=""/>
-      <w:lvlJc w:val="left"/>
-      <w:pPr>
-        <w:tabs>
-          <w:tab w:val="num" w:pos="0"/>
-        </w:tabs>
-        <w:ind w:left="0" w:hanging="0"/>
-      </w:pPr>
-    </w:lvl>
-    <w:lvl w:ilvl="2">
-      <w:start w:val="1"/>
-      <w:numFmt w:val="none"/>
-      <w:suff w:val="nothing"/>
-      <w:lvlText w:val=""/>
-      <w:lvlJc w:val="left"/>
-      <w:pPr>
-        <w:tabs>
-          <w:tab w:val="num" w:pos="0"/>
-        </w:tabs>
-        <w:ind w:left="0" w:hanging="0"/>
-      </w:pPr>
-    </w:lvl>
-    <w:lvl w:ilvl="3">
-      <w:start w:val="1"/>
-      <w:numFmt w:val="none"/>
-      <w:suff w:val="nothing"/>
-      <w:lvlText w:val=""/>
-      <w:lvlJc w:val="left"/>
-      <w:pPr>
-        <w:tabs>
-          <w:tab w:val="num" w:pos="0"/>
-        </w:tabs>
-        <w:ind w:left="0" w:hanging="0"/>
-      </w:pPr>
-    </w:lvl>
-    <w:lvl w:ilvl="4">
-      <w:start w:val="1"/>
-      <w:numFmt w:val="none"/>
-      <w:suff w:val="nothing"/>
-      <w:lvlText w:val=""/>
-      <w:lvlJc w:val="left"/>
-      <w:pPr>
-        <w:tabs>
-          <w:tab w:val="num" w:pos="0"/>
-        </w:tabs>
-        <w:ind w:left="0" w:hanging="0"/>
-      </w:pPr>
-    </w:lvl>
-    <w:lvl w:ilvl="5">
-      <w:start w:val="1"/>
-      <w:numFmt w:val="none"/>
-      <w:suff w:val="nothing"/>
-      <w:lvlText w:val=""/>
-      <w:lvlJc w:val="left"/>
-      <w:pPr>
-        <w:tabs>
-          <w:tab w:val="num" w:pos="0"/>
-        </w:tabs>
-        <w:ind w:left="0" w:hanging="0"/>
-      </w:pPr>
-    </w:lvl>
-    <w:lvl w:ilvl="6">
-      <w:start w:val="1"/>
-      <w:numFmt w:val="none"/>
-      <w:suff w:val="nothing"/>
-      <w:lvlText w:val=""/>
-      <w:lvlJc w:val="left"/>
-      <w:pPr>
-        <w:tabs>
-          <w:tab w:val="num" w:pos="0"/>
-        </w:tabs>
-        <w:ind w:left="0" w:hanging="0"/>
-      </w:pPr>
-    </w:lvl>
-    <w:lvl w:ilvl="7">
-      <w:start w:val="1"/>
-      <w:numFmt w:val="none"/>
-      <w:suff w:val="nothing"/>
-      <w:lvlText w:val=""/>
-      <w:lvlJc w:val="left"/>
-      <w:pPr>
-        <w:tabs>
-          <w:tab w:val="num" w:pos="0"/>
-        </w:tabs>
-        <w:ind w:left="0" w:hanging="0"/>
-      </w:pPr>
-    </w:lvl>
-    <w:lvl w:ilvl="8">
-      <w:start w:val="1"/>
-      <w:numFmt w:val="none"/>
-      <w:suff w:val="nothing"/>
-      <w:lvlText w:val=""/>
-      <w:lvlJc w:val="left"/>
-      <w:pPr>
-        <w:tabs>
-          <w:tab w:val="num" w:pos="0"/>
-        </w:tabs>
-        <w:ind w:left="0" w:hanging="0"/>
-      </w:pPr>
-    </w:lvl>
-  </w:abstractNum>
-  <w:num w:numId="1">
+  <w:num w:numId="1" w16cid:durableId="1063218289">
+    <w:abstractNumId w:val="6"/>
+  </w:num>
+  <w:num w:numId="2" w16cid:durableId="1956132633">
+    <w:abstractNumId w:val="3"/>
+  </w:num>
+  <w:num w:numId="3" w16cid:durableId="1042481505">
     <w:abstractNumId w:val="1"/>
   </w:num>
-  <w:num w:numId="2">
+  <w:num w:numId="4" w16cid:durableId="1290745154">
     <w:abstractNumId w:val="2"/>
   </w:num>
-  <w:num w:numId="3">
-    <w:abstractNumId w:val="3"/>
-  </w:num>
-  <w:num w:numId="4">
+  <w:num w:numId="5" w16cid:durableId="1522864307">
     <w:abstractNumId w:val="4"/>
   </w:num>
-  <w:num w:numId="5">
+  <w:num w:numId="6" w16cid:durableId="1137070703">
+    <w:abstractNumId w:val="0"/>
+  </w:num>
+  <w:num w:numId="7" w16cid:durableId="632757224">
     <w:abstractNumId w:val="5"/>
-  </w:num>
-  <w:num w:numId="6">
-    <w:abstractNumId w:val="6"/>
-  </w:num>
-  <w:num w:numId="7">
-    <w:abstractNumId w:val="7"/>
   </w:num>
 </w:numbering>
 </file>
 
 <file path=word/styles.xml><?xml version="1.0" encoding="utf-8"?>
-<w:styles xmlns:w="http://schemas.openxmlformats.org/wordprocessingml/2006/main" xmlns:w14="http://schemas.microsoft.com/office/word/2010/wordml" xmlns:mc="http://schemas.openxmlformats.org/markup-compatibility/2006" mc:Ignorable="w14">
+<w:styles xmlns:mc="http://schemas.openxmlformats.org/markup-compatibility/2006" xmlns:r="http://schemas.openxmlformats.org/officeDocument/2006/relationships" xmlns:w="http://schemas.openxmlformats.org/wordprocessingml/2006/main" xmlns:w14="http://schemas.microsoft.com/office/word/2010/wordml" xmlns:w15="http://schemas.microsoft.com/office/word/2012/wordml" xmlns:w16cex="http://schemas.microsoft.com/office/word/2018/wordml/cex" xmlns:w16cid="http://schemas.microsoft.com/office/word/2016/wordml/cid" xmlns:w16="http://schemas.microsoft.com/office/word/2018/wordml" xmlns:w16sdtdh="http://schemas.microsoft.com/office/word/2020/wordml/sdtdatahash" xmlns:w16se="http://schemas.microsoft.com/office/word/2015/wordml/symex" mc:Ignorable="w14 w15 w16se w16cid w16 w16cex w16sdtdh">
   <w:docDefaults>
     <w:rPrDefault>
       <w:rPr>
-        <w:rFonts w:ascii="Aptos" w:hAnsi="Aptos" w:eastAsia="" w:cs="" w:asciiTheme="minorHAnsi" w:cstheme="minorBidi" w:eastAsiaTheme="minorEastAsia" w:hAnsiTheme="minorHAnsi"/>
+        <w:rFonts w:asciiTheme="minorHAnsi" w:eastAsiaTheme="minorEastAsia" w:hAnsiTheme="minorHAnsi" w:cstheme="minorBidi"/>
         <w:kern w:val="2"/>
         <w:sz w:val="24"/>
         <w:szCs w:val="24"/>
@@ -5055,21 +5476,21 @@
     </w:rPrDefault>
     <w:pPrDefault>
       <w:pPr>
-        <w:suppressAutoHyphens w:val="true"/>
+        <w:suppressAutoHyphens/>
       </w:pPr>
     </w:pPrDefault>
   </w:docDefaults>
   <w:latentStyles w:defLockedState="0" w:defUIPriority="99" w:defSemiHidden="0" w:defUnhideWhenUsed="0" w:defQFormat="0" w:count="376">
     <w:lsdException w:name="Normal" w:uiPriority="0" w:qFormat="1"/>
     <w:lsdException w:name="heading 1" w:uiPriority="9" w:qFormat="1"/>
-    <w:lsdException w:name="heading 2" w:uiPriority="9" w:semiHidden="1" w:unhideWhenUsed="1" w:qFormat="1"/>
-    <w:lsdException w:name="heading 3" w:uiPriority="9" w:semiHidden="1" w:unhideWhenUsed="1" w:qFormat="1"/>
-    <w:lsdException w:name="heading 4" w:uiPriority="9" w:semiHidden="1" w:unhideWhenUsed="1" w:qFormat="1"/>
-    <w:lsdException w:name="heading 5" w:uiPriority="9" w:semiHidden="1" w:unhideWhenUsed="1" w:qFormat="1"/>
-    <w:lsdException w:name="heading 6" w:uiPriority="9" w:semiHidden="1" w:unhideWhenUsed="1" w:qFormat="1"/>
-    <w:lsdException w:name="heading 7" w:uiPriority="9" w:semiHidden="1" w:unhideWhenUsed="1" w:qFormat="1"/>
-    <w:lsdException w:name="heading 8" w:uiPriority="9" w:semiHidden="1" w:unhideWhenUsed="1" w:qFormat="1"/>
-    <w:lsdException w:name="heading 9" w:uiPriority="9" w:semiHidden="1" w:unhideWhenUsed="1" w:qFormat="1"/>
+    <w:lsdException w:name="heading 2" w:semiHidden="1" w:uiPriority="9" w:unhideWhenUsed="1" w:qFormat="1"/>
+    <w:lsdException w:name="heading 3" w:semiHidden="1" w:uiPriority="9" w:unhideWhenUsed="1" w:qFormat="1"/>
+    <w:lsdException w:name="heading 4" w:semiHidden="1" w:uiPriority="9" w:unhideWhenUsed="1" w:qFormat="1"/>
+    <w:lsdException w:name="heading 5" w:semiHidden="1" w:uiPriority="9" w:unhideWhenUsed="1" w:qFormat="1"/>
+    <w:lsdException w:name="heading 6" w:semiHidden="1" w:uiPriority="9" w:unhideWhenUsed="1" w:qFormat="1"/>
+    <w:lsdException w:name="heading 7" w:semiHidden="1" w:uiPriority="9" w:unhideWhenUsed="1" w:qFormat="1"/>
+    <w:lsdException w:name="heading 8" w:semiHidden="1" w:uiPriority="9" w:unhideWhenUsed="1" w:qFormat="1"/>
+    <w:lsdException w:name="heading 9" w:semiHidden="1" w:uiPriority="9" w:unhideWhenUsed="1" w:qFormat="1"/>
     <w:lsdException w:name="index 1" w:semiHidden="1" w:unhideWhenUsed="1"/>
     <w:lsdException w:name="index 2" w:semiHidden="1" w:unhideWhenUsed="1"/>
     <w:lsdException w:name="index 3" w:semiHidden="1" w:unhideWhenUsed="1"/>
@@ -5079,15 +5500,15 @@
     <w:lsdException w:name="index 7" w:semiHidden="1" w:unhideWhenUsed="1"/>
     <w:lsdException w:name="index 8" w:semiHidden="1" w:unhideWhenUsed="1"/>
     <w:lsdException w:name="index 9" w:semiHidden="1" w:unhideWhenUsed="1"/>
-    <w:lsdException w:name="toc 1" w:uiPriority="39" w:semiHidden="1" w:unhideWhenUsed="1"/>
-    <w:lsdException w:name="toc 2" w:uiPriority="39" w:semiHidden="1" w:unhideWhenUsed="1"/>
-    <w:lsdException w:name="toc 3" w:uiPriority="39" w:semiHidden="1" w:unhideWhenUsed="1"/>
-    <w:lsdException w:name="toc 4" w:uiPriority="39" w:semiHidden="1" w:unhideWhenUsed="1"/>
-    <w:lsdException w:name="toc 5" w:uiPriority="39" w:semiHidden="1" w:unhideWhenUsed="1"/>
-    <w:lsdException w:name="toc 6" w:uiPriority="39" w:semiHidden="1" w:unhideWhenUsed="1"/>
-    <w:lsdException w:name="toc 7" w:uiPriority="39" w:semiHidden="1" w:unhideWhenUsed="1"/>
-    <w:lsdException w:name="toc 8" w:uiPriority="39" w:semiHidden="1" w:unhideWhenUsed="1"/>
-    <w:lsdException w:name="toc 9" w:uiPriority="39" w:semiHidden="1" w:unhideWhenUsed="1"/>
+    <w:lsdException w:name="toc 1" w:semiHidden="1" w:uiPriority="39" w:unhideWhenUsed="1"/>
+    <w:lsdException w:name="toc 2" w:semiHidden="1" w:uiPriority="39" w:unhideWhenUsed="1"/>
+    <w:lsdException w:name="toc 3" w:semiHidden="1" w:uiPriority="39" w:unhideWhenUsed="1"/>
+    <w:lsdException w:name="toc 4" w:semiHidden="1" w:uiPriority="39" w:unhideWhenUsed="1"/>
+    <w:lsdException w:name="toc 5" w:semiHidden="1" w:uiPriority="39" w:unhideWhenUsed="1"/>
+    <w:lsdException w:name="toc 6" w:semiHidden="1" w:uiPriority="39" w:unhideWhenUsed="1"/>
+    <w:lsdException w:name="toc 7" w:semiHidden="1" w:uiPriority="39" w:unhideWhenUsed="1"/>
+    <w:lsdException w:name="toc 8" w:semiHidden="1" w:uiPriority="39" w:unhideWhenUsed="1"/>
+    <w:lsdException w:name="toc 9" w:semiHidden="1" w:uiPriority="39" w:unhideWhenUsed="1"/>
     <w:lsdException w:name="Normal Indent" w:semiHidden="1" w:unhideWhenUsed="1"/>
     <w:lsdException w:name="footnote text" w:semiHidden="1" w:unhideWhenUsed="1"/>
     <w:lsdException w:name="annotation text" w:semiHidden="1" w:unhideWhenUsed="1"/>
@@ -5125,7 +5546,7 @@
     <w:lsdException w:name="Title" w:uiPriority="10" w:qFormat="1"/>
     <w:lsdException w:name="Closing" w:semiHidden="1" w:unhideWhenUsed="1"/>
     <w:lsdException w:name="Signature" w:semiHidden="1" w:unhideWhenUsed="1"/>
-    <w:lsdException w:name="Default Paragraph Font" w:uiPriority="1" w:semiHidden="1" w:unhideWhenUsed="1"/>
+    <w:lsdException w:name="Default Paragraph Font" w:semiHidden="1" w:uiPriority="1" w:unhideWhenUsed="1"/>
     <w:lsdException w:name="Body Text" w:semiHidden="1" w:unhideWhenUsed="1"/>
     <w:lsdException w:name="Body Text Indent" w:semiHidden="1" w:unhideWhenUsed="1"/>
     <w:lsdException w:name="List Continue" w:semiHidden="1" w:unhideWhenUsed="1"/>
@@ -5325,8 +5746,8 @@
     <w:lsdException w:name="Subtle Reference" w:uiPriority="31" w:qFormat="1"/>
     <w:lsdException w:name="Intense Reference" w:uiPriority="32" w:qFormat="1"/>
     <w:lsdException w:name="Book Title" w:uiPriority="33" w:qFormat="1"/>
-    <w:lsdException w:name="Bibliography" w:uiPriority="37" w:semiHidden="1" w:unhideWhenUsed="1"/>
-    <w:lsdException w:name="TOC Heading" w:uiPriority="39" w:semiHidden="1" w:unhideWhenUsed="1" w:qFormat="1"/>
+    <w:lsdException w:name="Bibliography" w:semiHidden="1" w:uiPriority="37" w:unhideWhenUsed="1"/>
+    <w:lsdException w:name="TOC Heading" w:semiHidden="1" w:uiPriority="39" w:unhideWhenUsed="1" w:qFormat="1"/>
     <w:lsdException w:name="Plain Table 1" w:uiPriority="41"/>
     <w:lsdException w:name="Plain Table 2" w:uiPriority="42"/>
     <w:lsdException w:name="Plain Table 3" w:uiPriority="43"/>
@@ -5437,76 +5858,86 @@
     <w:lsdException w:name="Unresolved Mention" w:semiHidden="1" w:unhideWhenUsed="1"/>
     <w:lsdException w:name="Smart Link" w:semiHidden="1" w:unhideWhenUsed="1"/>
   </w:latentStyles>
-  <w:style w:type="paragraph" w:styleId="Normal" w:default="1">
+  <w:style w:type="paragraph" w:default="1" w:styleId="Normalny">
     <w:name w:val="Normal"/>
     <w:qFormat/>
-    <w:pPr>
-      <w:widowControl/>
-      <w:suppressAutoHyphens w:val="true"/>
-      <w:bidi w:val="0"/>
-      <w:spacing w:lineRule="auto" w:line="240" w:before="0" w:after="0"/>
-      <w:jc w:val="left"/>
-    </w:pPr>
     <w:rPr>
-      <w:rFonts w:ascii="Liberation Serif" w:hAnsi="Liberation Serif" w:eastAsia="Times New Roman" w:cs="Lohit Devanagari"/>
-      <w:color w:val="auto"/>
-      <w:kern w:val="2"/>
-      <w:sz w:val="24"/>
-      <w:szCs w:val="24"/>
-      <w:lang w:val="pl-PL" w:eastAsia="zh-CN" w:bidi="hi-IN"/>
-      <w14:ligatures w14:val="standardContextual"/>
+      <w:rFonts w:ascii="Liberation Serif" w:eastAsia="Times New Roman" w:hAnsi="Liberation Serif" w:cs="Lohit Devanagari"/>
+      <w:lang w:eastAsia="zh-CN" w:bidi="hi-IN"/>
     </w:rPr>
   </w:style>
-  <w:style w:type="character" w:styleId="DefaultParagraphFont" w:default="1">
+  <w:style w:type="character" w:default="1" w:styleId="Domylnaczcionkaakapitu">
     <w:name w:val="Default Paragraph Font"/>
     <w:uiPriority w:val="1"/>
+    <w:semiHidden/>
     <w:unhideWhenUsed/>
-    <w:qFormat/>
-    <w:rPr/>
   </w:style>
-  <w:style w:type="character" w:styleId="NagwekZnak" w:customStyle="1">
+  <w:style w:type="table" w:default="1" w:styleId="Standardowy">
+    <w:name w:val="Normal Table"/>
+    <w:uiPriority w:val="99"/>
+    <w:semiHidden/>
+    <w:unhideWhenUsed/>
+    <w:tblPr>
+      <w:tblInd w:w="0" w:type="dxa"/>
+      <w:tblCellMar>
+        <w:top w:w="0" w:type="dxa"/>
+        <w:left w:w="108" w:type="dxa"/>
+        <w:bottom w:w="0" w:type="dxa"/>
+        <w:right w:w="108" w:type="dxa"/>
+      </w:tblCellMar>
+    </w:tblPr>
+  </w:style>
+  <w:style w:type="numbering" w:default="1" w:styleId="Bezlisty">
+    <w:name w:val="No List"/>
+    <w:uiPriority w:val="99"/>
+    <w:semiHidden/>
+    <w:unhideWhenUsed/>
+  </w:style>
+  <w:style w:type="character" w:customStyle="1" w:styleId="NagwekZnak">
     <w:name w:val="Nagłówek Znak"/>
-    <w:basedOn w:val="DefaultParagraphFont"/>
+    <w:basedOn w:val="Domylnaczcionkaakapitu"/>
+    <w:link w:val="Nagwek"/>
     <w:uiPriority w:val="99"/>
     <w:qFormat/>
-    <w:rsid w:val="0093459c"/>
+    <w:rsid w:val="0093459C"/>
     <w:rPr>
-      <w:rFonts w:ascii="Liberation Serif" w:hAnsi="Liberation Serif" w:eastAsia="Times New Roman" w:cs="Mangal"/>
+      <w:rFonts w:ascii="Liberation Serif" w:eastAsia="Times New Roman" w:hAnsi="Liberation Serif" w:cs="Mangal"/>
       <w:kern w:val="2"/>
       <w:szCs w:val="21"/>
       <w:lang w:eastAsia="zh-CN" w:bidi="hi-IN"/>
     </w:rPr>
   </w:style>
-  <w:style w:type="character" w:styleId="StopkaZnak" w:customStyle="1">
+  <w:style w:type="character" w:customStyle="1" w:styleId="StopkaZnak">
     <w:name w:val="Stopka Znak"/>
-    <w:basedOn w:val="DefaultParagraphFont"/>
+    <w:basedOn w:val="Domylnaczcionkaakapitu"/>
+    <w:link w:val="Stopka"/>
     <w:uiPriority w:val="99"/>
     <w:qFormat/>
-    <w:rsid w:val="0093459c"/>
+    <w:rsid w:val="0093459C"/>
     <w:rPr>
-      <w:rFonts w:ascii="Liberation Serif" w:hAnsi="Liberation Serif" w:eastAsia="Times New Roman" w:cs="Mangal"/>
+      <w:rFonts w:ascii="Liberation Serif" w:eastAsia="Times New Roman" w:hAnsi="Liberation Serif" w:cs="Mangal"/>
       <w:kern w:val="2"/>
       <w:szCs w:val="21"/>
       <w:lang w:eastAsia="zh-CN" w:bidi="hi-IN"/>
     </w:rPr>
   </w:style>
-  <w:style w:type="character" w:styleId="Znakiwypunktowania">
+  <w:style w:type="character" w:customStyle="1" w:styleId="Znakiwypunktowania">
     <w:name w:val="Znaki wypunktowania"/>
     <w:qFormat/>
     <w:rPr>
-      <w:rFonts w:ascii="OpenSymbol" w:hAnsi="OpenSymbol" w:eastAsia="OpenSymbol" w:cs="OpenSymbol"/>
+      <w:rFonts w:ascii="OpenSymbol" w:eastAsia="OpenSymbol" w:hAnsi="OpenSymbol" w:cs="OpenSymbol"/>
     </w:rPr>
   </w:style>
-  <w:style w:type="paragraph" w:styleId="Nagwek" w:customStyle="1">
-    <w:name w:val="Nagłówek"/>
-    <w:basedOn w:val="Normal"/>
+  <w:style w:type="paragraph" w:customStyle="1" w:styleId="Nagwek1">
+    <w:name w:val="Nagłówek1"/>
+    <w:basedOn w:val="Normalny"/>
     <w:next w:val="TextBody"/>
     <w:uiPriority w:val="99"/>
     <w:qFormat/>
     <w:pPr>
-      <w:keepNext w:val="true"/>
-      <w:widowControl w:val="false"/>
-      <w:suppressAutoHyphens w:val="false"/>
+      <w:keepNext/>
+      <w:widowControl w:val="0"/>
+      <w:suppressAutoHyphens w:val="0"/>
       <w:spacing w:before="240" w:after="120"/>
     </w:pPr>
     <w:rPr>
@@ -5517,91 +5948,89 @@
       <w:lang w:eastAsia="pl-PL" w:bidi="ar-SA"/>
     </w:rPr>
   </w:style>
-  <w:style w:type="paragraph" w:styleId="BodyText">
+  <w:style w:type="paragraph" w:styleId="Tekstpodstawowy">
     <w:name w:val="Body Text"/>
-    <w:basedOn w:val="Normal"/>
+    <w:basedOn w:val="Normalny"/>
     <w:pPr>
-      <w:spacing w:lineRule="auto" w:line="276" w:before="0" w:after="140"/>
+      <w:spacing w:after="140" w:line="276" w:lineRule="auto"/>
     </w:pPr>
-    <w:rPr/>
   </w:style>
-  <w:style w:type="paragraph" w:styleId="List">
+  <w:style w:type="paragraph" w:styleId="Lista">
     <w:name w:val="List"/>
     <w:basedOn w:val="TextBody"/>
     <w:uiPriority w:val="99"/>
-    <w:pPr/>
     <w:rPr>
       <w:rFonts w:ascii="Lohit Devanagari" w:hAnsi="Lohit Devanagari" w:cs="Lohit Devanagari"/>
     </w:rPr>
   </w:style>
-  <w:style w:type="paragraph" w:styleId="Caption">
-    <w:name w:val="Caption"/>
-    <w:basedOn w:val="Normal"/>
+  <w:style w:type="paragraph" w:styleId="Legenda">
+    <w:name w:val="caption"/>
+    <w:basedOn w:val="Normalny"/>
     <w:uiPriority w:val="99"/>
     <w:qFormat/>
     <w:pPr>
-      <w:widowControl w:val="false"/>
+      <w:widowControl w:val="0"/>
       <w:suppressLineNumbers/>
-      <w:suppressAutoHyphens w:val="false"/>
+      <w:suppressAutoHyphens w:val="0"/>
       <w:spacing w:before="120" w:after="120"/>
     </w:pPr>
     <w:rPr>
-      <w:rFonts w:ascii="Lohit Devanagari" w:hAnsi="Lohit Devanagari" w:eastAsia="" w:eastAsiaTheme="minorEastAsia"/>
+      <w:rFonts w:ascii="Lohit Devanagari" w:eastAsiaTheme="minorEastAsia" w:hAnsi="Lohit Devanagari"/>
       <w:i/>
       <w:iCs/>
       <w:kern w:val="0"/>
       <w:lang w:eastAsia="pl-PL" w:bidi="ar-SA"/>
     </w:rPr>
   </w:style>
-  <w:style w:type="paragraph" w:styleId="Indeks" w:customStyle="1">
+  <w:style w:type="paragraph" w:customStyle="1" w:styleId="Indeks">
     <w:name w:val="Indeks"/>
-    <w:basedOn w:val="Normal"/>
+    <w:basedOn w:val="Normalny"/>
     <w:uiPriority w:val="99"/>
     <w:qFormat/>
     <w:pPr>
-      <w:widowControl w:val="false"/>
+      <w:widowControl w:val="0"/>
       <w:suppressLineNumbers/>
-      <w:suppressAutoHyphens w:val="false"/>
+      <w:suppressAutoHyphens w:val="0"/>
     </w:pPr>
     <w:rPr>
-      <w:rFonts w:ascii="Lohit Devanagari" w:hAnsi="Lohit Devanagari" w:eastAsia="" w:eastAsiaTheme="minorEastAsia"/>
+      <w:rFonts w:ascii="Lohit Devanagari" w:eastAsiaTheme="minorEastAsia" w:hAnsi="Lohit Devanagari"/>
       <w:kern w:val="0"/>
       <w:lang w:eastAsia="pl-PL" w:bidi="ar-SA"/>
     </w:rPr>
   </w:style>
-  <w:style w:type="paragraph" w:styleId="TextBody" w:customStyle="1">
+  <w:style w:type="paragraph" w:customStyle="1" w:styleId="TextBody">
     <w:name w:val="Text Body"/>
-    <w:basedOn w:val="Normal"/>
+    <w:basedOn w:val="Normalny"/>
     <w:uiPriority w:val="99"/>
     <w:qFormat/>
     <w:pPr>
-      <w:widowControl w:val="false"/>
-      <w:suppressAutoHyphens w:val="false"/>
-      <w:spacing w:lineRule="auto" w:line="276" w:before="0" w:after="140"/>
+      <w:widowControl w:val="0"/>
+      <w:suppressAutoHyphens w:val="0"/>
+      <w:spacing w:after="140" w:line="276" w:lineRule="auto"/>
     </w:pPr>
     <w:rPr>
-      <w:rFonts w:eastAsia="" w:cs="Times New Roman" w:eastAsiaTheme="minorEastAsia"/>
+      <w:rFonts w:eastAsiaTheme="minorEastAsia" w:cs="Times New Roman"/>
       <w:kern w:val="0"/>
       <w:lang w:eastAsia="pl-PL" w:bidi="ar-SA"/>
     </w:rPr>
   </w:style>
-  <w:style w:type="paragraph" w:styleId="Zawartotabeli" w:customStyle="1">
+  <w:style w:type="paragraph" w:customStyle="1" w:styleId="Zawartotabeli">
     <w:name w:val="Zawartość tabeli"/>
-    <w:basedOn w:val="Normal"/>
+    <w:basedOn w:val="Normalny"/>
     <w:uiPriority w:val="99"/>
     <w:qFormat/>
     <w:pPr>
-      <w:widowControl w:val="false"/>
+      <w:widowControl w:val="0"/>
       <w:suppressLineNumbers/>
-      <w:suppressAutoHyphens w:val="false"/>
+      <w:suppressAutoHyphens w:val="0"/>
     </w:pPr>
     <w:rPr>
-      <w:rFonts w:eastAsia="" w:cs="Times New Roman" w:eastAsiaTheme="minorEastAsia"/>
+      <w:rFonts w:eastAsiaTheme="minorEastAsia" w:cs="Times New Roman"/>
       <w:kern w:val="0"/>
       <w:lang w:eastAsia="pl-PL" w:bidi="ar-SA"/>
     </w:rPr>
   </w:style>
-  <w:style w:type="paragraph" w:styleId="Nagwektabeli" w:customStyle="1">
+  <w:style w:type="paragraph" w:customStyle="1" w:styleId="Nagwektabeli">
     <w:name w:val="Nagłówek tabeli"/>
     <w:basedOn w:val="Zawartotabeli"/>
     <w:uiPriority w:val="99"/>
@@ -5614,14 +6043,13 @@
       <w:bCs/>
     </w:rPr>
   </w:style>
-  <w:style w:type="paragraph" w:styleId="ListParagraph">
+  <w:style w:type="paragraph" w:styleId="Akapitzlist">
     <w:name w:val="List Paragraph"/>
-    <w:basedOn w:val="Normal"/>
+    <w:basedOn w:val="Normalny"/>
     <w:uiPriority w:val="34"/>
     <w:qFormat/>
-    <w:rsid w:val="007959f6"/>
+    <w:rsid w:val="007959F6"/>
     <w:pPr>
-      <w:spacing w:before="0" w:after="0"/>
       <w:ind w:left="720"/>
       <w:contextualSpacing/>
     </w:pPr>
@@ -5630,25 +6058,22 @@
       <w:szCs w:val="21"/>
     </w:rPr>
   </w:style>
-  <w:style w:type="paragraph" w:styleId="Gwkaistopka">
+  <w:style w:type="paragraph" w:customStyle="1" w:styleId="Gwkaistopka">
     <w:name w:val="Główka i stopka"/>
-    <w:basedOn w:val="Normal"/>
+    <w:basedOn w:val="Normalny"/>
     <w:qFormat/>
-    <w:pPr/>
-    <w:rPr/>
   </w:style>
-  <w:style w:type="paragraph" w:styleId="Header">
-    <w:name w:val="Header"/>
-    <w:basedOn w:val="Normal"/>
+  <w:style w:type="paragraph" w:styleId="Nagwek">
+    <w:name w:val="header"/>
+    <w:basedOn w:val="Normalny"/>
     <w:link w:val="NagwekZnak"/>
     <w:uiPriority w:val="99"/>
     <w:unhideWhenUsed/>
-    <w:rsid w:val="0093459c"/>
+    <w:rsid w:val="0093459C"/>
     <w:pPr>
       <w:tabs>
-        <w:tab w:val="clear" w:pos="709"/>
-        <w:tab w:val="center" w:pos="4536" w:leader="none"/>
-        <w:tab w:val="right" w:pos="9072" w:leader="none"/>
+        <w:tab w:val="center" w:pos="4536"/>
+        <w:tab w:val="right" w:pos="9072"/>
       </w:tabs>
     </w:pPr>
     <w:rPr>
@@ -5656,18 +6081,17 @@
       <w:szCs w:val="21"/>
     </w:rPr>
   </w:style>
-  <w:style w:type="paragraph" w:styleId="Footer">
-    <w:name w:val="Footer"/>
-    <w:basedOn w:val="Normal"/>
+  <w:style w:type="paragraph" w:styleId="Stopka">
+    <w:name w:val="footer"/>
+    <w:basedOn w:val="Normalny"/>
     <w:link w:val="StopkaZnak"/>
     <w:uiPriority w:val="99"/>
     <w:unhideWhenUsed/>
-    <w:rsid w:val="0093459c"/>
+    <w:rsid w:val="0093459C"/>
     <w:pPr>
       <w:tabs>
-        <w:tab w:val="clear" w:pos="709"/>
-        <w:tab w:val="center" w:pos="4536" w:leader="none"/>
-        <w:tab w:val="right" w:pos="9072" w:leader="none"/>
+        <w:tab w:val="center" w:pos="4536"/>
+        <w:tab w:val="right" w:pos="9072"/>
       </w:tabs>
     </w:pPr>
     <w:rPr>
@@ -5675,43 +6099,19 @@
       <w:szCs w:val="21"/>
     </w:rPr>
   </w:style>
-  <w:style w:type="numbering" w:styleId="Bezlisty" w:default="1">
-    <w:name w:val="Bez listy"/>
-    <w:uiPriority w:val="99"/>
-    <w:semiHidden/>
-    <w:unhideWhenUsed/>
-    <w:qFormat/>
-  </w:style>
-  <w:style w:type="table" w:default="1" w:styleId="Standardowy">
-    <w:name w:val="Normal Table"/>
-    <w:uiPriority w:val="99"/>
-    <w:semiHidden/>
-    <w:unhideWhenUsed/>
-    <w:tblPr>
-      <w:tblCellMar>
-        <w:top w:w="0" w:type="dxa"/>
-        <w:left w:w="108" w:type="dxa"/>
-        <w:bottom w:w="0" w:type="dxa"/>
-        <w:right w:w="108" w:type="dxa"/>
-      </w:tblCellMar>
-    </w:tblPr>
-  </w:style>
   <w:style w:type="table" w:styleId="Tabela-Siatka">
     <w:name w:val="Table Grid"/>
     <w:basedOn w:val="Standardowy"/>
     <w:uiPriority w:val="39"/>
-    <w:rsid w:val="00c02c12"/>
-    <w:pPr>
-      <w:spacing w:after="0" w:line="240" w:lineRule="auto"/>
-    </w:pPr>
+    <w:rsid w:val="00C02C12"/>
     <w:tblPr>
       <w:tblBorders>
-        <w:top w:val="single" w:color="auto" w:sz="4" w:space="0"/>
-        <w:left w:val="single" w:color="auto" w:sz="4" w:space="0"/>
-        <w:bottom w:val="single" w:color="auto" w:sz="4" w:space="0"/>
-        <w:right w:val="single" w:color="auto" w:sz="4" w:space="0"/>
-        <w:insideH w:val="single" w:color="auto" w:sz="4" w:space="0"/>
-        <w:insideV w:val="single" w:color="auto" w:sz="4" w:space="0"/>
+        <w:top w:val="single" w:sz="4" w:space="0" w:color="auto"/>
+        <w:left w:val="single" w:sz="4" w:space="0" w:color="auto"/>
+        <w:bottom w:val="single" w:sz="4" w:space="0" w:color="auto"/>
+        <w:right w:val="single" w:sz="4" w:space="0" w:color="auto"/>
+        <w:insideH w:val="single" w:sz="4" w:space="0" w:color="auto"/>
+        <w:insideV w:val="single" w:sz="4" w:space="0" w:color="auto"/>
       </w:tblBorders>
     </w:tblPr>
   </w:style>
@@ -5719,54 +6119,54 @@
 </file>
 
 <file path=word/theme/theme1.xml><?xml version="1.0" encoding="utf-8"?>
-<a:theme xmlns:a="http://schemas.openxmlformats.org/drawingml/2006/main" xmlns:r="http://schemas.openxmlformats.org/officeDocument/2006/relationships" name="Motyw pakietu Office">
+<a:theme xmlns:a="http://schemas.openxmlformats.org/drawingml/2006/main" name="Motyw pakietu Office">
   <a:themeElements>
     <a:clrScheme name="Pakiet Office">
       <a:dk1>
         <a:srgbClr val="000000"/>
       </a:dk1>
       <a:lt1>
-        <a:srgbClr val="ffffff"/>
+        <a:srgbClr val="FFFFFF"/>
       </a:lt1>
       <a:dk2>
-        <a:srgbClr val="0e2841"/>
+        <a:srgbClr val="0E2841"/>
       </a:dk2>
       <a:lt2>
-        <a:srgbClr val="e8e8e8"/>
+        <a:srgbClr val="E8E8E8"/>
       </a:lt2>
       <a:accent1>
         <a:srgbClr val="156082"/>
       </a:accent1>
       <a:accent2>
-        <a:srgbClr val="e97132"/>
+        <a:srgbClr val="E97132"/>
       </a:accent2>
       <a:accent3>
-        <a:srgbClr val="196b24"/>
+        <a:srgbClr val="196B24"/>
       </a:accent3>
       <a:accent4>
-        <a:srgbClr val="0f9ed5"/>
+        <a:srgbClr val="0F9ED5"/>
       </a:accent4>
       <a:accent5>
-        <a:srgbClr val="a02b93"/>
+        <a:srgbClr val="A02B93"/>
       </a:accent5>
       <a:accent6>
-        <a:srgbClr val="4ea72e"/>
+        <a:srgbClr val="4EA72E"/>
       </a:accent6>
       <a:hlink>
         <a:srgbClr val="467886"/>
       </a:hlink>
       <a:folHlink>
-        <a:srgbClr val="96607d"/>
+        <a:srgbClr val="96607D"/>
       </a:folHlink>
     </a:clrScheme>
     <a:fontScheme name="Pakiet Office">
       <a:majorFont>
-        <a:latin typeface="Aptos Display" panose="02110004020202020204" pitchFamily="0" charset="1"/>
+        <a:latin typeface="Aptos Display" panose="02110004020202020204"/>
         <a:ea typeface=""/>
         <a:cs typeface=""/>
       </a:majorFont>
       <a:minorFont>
-        <a:latin typeface="Aptos" panose="02110004020202020204" pitchFamily="0" charset="1"/>
+        <a:latin typeface="Aptos" panose="02110004020202020204"/>
         <a:ea typeface=""/>
         <a:cs typeface=""/>
       </a:minorFont>
@@ -5798,7 +6198,7 @@
             </a:gs>
           </a:gsLst>
           <a:lin ang="5400000" scaled="0"/>
-          <a:tileRect l="0" t="0" r="0" b="0"/>
+          <a:tileRect/>
         </a:gradFill>
         <a:gradFill>
           <a:gsLst>
@@ -5822,7 +6222,7 @@
             </a:gs>
           </a:gsLst>
           <a:lin ang="5400000" scaled="0"/>
-          <a:tileRect l="0" t="0" r="0" b="0"/>
+          <a:tileRect/>
         </a:gradFill>
       </a:fillStyleLst>
       <a:lnStyleLst>
@@ -5882,10 +6282,12 @@
             </a:gs>
           </a:gsLst>
           <a:lin ang="5400000" scaled="0"/>
-          <a:tileRect l="0" t="0" r="0" b="0"/>
+          <a:tileRect/>
         </a:gradFill>
       </a:bgFillStyleLst>
     </a:fmtScheme>
   </a:themeElements>
+  <a:objectDefaults/>
+  <a:extraClrSchemeLst/>
 </a:theme>
 </file>